--- a/docs/jiangao/《女装设计III》第10周_中国大陆课堂完整讲稿_中文.docx
+++ b/docs/jiangao/《女装设计III》第10周_中国大陆课堂完整讲稿_中文.docx
@@ -34,7 +34,7 @@
         <w:rPr>
           <w:sz w:val="24"/>
         </w:rPr>
-        <w:t>秋冬系列概念 · 外套轴 · 色材计划</w:t>
+        <w:t>秋冬系列概念 · 外套主线 · CMF计划</w:t>
       </w:r>
     </w:p>
     <w:p>
@@ -122,7 +122,7 @@
               <w:rPr>
                 <w:sz w:val="19"/>
               </w:rPr>
-              <w:t>本文件把第10周HTML课件改写为可直接在中国大陆课堂中发言的完整讲稿。页面顺序、案例、教材出处、时间分配、评价权重与证据边界全部沿用课件原文。课件为课堂24页、全部25页（多出的1页为课后查阅的“期末评价连接”）。本周两节课各有一段28分钟实作，讲授时间被压到很短，教师必须严格按页面上的分钟区间报时。</w:t>
+              <w:t>本文件把第10周HTML课件改写为可直接在中国大陆课堂中发言的完整讲稿。页面顺序、案例、教材出处、时间分配、评价权重与证据边界全部沿用课件原文。课件为课堂24页、全部25页（多出的1页为课后查阅的“期末评价连接”）。本周两节课各有一段28分钟实操，讲授时间被压到很短，教师必须严格按页面上的分钟区间报时。</w:t>
             </w:r>
           </w:p>
         </w:tc>
@@ -150,7 +150,7 @@
         <w:pStyle w:val="SpokenText"/>
       </w:pPr>
       <w:r>
-        <w:t>先说今天这句话：秋冬概念必须落实为外套轴、层次关系和色材计划。厚重不是风格标签，而是材料性能、结构空间与身体活动的共同结果。</w:t>
+        <w:t>先说今天这句话：秋冬概念必须落实为外套主线、层次关系和CMF计划。厚重不是风格标签，而是材料性能、结构空间和身体活动的共同结果。</w:t>
       </w:r>
     </w:p>
     <w:p>
@@ -158,7 +158,7 @@
         <w:pStyle w:val="SpokenText"/>
       </w:pPr>
       <w:r>
-        <w:t>今天的问题是：当厚度、重量与保暖成为条件，秋冬概念如何从氛围词转化为可穿的结构决策？</w:t>
+        <w:t>今天的问题是：当厚度、重量和保暖成为条件，秋冬概念如何从氛围词转化为可穿的结构决策？</w:t>
       </w:r>
     </w:p>
     <w:p>
@@ -166,7 +166,7 @@
         <w:pStyle w:val="SpokenText"/>
       </w:pPr>
       <w:r>
-        <w:t>请摊开第09周锁定的五款与删掉的两套，再把上周写下的那个问题——“我的系列转到秋冬时，最不确定的是什么”——抄到今天第一页。今天全程用这五款，不新起主题。</w:t>
+        <w:t>请摊开第09周锁定的五款和删掉的两套，再把上周写下的那个问题——“我的系列转到秋冬时，最不确定的是什么”——抄到今天第一页。今天全程用这五款，不新起主题。</w:t>
       </w:r>
     </w:p>
     <w:p>
@@ -182,7 +182,7 @@
         <w:pStyle w:val="SpokenText"/>
       </w:pPr>
       <w:r>
-        <w:t>还有一句：本周定下来的重量，期末改起来代价最大。因为重量一变，纸样、材料、成本全都要重来。</w:t>
+        <w:t>还有一句：这周定下来的重量，期末改起来代价最大。因为重量一变，纸样、材料、成本全都要重来。</w:t>
       </w:r>
     </w:p>
     <w:p>
@@ -769,7 +769,7 @@
               <w:rPr>
                 <w:sz w:val="18"/>
               </w:rPr>
-              <w:t>第1课时实作：28分钟四阶段（张力·外套轴·剖面·三档草图）</w:t>
+              <w:t>第1课时实操：28分钟四阶段（张力·外套主线·剖面·三档草图）</w:t>
             </w:r>
           </w:p>
         </w:tc>
@@ -786,7 +786,7 @@
               <w:rPr>
                 <w:sz w:val="18"/>
               </w:rPr>
-              <w:t>三档外套草图＋层搭剖面</w:t>
+              <w:t>三档外套草图＋叠穿剖面</w:t>
             </w:r>
           </w:p>
         </w:tc>
@@ -928,7 +928,7 @@
               <w:rPr>
                 <w:sz w:val="18"/>
               </w:rPr>
-              <w:t>第2课时实作：28分钟四阶段（配色·材料·骨架·风险）</w:t>
+              <w:t>第2课时实操：28分钟四阶段（配色·材料·骨架·风险）</w:t>
             </w:r>
           </w:p>
         </w:tc>
@@ -1034,7 +1034,7 @@
               <w:rPr>
                 <w:sz w:val="18"/>
               </w:rPr>
-              <w:t>第11周准备与离堂句</w:t>
+              <w:t>第11周准备与一句话小结</w:t>
             </w:r>
           </w:p>
         </w:tc>
@@ -1051,7 +1051,7 @@
               <w:rPr>
                 <w:sz w:val="18"/>
               </w:rPr>
-              <w:t>写离堂句并提交</w:t>
+              <w:t>写一句话小结并提交</w:t>
             </w:r>
           </w:p>
         </w:tc>
@@ -1071,7 +1071,7 @@
         <w:pStyle w:val="LectureBullet"/>
       </w:pPr>
       <w:r>
-        <w:t>• 学生：第09周锁定的五款与删掉的两套（含删除理由）、上周准备的三张外套参考（标注长度·开合·层搭）、上周写下的那一个问题、色卡或马克笔、A4剖面图纸。</w:t>
+        <w:t>• 学生：第09周锁定的五款与删掉的两套（含删除理由）、上周准备的三张外套参考（标注长度·开合·叠穿）、上周写下的那一个问题、色卡或马克笔、A4剖面图纸。</w:t>
       </w:r>
     </w:p>
     <w:p>
@@ -1079,7 +1079,7 @@
         <w:pStyle w:val="LectureBullet"/>
       </w:pPr>
       <w:r>
-        <w:t>• 教师：28分钟计时器两次、外套长度对照尺（短夹克／臀下／小腿／踝长）、层搭剖面空白模板（身体—内层—中层—外层四条线）、变量矩阵空白表。</w:t>
+        <w:t>• 教师：28分钟计时器两次、外套长度对照尺（短夹克／臀下／小腿／踝长）、叠穿剖面空白模板（身体—内层—中层—外层四条线）、变量矩阵空白表。</w:t>
       </w:r>
     </w:p>
     <w:p>
@@ -1087,7 +1087,7 @@
         <w:pStyle w:val="LectureBullet"/>
       </w:pPr>
       <w:r>
-        <w:t>• 课堂资料：三组秀场并列图（Jil Sander长度分级、Xu Zhi重量递增、Calvin Klein形态分级）只作机制观察，不代表品牌官方版型说明。</w:t>
+        <w:t>• 课堂资料：三组秀场并列图（Jil Sander长度分级、Xu Zhi重量递增、Calvin Klein形态分级）只作原理观察，不代表品牌官方版型说明。</w:t>
       </w:r>
     </w:p>
     <w:p>
@@ -1130,7 +1130,7 @@
         <w:rPr>
           <w:sz w:val="22"/>
         </w:rPr>
-        <w:t>从概念张力到三档外套轴与层搭剖面</w:t>
+        <w:t>从概念张力到三档外套主线与叠穿剖面</w:t>
       </w:r>
     </w:p>
     <w:p>
@@ -1138,7 +1138,7 @@
         <w:pStyle w:val="SlideTitle"/>
       </w:pPr>
       <w:r>
-        <w:t>幻灯片 01｜秋冬概念必须落实为外套轴、层次关系和色材计划</w:t>
+        <w:t>幻灯片 01｜秋冬概念必须落实为外套主线、层次关系和CMF计划</w:t>
       </w:r>
     </w:p>
     <w:p>
@@ -1193,7 +1193,7 @@
         <w:pStyle w:val="SpokenText"/>
       </w:pPr>
       <w:r>
-        <w:t>先看封面这五套。常量是无装饰：五套没有一处贴附装饰，造型全部由剪裁和领口决定。请注意——去掉装饰之后，还能分出五个层级，这才是结构能力。</w:t>
+        <w:t>先看封面这五套。常量是无装饰：五套没有一处贴附装饰，造型全部由剪裁和领口决定。请注意——去掉装饰以后，还能分出五个层级，这才是结构能力。</w:t>
       </w:r>
     </w:p>
     <w:p>
@@ -1217,7 +1217,7 @@
         <w:pStyle w:val="SpokenText"/>
       </w:pPr>
       <w:r>
-        <w:t>角色梯度是：02入口款；01和05连接款；03形象款；04没有外套，用来做对照。</w:t>
+        <w:t>角色梯度是：02引流款；01和05过渡款；03形象款；04没有外套，用来做对照。</w:t>
       </w:r>
     </w:p>
     <w:p>
@@ -1225,7 +1225,7 @@
         <w:pStyle w:val="SpokenText"/>
       </w:pPr>
       <w:r>
-        <w:t>今天要做的，就是给你们的五款也建立这样一条外套轴。</w:t>
+        <w:t>今天要做的，就是给你们的五款也建立这样一条外套主线。</w:t>
       </w:r>
     </w:p>
     <w:p>
@@ -1343,7 +1343,7 @@
         <w:pStyle w:val="SpokenText"/>
       </w:pPr>
       <w:r>
-        <w:t>第九到第十二周是季节系列开发。上周做完春夏再编辑，本周是秋冬系列概念与外套轴。</w:t>
+        <w:t>第九到第十二周是季节系列开发。上周做完春夏再编辑，这周是秋冬系列概念和外套主线。</w:t>
       </w:r>
     </w:p>
     <w:p>
@@ -1351,7 +1351,7 @@
         <w:pStyle w:val="SpokenText"/>
       </w:pPr>
       <w:r>
-        <w:t>下周第11周做秋冬材料、体量与样衣验证，第12周是Gate 3。所以今天定的三档外套，下周就要用真实材料检验。</w:t>
+        <w:t>下周第11周做秋冬材料、体量和样衣验证，第12周是Gate 3。所以今天定的三档外套，下周就要用真实材料检验。</w:t>
       </w:r>
     </w:p>
     <w:tbl>
@@ -1389,7 +1389,7 @@
         <w:pStyle w:val="SlideTitle"/>
       </w:pPr>
       <w:r>
-        <w:t>幻灯片 03｜把秋冬概念，变成一条能算重量的外套轴</w:t>
+        <w:t>幻灯片 03｜把秋冬概念，变成一条能算重量的外套主线</w:t>
       </w:r>
     </w:p>
     <w:p>
@@ -1452,7 +1452,7 @@
         <w:pStyle w:val="SpokenText"/>
       </w:pPr>
       <w:r>
-        <w:t>关键判断是四件事：用什么对立词立概念，也就是概念张力；分几档外套，也就是外套梯度；里面穿得下吗，也就是层搭剖面；颜色占多大面积，也就是色材面积。</w:t>
+        <w:t>关键判断是四件事：用什么对立词立概念，也就是概念张力；分几档外套，也就是外套梯度；里面穿得下吗，也就是叠穿剖面；颜色占多大面积，也就是CMF面积。</w:t>
       </w:r>
     </w:p>
     <w:p>
@@ -1476,7 +1476,7 @@
         <w:pStyle w:val="SpokenText"/>
       </w:pPr>
       <w:r>
-        <w:t>当周成果是四样：秋冬概念句、三档外套轴、层搭剖面，以及一版说得出重量理由的五款色材骨架。说不出为什么这么重，就还没定完。</w:t>
+        <w:t>当周成果是四样：秋冬概念句、三档外套主线、叠穿剖面，还有一版说得出重量理由的五款CMF骨架。说不出为什么这么重，就还没定完。</w:t>
       </w:r>
     </w:p>
     <w:p>
@@ -1484,7 +1484,7 @@
         <w:pStyle w:val="SpokenText"/>
       </w:pPr>
       <w:r>
-        <w:t>提交要求：秋冬概念与外套轴板，含概念张力、品类梯度、色彩比例、材料功能与风险说明。下课前交，缺一项不算完成。</w:t>
+        <w:t>提交要求：秋冬概念和外套主线板，含概念张力、品类梯度、色彩比例、材料功能和风险说明。下课前交，缺一项不算完成。</w:t>
       </w:r>
     </w:p>
     <w:p>
@@ -1547,7 +1547,7 @@
         <w:pStyle w:val="SlideMeta"/>
       </w:pPr>
       <w:r>
-        <w:t>建议时间：3.5分钟（含开场2分钟）　｜　课堂功能：第09周→第10周衔接与术语接续</w:t>
+        <w:t>建议时间：3.5分钟（含开场2分钟）　｜　课堂功能：第09周→第10周衔接与术语衔接</w:t>
       </w:r>
     </w:p>
     <w:tbl>
@@ -1594,7 +1594,7 @@
         <w:pStyle w:val="SpokenText"/>
       </w:pPr>
       <w:r>
-        <w:t>先花两分钟。摊开第09周锁定的五款与删掉的两套，把上周写下的那个问题抄到今天第一页。</w:t>
+        <w:t>先花两分钟。摊开第09周锁定的五款和删掉的两套，把上周写下的那个问题抄到今天第一页。</w:t>
       </w:r>
     </w:p>
     <w:p>
@@ -1602,7 +1602,7 @@
         <w:pStyle w:val="SpokenText"/>
       </w:pPr>
       <w:r>
-        <w:t>第09周回答“春夏这五套怎么编排”；本周回答“把同一套编辑方法转到秋冬，从外套轴出发”。方法不变，条件变了。</w:t>
+        <w:t>第09周回答“春夏这五套怎么编排”；这周回答“把同一套编辑方法转到秋冬，从外套主线出发”。方法不变，条件变了。</w:t>
       </w:r>
     </w:p>
     <w:p>
@@ -1610,7 +1610,7 @@
         <w:pStyle w:val="SpokenText"/>
       </w:pPr>
       <w:r>
-        <w:t>看对照表。锁定的五款——含产品角色与顺序理由——今天变成外套轴的起点：三档外套从这五款里长出来。</w:t>
+        <w:t>看对照表。锁定的五款——含产品角色和顺序理由——今天变成外套主线的起点：三档外套从这五款里长出来。</w:t>
       </w:r>
     </w:p>
     <w:p>
@@ -1626,7 +1626,7 @@
         <w:pStyle w:val="SpokenText"/>
       </w:pPr>
       <w:r>
-        <w:t>上周准备的三张外套参考，标了长度、开合与层搭方式，今天是外套梯度的第一批证据。</w:t>
+        <w:t>上周准备的三张外套参考，标了长度、开合和叠穿方式，今天是外套梯度的第一批证据。</w:t>
       </w:r>
     </w:p>
     <w:p>
@@ -1634,7 +1634,7 @@
         <w:pStyle w:val="SpokenText"/>
       </w:pPr>
       <w:r>
-        <w:t>上周写下的那一个问题，今天是本周概念张力的对立词候选。</w:t>
+        <w:t>上周写下的那一个问题，今天是这周概念张力的对立词候选。</w:t>
       </w:r>
     </w:p>
     <w:p>
@@ -1642,7 +1642,7 @@
         <w:pStyle w:val="SpokenText"/>
       </w:pPr>
       <w:r>
-        <w:t>术语接续：第09周的“产品角色”本周仍叫产品角色；“五款编排”本周进入四项协商——概念张力、外套梯度、层搭剖面、色材面积。</w:t>
+        <w:t>术语衔接：第09周的“产品角色”这周仍叫产品角色；“五款编排”这周进入四项协商——概念张力、外套梯度、叠穿剖面、CMF面积。</w:t>
       </w:r>
     </w:p>
     <w:p>
@@ -1686,7 +1686,7 @@
               <w:rPr>
                 <w:sz w:val="19"/>
               </w:rPr>
-              <w:t>【转场语】 动手之前，先说清楚本周成果落到哪里。</w:t>
+              <w:t>【转场语】 动手之前，先说清楚这周成果落到哪里。</w:t>
             </w:r>
           </w:p>
         </w:tc>
@@ -1760,7 +1760,7 @@
         <w:pStyle w:val="SpokenText"/>
       </w:pPr>
       <w:r>
-        <w:t>课程目标二，原文是“培养学生女装产品的设计能力”。外套梯度与层搭系统，就是把概念变成可开发产品的那一步。</w:t>
+        <w:t>课程目标二，原文是“培养学生女装产品的设计能力”。外套梯度和叠穿系统，就是把概念变成可开发产品的那一步。</w:t>
       </w:r>
     </w:p>
     <w:p>
@@ -1768,7 +1768,7 @@
         <w:pStyle w:val="SpokenText"/>
       </w:pPr>
       <w:r>
-        <w:t>课程目标一，原文是“对女装的美学原理以及设计逻辑有宏观认知”。色彩面积与明度差，属于可计算的美学判断，不是个人偏好。请记住“可计算”三个字——今天的配色是算出来的。</w:t>
+        <w:t>课程目标一，原文是“对女装的美学原理以及设计逻辑有宏观认知”。色彩面积和明度差，属于可计算的美学判断，不是个人偏好。请记住“可计算”三个字——今天的配色是算出来的。</w:t>
       </w:r>
     </w:p>
     <w:p>
@@ -1784,7 +1784,7 @@
         <w:pStyle w:val="SpokenText"/>
       </w:pPr>
       <w:r>
-        <w:t>平时成绩占百分之四十：概念张力图、三档外套轴、层搭剖面与色材计划，计入课堂表现与作业。课堂没留下记录的判断，不计入。</w:t>
+        <w:t>平时成绩占百分之四十：概念张力图、三档外套主线、叠穿剖面和CMF计划，计入课堂表现和作业。课堂没留下记录的判断，不计入。</w:t>
       </w:r>
     </w:p>
     <w:p>
@@ -1792,7 +1792,7 @@
         <w:pStyle w:val="SpokenText"/>
       </w:pPr>
       <w:r>
-        <w:t>期末实践占百分之六十：本周的秋冬骨架进入期末系列。这周定下的重量，期末改起来代价最大——重量一变，纸样和材料全部要重来。</w:t>
+        <w:t>期末实践占百分之六十：这周的秋冬骨架进入期末系列。这周定下的重量，期末改起来代价最大——重量一变，纸样和材料全部要重来。</w:t>
       </w:r>
     </w:p>
     <w:tbl>
@@ -1885,7 +1885,7 @@
         <w:pStyle w:val="SpokenText"/>
       </w:pPr>
       <w:r>
-        <w:t>教材用色相环与明度阶把“配色”拆成两个可测的量：明度差与面积比。</w:t>
+        <w:t>教材用色相环和明度阶把“配色”拆成两个可测的量：明度差和面积比。</w:t>
       </w:r>
     </w:p>
     <w:p>
@@ -1917,7 +1917,7 @@
         <w:pStyle w:val="SpokenText"/>
       </w:pPr>
       <w:r>
-        <w:t>观察任务：先分出主色、辅助色与强调色，再估算三者在整体中的面积比例。现在就在你的五款上做一遍。</w:t>
+        <w:t>观察任务：先分出主色、辅助色和强调色，再估算三者在整体中的面积比例。现在就在你的五款上做一遍。</w:t>
       </w:r>
     </w:p>
     <w:p>
@@ -2035,7 +2035,7 @@
         <w:pStyle w:val="SpokenText"/>
       </w:pPr>
       <w:r>
-        <w:t>色卡本身不是色彩故事——要落到品类、位置与面积上才算成立。</w:t>
+        <w:t>色卡本身不是色彩故事——要落到品类、位置和面积上才算成立。</w:t>
       </w:r>
     </w:p>
     <w:p>
@@ -2051,7 +2051,7 @@
         <w:pStyle w:val="SpokenText"/>
       </w:pPr>
       <w:r>
-        <w:t>再看面积对应：到了款式图上，中性色铺满衣身，高彩色只出现在手套、局部色块与配饰。色卡上的数量比，就是画面上的面积比。这句话请记下来。</w:t>
+        <w:t>再看面积对应：到了款式图上，中性色铺满衣身，高彩色只出现在手套、局部色块和配饰。色卡上的数量比，就是画面上的面积比。这句话请记下来。</w:t>
       </w:r>
     </w:p>
     <w:p>
@@ -2059,7 +2059,7 @@
         <w:pStyle w:val="SpokenText"/>
       </w:pPr>
       <w:r>
-        <w:t>还有材料同框：毛皮与漆面样片和色卡放在一起，因为同一个颜色在不同表面反射下，视觉重量完全不同。第07周说过“同一个米色在平纹布和毛皮上不是一回事”，是同一个道理。</w:t>
+        <w:t>还有材料同框：毛皮和漆面样片和色卡放在一起，因为同一个颜色在不同表面反射下，视觉重量完全不同。第07周说过“同一个米色在平纹布和毛皮上不是一回事”，是同一个道理。</w:t>
       </w:r>
     </w:p>
     <w:p>
@@ -2067,7 +2067,7 @@
         <w:pStyle w:val="SpokenText"/>
       </w:pPr>
       <w:r>
-        <w:t>观察任务：把色卡放回具体品类与位置，说明哪一块承担强调、哪一块承担连接。</w:t>
+        <w:t>观察任务：把色卡放回具体品类和位置，说明哪一块承担强调、哪一块承担连接。</w:t>
       </w:r>
     </w:p>
     <w:p>
@@ -2185,7 +2185,7 @@
         <w:pStyle w:val="SpokenText"/>
       </w:pPr>
       <w:r>
-        <w:t>术语必须能够指导一个动作或判断，否则记住也没用。</w:t>
+        <w:t>术语必须能指导一个动作或判断，否则记住也没用。</w:t>
       </w:r>
     </w:p>
     <w:p>
@@ -2193,7 +2193,7 @@
         <w:pStyle w:val="SpokenText"/>
       </w:pPr>
       <w:r>
-        <w:t>外套轴，Outerwear Spine：以不同长度、重量和角色的外套建立秋冬系列结构骨架。对应的动作是——分档。</w:t>
+        <w:t>外套主线，Outerwear Spine：以不同长度、重量和角色的外套建立秋冬系列结构骨架。对应的动作是——分档。</w:t>
       </w:r>
     </w:p>
     <w:p>
@@ -2201,7 +2201,7 @@
         <w:pStyle w:val="SpokenText"/>
       </w:pPr>
       <w:r>
-        <w:t>层搭空间，Layering Allowance：为内层和中层预留的活动量、厚度与结构空隙。对应的动作是——量余量。</w:t>
+        <w:t>叠穿余量，Layering Allowance：为内层和中层预留的活动量、厚度和结构空隙。对应的动作是——量余量。</w:t>
       </w:r>
     </w:p>
     <w:p>
@@ -2209,7 +2209,7 @@
         <w:pStyle w:val="SpokenText"/>
       </w:pPr>
       <w:r>
-        <w:t>色材计划，CMF Plan：色彩、材料、工艺与品类、位置和面积的系统分配。对应的动作是——算面积。</w:t>
+        <w:t>CMF计划，Colour Material Finish：色彩、材料、工艺和品类、位置和面积的系统分配。对应的动作是——算面积。</w:t>
       </w:r>
     </w:p>
     <w:p>
@@ -2326,7 +2326,7 @@
         <w:pStyle w:val="SpokenText"/>
       </w:pPr>
       <w:r>
-        <w:t>外套梯度乘层搭剖面：外套加长，内层就要减薄；否则围度不够，袖窿先卡住。失败信号是——长大衣画得好看，但里面穿不下中层，只在纸上成立。</w:t>
+        <w:t>外套梯度乘叠穿剖面：外套加长，内层就要减薄；否则围度不够，袖窿先卡住。失败信号是——长大衣画得好看，但里面穿不下中层，只在纸上成立。</w:t>
       </w:r>
     </w:p>
     <w:p>
@@ -2334,7 +2334,7 @@
         <w:pStyle w:val="SpokenText"/>
       </w:pPr>
       <w:r>
-        <w:t>层搭剖面乘活动量：每加一层，肩、袖窿与下摆的活动余量同时下降。失败信号是——层数够了，但抬臂、坐下、系扣任一动作做不出来。</w:t>
+        <w:t>叠穿剖面乘活动量：每加一层，肩、袖窿和下摆的活动余量同时下降。失败信号是——层数够了，但抬臂、坐下、系扣任一动作做不出来。</w:t>
       </w:r>
     </w:p>
     <w:p>
@@ -2342,7 +2342,7 @@
         <w:pStyle w:val="SpokenText"/>
       </w:pPr>
       <w:r>
-        <w:t>色材面积乘重量：深色显轻、浅色显重；同样克重换个颜色，视觉重心就移位。失败信号是——把秋冬等同于深色堆叠，五套看起来一样重。这一条今天最容易犯。</w:t>
+        <w:t>CMF面积乘重量：深色显轻、浅色显重；同样克重换个颜色，视觉重心就移位。失败信号是——把秋冬等同于深色堆叠，五套看起来一样重。这一条今天最容易犯。</w:t>
       </w:r>
     </w:p>
     <w:p>
@@ -2386,7 +2386,7 @@
               <w:rPr>
                 <w:sz w:val="19"/>
               </w:rPr>
-              <w:t>【转场语】 接下来看三组比较，只问机制。</w:t>
+              <w:t>【转场语】 接下来看三组比较，只问原理。</w:t>
             </w:r>
           </w:p>
         </w:tc>
@@ -2397,7 +2397,7 @@
         <w:pStyle w:val="SlideTitle"/>
       </w:pPr>
       <w:r>
-        <w:t>幻灯片 10｜比较要落在设计机制上，不能停在文化标签</w:t>
+        <w:t>幻灯片 10｜比较要落在设计原理上，不能停在文化标签</w:t>
       </w:r>
     </w:p>
     <w:p>
@@ -2405,7 +2405,7 @@
         <w:pStyle w:val="SlideMeta"/>
       </w:pPr>
       <w:r>
-        <w:t>建议时间：2.5分钟　｜　课堂功能：三组机制比较（保暖·分级·识别点）</w:t>
+        <w:t>建议时间：2.5分钟　｜　课堂功能：三组原理比较（保暖·分级·识别点）</w:t>
       </w:r>
     </w:p>
     <w:tbl>
@@ -2460,7 +2460,7 @@
         <w:pStyle w:val="SpokenText"/>
       </w:pPr>
       <w:r>
-        <w:t>第一组，保暖靠什么？一条路是靠层数：多层薄料叠加，活动量随层数下降；另一条是靠单层克重：一件厚外套，里面留空。本周两例：一个用针织加大衣加毛皮层层加码；另一个用一件厚呢，内层只留衬衫。轮到你：你的五款走哪一条？走层数路线的，要先算袖窿余量。</w:t>
+        <w:t>第一组，保暖靠什么？一条路是靠层数：多层薄料叠加，活动量随层数下降；另一条是靠单层克重：一件厚外套，里面留空。这周两例：一个用针织加大衣加毛皮层层加码；另一个用一件厚呢，内层只留衬衫。轮到你：你的五款走哪一条？走层数路线的，要先算袖窿余量。</w:t>
       </w:r>
     </w:p>
     <w:p>
@@ -2594,7 +2594,7 @@
         <w:pStyle w:val="SpokenText"/>
       </w:pPr>
       <w:r>
-        <w:t>常量是边缘：流苏、毛边与未收口的边缘贯穿五套，这是识别点。</w:t>
+        <w:t>常量是边缘：流苏、毛边和未收口的边缘贯穿五套，这是识别点。</w:t>
       </w:r>
     </w:p>
     <w:p>
@@ -2610,7 +2610,7 @@
         <w:pStyle w:val="SpokenText"/>
       </w:pPr>
       <w:r>
-        <w:t>角色梯度是：01入口款，针织；02和04形象款，长外套；05连接款。</w:t>
+        <w:t>角色梯度是：01引流款，针织；02和04形象款，长外套；05过渡款。</w:t>
       </w:r>
     </w:p>
     <w:p>
@@ -2618,7 +2618,7 @@
         <w:pStyle w:val="SpokenText"/>
       </w:pPr>
       <w:r>
-        <w:t>课堂回答：把五套的外套按克重排序，最重与最轻之间差了几层？这个跨度够不够撑起一个秋冬系列？</w:t>
+        <w:t>课堂回答：把五套的外套按克重排序，最重和最轻之间差了几层？这个跨度够不够撑起一个秋冬系列？</w:t>
       </w:r>
     </w:p>
     <w:p>
@@ -2736,7 +2736,7 @@
         <w:pStyle w:val="SpokenText"/>
       </w:pPr>
       <w:r>
-        <w:t>这一组颜色与装饰都被压到最低，外套形态与领的体量成为唯一的分级工具。</w:t>
+        <w:t>这一组颜色和装饰都被压到最低，外套形态和领的体量成为唯一的分级工具。</w:t>
       </w:r>
     </w:p>
     <w:p>
@@ -2744,7 +2744,7 @@
         <w:pStyle w:val="SpokenText"/>
       </w:pPr>
       <w:r>
-        <w:t>常量是双色：黑与米白两色，五套之内没有第三种颜色，也没有任何图案。</w:t>
+        <w:t>常量是双色：黑和米白两色，五套之内没有第三种颜色，也没有任何图案。</w:t>
       </w:r>
     </w:p>
     <w:p>
@@ -2752,7 +2752,7 @@
         <w:pStyle w:val="SpokenText"/>
       </w:pPr>
       <w:r>
-        <w:t>变量一是外套形态：大衣、斗篷、短外套、无外套、连身。请注意——是形态在变，不是长度在变。这与上一个案例正好相反。</w:t>
+        <w:t>变量一是外套形态：大衣、斗篷、短外套、无外套、连身。请注意——是形态在变，不是长度在变。这和上一个案例正好相反。</w:t>
       </w:r>
     </w:p>
     <w:p>
@@ -2768,7 +2768,7 @@
         <w:pStyle w:val="SpokenText"/>
       </w:pPr>
       <w:r>
-        <w:t>角色梯度是：01形象款；02搭配款，斗篷可叠穿；03连接款；04和05入口款。</w:t>
+        <w:t>角色梯度是：01形象款；02搭配款，斗篷可叠穿；03过渡款；04和05引流款。</w:t>
       </w:r>
     </w:p>
     <w:p>
@@ -2776,7 +2776,7 @@
         <w:pStyle w:val="SpokenText"/>
       </w:pPr>
       <w:r>
-        <w:t>课堂回答两个问题：只用黑与米白两色，靠什么把五套分出层级？如果加入第三种颜色，会先破坏哪一项？</w:t>
+        <w:t>课堂回答两个问题：只用黑和米白两色，靠什么把五套分出层级？如果加入第三种颜色，会先破坏哪一项？</w:t>
       </w:r>
     </w:p>
     <w:p>
@@ -2847,7 +2847,7 @@
         <w:pStyle w:val="SlideTitle"/>
       </w:pPr>
       <w:r>
-        <w:t>幻灯片 13｜第1课时实作：28分钟，把概念判断转成第一版可见输出</w:t>
+        <w:t>幻灯片 13｜第1课时实操：28分钟，把概念判断转成第一版可见输出</w:t>
       </w:r>
     </w:p>
     <w:p>
@@ -2855,7 +2855,7 @@
         <w:pStyle w:val="SlideMeta"/>
       </w:pPr>
       <w:r>
-        <w:t>建议时间：28分钟　｜　课堂功能：四阶段实作（张力·外套轴·剖面·三档草图）</w:t>
+        <w:t>建议时间：28分钟　｜　课堂功能：四阶段实操（张力·外套主线·剖面·三档草图）</w:t>
       </w:r>
     </w:p>
     <w:tbl>
@@ -2918,7 +2918,7 @@
         <w:pStyle w:val="SpokenText"/>
       </w:pPr>
       <w:r>
-        <w:t>第二阶段，外套轴诊断：从案例与教科书中区分短、中、长外套的长度、体量和角色。</w:t>
+        <w:t>第二阶段，外套主线诊断：从案例和教科书中区分短、中、长外套的长度、体量和角色。</w:t>
       </w:r>
     </w:p>
     <w:p>
@@ -2926,7 +2926,7 @@
         <w:pStyle w:val="SpokenText"/>
       </w:pPr>
       <w:r>
-        <w:t>第三阶段，层搭剖面：绘制身体、内层、中层、外层的剖面，标出厚度、开合和活动空间。这是今天最容易被跳过的一步，请务必画。</w:t>
+        <w:t>第三阶段，叠穿剖面：绘制身体、内层、中层、外层的剖面，标出厚度、开合和活动空间。这是今天最容易被跳过的一步，请务必画。</w:t>
       </w:r>
     </w:p>
     <w:p>
@@ -2942,7 +2942,7 @@
         <w:pStyle w:val="SpokenText"/>
       </w:pPr>
       <w:r>
-        <w:t>交接第2课时：带着三档外套轴与层搭剖面进入色彩面积与材料配对。没有写出性能理由的材料，不进入配色测试。</w:t>
+        <w:t>交接第2课时：带着三档外套主线和叠穿剖面进入色彩面积和材料配对。没有写出性能理由的材料，不进入配色测试。</w:t>
       </w:r>
     </w:p>
     <w:p>
@@ -2994,7 +2994,7 @@
               <w:rPr>
                 <w:sz w:val="19"/>
               </w:rPr>
-              <w:t>【转场语】 第1课时到此结束。休息之后换算成色彩与材料。</w:t>
+              <w:t>【转场语】 第1课时到此结束。休息以后换算成色彩和材料。</w:t>
             </w:r>
           </w:p>
         </w:tc>
@@ -3032,7 +3032,7 @@
         <w:rPr>
           <w:sz w:val="22"/>
         </w:rPr>
-        <w:t>把外套轴换算成色彩面积、材料性能与可开发的五款骨架</w:t>
+        <w:t>把外套主线换算成色彩面积、材料性能与可开发的五款骨架</w:t>
       </w:r>
     </w:p>
     <w:p>
@@ -3075,7 +3075,7 @@
               <w:rPr>
                 <w:sz w:val="19"/>
               </w:rPr>
-              <w:t>【教师动作｜不发言】 宣布节奏：方法与实验9分钟、实作28分钟、讲评与评价5分钟、预告与离堂3分钟。</w:t>
+              <w:t>【教师动作｜不发言】 宣布节奏：方法与实验9分钟、实操28分钟、讲评与评价5分钟、预告与收尾3分钟。</w:t>
             </w:r>
           </w:p>
         </w:tc>
@@ -3095,7 +3095,7 @@
         <w:pStyle w:val="SpokenText"/>
       </w:pPr>
       <w:r>
-        <w:t>第1课时定下了概念与外套轴；第2课时把它换算成色彩面积、材料性能与可开发的骨架。</w:t>
+        <w:t>第1课时定下了概念与外套主线；第2课时把它换算成色彩面积、材料性能与可开发的骨架。</w:t>
       </w:r>
     </w:p>
     <w:p>
@@ -3103,7 +3103,7 @@
         <w:pStyle w:val="SpokenText"/>
       </w:pPr>
       <w:r>
-        <w:t>节奏是：方法与实验九分钟、实作二十八分钟、讲评与评价五分钟、预告与离堂三分钟。</w:t>
+        <w:t>节奏是：方法与实验九分钟、实操二十八分钟、讲评与评价五分钟、预告与收尾三分钟。</w:t>
       </w:r>
     </w:p>
     <w:tbl>
@@ -3204,7 +3204,7 @@
         <w:pStyle w:val="SpokenText"/>
       </w:pPr>
       <w:r>
-        <w:t>一，包裹：增加身体周围的连续覆盖，测试保护感与活动受限的边界。二，撑开：通过结构层、填充或硬挺材料扩大轮廓内部空间。</w:t>
+        <w:t>一，包裹：增加身体周围的连续覆盖，测试保护感和活动受限的边界。二，撑开：通过结构层、填充或硬挺材料扩大轮廓内部空间。</w:t>
       </w:r>
     </w:p>
     <w:p>
@@ -3212,7 +3212,7 @@
         <w:pStyle w:val="SpokenText"/>
       </w:pPr>
       <w:r>
-        <w:t>三，压缩：用腰带、抽绳或局部收束控制大体量，制造硬壳与柔体的张力。四，叠长：让内、中、外层形成明确长度阶差，而不是随机露出边缘。请注意“而不是随机”——层次是设计出来的，不是穿出来的。</w:t>
+        <w:t>三，压缩：用腰带、抽绳或局部收束控制大体量，制造硬壳和柔体的张力。四，叠长：让内、中、外层形成明确长度阶差，而不是随机露出边缘。请注意“而不是随机”——层次是设计出来的，不是穿出来的。</w:t>
       </w:r>
     </w:p>
     <w:p>
@@ -3228,7 +3228,7 @@
         <w:pStyle w:val="SpokenText"/>
       </w:pPr>
       <w:r>
-        <w:t>七，开合：设计全闭、半开、可拆或可调闭合，连接温度与造型变化。</w:t>
+        <w:t>七，开合：设计全闭、半开、可拆或可调闭合，连接温度和造型变化。</w:t>
       </w:r>
     </w:p>
     <w:p>
@@ -3329,7 +3329,7 @@
         <w:pStyle w:val="SpokenText"/>
       </w:pPr>
       <w:r>
-        <w:t>矩阵用来生成与比较，不要求把所有组合都做成最终款。</w:t>
+        <w:t>矩阵用来生成和比较，不要求把所有组合都做成最终款。</w:t>
       </w:r>
     </w:p>
     <w:p>
@@ -3353,7 +3353,7 @@
         <w:pStyle w:val="SpokenText"/>
       </w:pPr>
       <w:r>
-        <w:t>五套的分配：短、中、长各一套，剩下两套用来做层搭与色彩面积的对照，不要五套都做长外套。这一条每年都有人违反——长大衣画起来最过瘾。</w:t>
+        <w:t>五套的分配：短、中、长各一套，剩下两套用来做叠穿和色彩面积的对照，不要五套都做长外套。这一条每年都有人违反——长大衣画起来最过瘾。</w:t>
       </w:r>
     </w:p>
     <w:p>
@@ -3361,7 +3361,7 @@
         <w:pStyle w:val="SpokenText"/>
       </w:pPr>
       <w:r>
-        <w:t>无效组合举两个例子：“踝长加蓬松加全闭”重量与活动量同时超标；“短夹克加垂坠加可拆”失去御寒理由。写下你删掉的组合与理由。</w:t>
+        <w:t>无效组合举两个例子：“踝长加蓬松加全闭”重量和活动量同时超标；“短夹克加垂坠加可拆”失去御寒理由。写下你删掉的组合和理由。</w:t>
       </w:r>
     </w:p>
     <w:p>
@@ -3479,7 +3479,7 @@
         <w:pStyle w:val="SpokenText"/>
       </w:pPr>
       <w:r>
-        <w:t>基准型是外套原型：固定长度、开合与细节，记录基准材料下的轮廓和活动量。先写死不可改变的三项——长度、闭合、领型。</w:t>
+        <w:t>基准型是外套原型：固定长度、开合和细节，记录基准材料下的轮廓和活动量。先写死不可改变的三项——长度、闭合、领型。</w:t>
       </w:r>
     </w:p>
     <w:p>
@@ -3487,7 +3487,7 @@
         <w:pStyle w:val="SpokenText"/>
       </w:pPr>
       <w:r>
-        <w:t>V1重量变量：只改变材料克重，观察肩线、垂坠、褶量和下摆张力。记录克重从多少到多少，肩线与下摆各下沉几厘米。请注意——要写厘米，不写“稍微下沉”。</w:t>
+        <w:t>V1重量变量：只改变材料克重，观察肩线、垂坠、褶量和下摆张力。记录克重从多少到多少，肩线和下摆各下沉几厘米。请注意——要写厘米，不写“稍微下沉”。</w:t>
       </w:r>
     </w:p>
     <w:p>
@@ -3503,7 +3503,7 @@
         <w:pStyle w:val="SpokenText"/>
       </w:pPr>
       <w:r>
-        <w:t>V3色彩面积：结构不变，仅改变强调色的位置与面积，比较视觉重心。记录强调色从哪一块移到哪一块，视觉重心上移还是下移。</w:t>
+        <w:t>V3色彩面积：结构不变，仅改变强调色的位置和面积，比较视觉重心。记录强调色从哪一块移到哪一块，视觉重心上移还是下移。</w:t>
       </w:r>
     </w:p>
     <w:p>
@@ -3566,7 +3566,7 @@
         <w:pStyle w:val="SlideMeta"/>
       </w:pPr>
       <w:r>
-        <w:t>建议时间：2分钟　｜　课堂功能：五套各占外套轴上的一个位置</w:t>
+        <w:t>建议时间：2分钟　｜　课堂功能：五套各占外套主线上的一个位置</w:t>
       </w:r>
     </w:p>
     <w:tbl>
@@ -3613,7 +3613,7 @@
         <w:pStyle w:val="SpokenText"/>
       </w:pPr>
       <w:r>
-        <w:t>把重量、层数、品类与顺序同时放回系列编排——五套各占外套轴上的一个位置。</w:t>
+        <w:t>把重量、层数、品类和顺序同时放回系列编排——五套各占外套主线上的一个位置。</w:t>
       </w:r>
     </w:p>
     <w:p>
@@ -3621,7 +3621,7 @@
         <w:pStyle w:val="SpokenText"/>
       </w:pPr>
       <w:r>
-        <w:t>造型01短外套、入口款：建立概念的日常入口，强调上身比例与搭配灵活性。</w:t>
+        <w:t>造型01短外套、引流款：建立概念的日常入口，强调上身比例和搭配灵活性。</w:t>
       </w:r>
     </w:p>
     <w:p>
@@ -3629,7 +3629,7 @@
         <w:pStyle w:val="SpokenText"/>
       </w:pPr>
       <w:r>
-        <w:t>造型02中长外套、连接款：连接短外套与长大衣，承担主要穿着场景与层搭功能。</w:t>
+        <w:t>造型02中长外套、过渡款：连接短外套和长大衣，承担主要穿着场景和叠穿功能。</w:t>
       </w:r>
     </w:p>
     <w:p>
@@ -3653,7 +3653,7 @@
         <w:pStyle w:val="SpokenText"/>
       </w:pPr>
       <w:r>
-        <w:t>造型05无外套、搭配款：露出内层结构，证明层搭系统在脱掉外套后仍然成立。这一套很关键——脱掉外套还成立，才叫层搭系统。</w:t>
+        <w:t>造型05无外套、搭配款：露出内层结构，证明叠穿系统在脱掉外套后仍然成立。这一套很关键——脱掉外套还成立，才叫叠穿系统。</w:t>
       </w:r>
     </w:p>
     <w:p>
@@ -3661,7 +3661,7 @@
         <w:pStyle w:val="SpokenText"/>
       </w:pPr>
       <w:r>
-        <w:t>检查方法：把任意一套抽走，外套轴上出现哪一段空白？没有空白的那一套，就是多余的。</w:t>
+        <w:t>检查方法：把任意一套抽走，外套主线上出现哪一段空白？没有空白的那一套，就是多余的。</w:t>
       </w:r>
     </w:p>
     <w:p>
@@ -3705,7 +3705,7 @@
               <w:rPr>
                 <w:sz w:val="19"/>
               </w:rPr>
-              <w:t>【转场语】 现在用二十八分钟完成配色、材料、骨架与风险。</w:t>
+              <w:t>【转场语】 现在用二十八分钟完成配色、材料、骨架和风险。</w:t>
             </w:r>
           </w:p>
         </w:tc>
@@ -3716,7 +3716,7 @@
         <w:pStyle w:val="SlideTitle"/>
       </w:pPr>
       <w:r>
-        <w:t>幻灯片 19｜第2课时实作：28分钟，完成实验、编辑、同伴反馈与锁定</w:t>
+        <w:t>幻灯片 19｜第2课时实操：28分钟，完成实验、编辑、同伴反馈与锁定</w:t>
       </w:r>
     </w:p>
     <w:p>
@@ -3724,7 +3724,7 @@
         <w:pStyle w:val="SlideMeta"/>
       </w:pPr>
       <w:r>
-        <w:t>建议时间：28分钟　｜　课堂功能：四阶段实作（配色·材料·骨架·风险）</w:t>
+        <w:t>建议时间：28分钟　｜　课堂功能：四阶段实操（配色·材料·骨架·风险）</w:t>
       </w:r>
     </w:p>
     <w:tbl>
@@ -3795,7 +3795,7 @@
         <w:pStyle w:val="SpokenText"/>
       </w:pPr>
       <w:r>
-        <w:t>第三阶段，五套骨架：配置外套、内搭和下装，使重量、长度与色彩形成系列梯度。</w:t>
+        <w:t>第三阶段，五套骨架：配置外套、内搭和下装，使重量、长度和色彩形成系列梯度。</w:t>
       </w:r>
     </w:p>
     <w:p>
@@ -3803,7 +3803,7 @@
         <w:pStyle w:val="SpokenText"/>
       </w:pPr>
       <w:r>
-        <w:t>第四阶段，风险审查：标出活动受限、过重、过热、材料冲突与不可制造风险，并提出一项修正。</w:t>
+        <w:t>第四阶段，风险审查：标出活动受限、过重、过热、材料冲突和不可制造风险，并提出一项修正。</w:t>
       </w:r>
     </w:p>
     <w:p>
@@ -3811,7 +3811,7 @@
         <w:pStyle w:val="SpokenText"/>
       </w:pPr>
       <w:r>
-        <w:t>交接第11周：概念张力、外套轴与色材骨架，是材料与坯样验证的输入。没有风险说明的品类，下周不做样片。</w:t>
+        <w:t>交接第11周：概念张力、外套主线和CMF骨架，是材料和坯样验证的输入。没有风险说明的品类，下周不做样片。</w:t>
       </w:r>
     </w:p>
     <w:p>
@@ -3945,7 +3945,7 @@
         <w:pStyle w:val="SpokenText"/>
       </w:pPr>
       <w:r>
-        <w:t>第二，三档外套轴：短、中、长外套统一比例草图与产品角色说明。不合格的样子是三档比例不统一，无法直接比较长度与体量。</w:t>
+        <w:t>第二，三档外套主线：短、中、长外套统一比例草图和产品角色说明。不合格的样子是三档比例不统一，无法直接比较长度和体量。</w:t>
       </w:r>
     </w:p>
     <w:p>
@@ -3953,7 +3953,7 @@
         <w:pStyle w:val="SpokenText"/>
       </w:pPr>
       <w:r>
-        <w:t>第三，色材计划与层搭剖面：主辅色比例、材料性能、表面处理和三层关系。不合格的样子是只有色卡没有面积比例，或剖面看不出三层厚度。</w:t>
+        <w:t>第三，CMF计划和叠穿剖面：主辅色比例、材料性能、表面处理和三层关系。不合格的样子是只有色卡没有面积比例，或剖面看不出三层厚度。</w:t>
       </w:r>
     </w:p>
     <w:p>
@@ -3961,7 +3961,7 @@
         <w:pStyle w:val="SpokenText"/>
       </w:pPr>
       <w:r>
-        <w:t>第四，五套秋冬骨架：显示外套节奏、层搭关系、品类分配与风险标注。不合格的样子是五套里有两套落在同一档外套长度上。</w:t>
+        <w:t>第四，五套秋冬骨架：显示外套节奏、叠穿关系、品类分配和风险标注。不合格的样子是五套里有两套落在同一档外套长度上。</w:t>
       </w:r>
     </w:p>
     <w:p>
@@ -4079,7 +4079,7 @@
         <w:pStyle w:val="SpokenText"/>
       </w:pPr>
       <w:r>
-        <w:t>证据：你的判断在图、样片或系列编排的哪里？本周指向是——指出外套轴上的具体档位与造型编号，不能只说“整体偏厚”。</w:t>
+        <w:t>证据：你的判断在图、样片或系列编排的哪里？这周指向是——指出外套主线上的具体档位和造型编号，不能只说“整体偏厚”。</w:t>
       </w:r>
     </w:p>
     <w:p>
@@ -4087,7 +4087,7 @@
         <w:pStyle w:val="SpokenText"/>
       </w:pPr>
       <w:r>
-        <w:t>因果：这个形式为何回应主题、身体或市场条件？本周指向是——说明这个厚度、层数回应的是气候、场景还是产品角色。</w:t>
+        <w:t>因果：这个形式为何回应主题、身体或市场条件？这周指向是——说明这个厚度、层数回应的是气候、场景还是产品角色。</w:t>
       </w:r>
     </w:p>
     <w:p>
@@ -4095,7 +4095,7 @@
         <w:pStyle w:val="SpokenText"/>
       </w:pPr>
       <w:r>
-        <w:t>取舍：应该保留、删除、替换还是补位？本周指向是——若删掉这一档，外套轴出现空白还是重复？</w:t>
+        <w:t>取舍：应该保留、删除、替换还是补位？这周指向是——若删掉这一档，外套主线出现空白还是重复？</w:t>
       </w:r>
     </w:p>
     <w:p>
@@ -4103,7 +4103,7 @@
         <w:pStyle w:val="SpokenText"/>
       </w:pPr>
       <w:r>
-        <w:t>行动：下一版具体改变哪个变量，如何验证？本周指向是——指定矩阵中的一行，说明改动后层搭余量如何复验。</w:t>
+        <w:t>行动：下一版具体改变哪个变量，如何验证？这周指向是——指定矩阵中的一行，说明改动后叠穿余量如何复验。</w:t>
       </w:r>
     </w:p>
     <w:p>
@@ -4147,7 +4147,7 @@
               <w:rPr>
                 <w:sz w:val="19"/>
               </w:rPr>
-              <w:t>【转场语】 本周怎么判定合格？</w:t>
+              <w:t>【转场语】 这周怎么判定合格？</w:t>
             </w:r>
           </w:p>
         </w:tc>
@@ -4221,7 +4221,7 @@
         <w:pStyle w:val="SpokenText"/>
       </w:pPr>
       <w:r>
-        <w:t>概念张力与当代性占百分之二十：命题清楚，并能转化为结构和材料决策。</w:t>
+        <w:t>概念张力和当代性占百分之二十：命题清楚，并能转化为结构和材料决策。</w:t>
       </w:r>
     </w:p>
     <w:p>
@@ -4229,7 +4229,7 @@
         <w:pStyle w:val="SpokenText"/>
       </w:pPr>
       <w:r>
-        <w:t>外套轴与体量占百分之二十五：短、中、长品类角色明确，身体空间合理。</w:t>
+        <w:t>外套主线和体量占百分之二十五：短、中、长品类角色明确，身体空间合理。</w:t>
       </w:r>
     </w:p>
     <w:p>
@@ -4237,7 +4237,7 @@
         <w:pStyle w:val="SpokenText"/>
       </w:pPr>
       <w:r>
-        <w:t>色彩与材料计划占百分之二十五：色材选择有性能依据，面积与位置受控。这两项各占四分之一，是本周权重最高的两块。</w:t>
+        <w:t>色彩和材料计划占百分之二十五：CMF选择有性能依据，面积和位置受控。这两项各占四分之一，是这周权重最高的两块。</w:t>
       </w:r>
     </w:p>
     <w:p>
@@ -4245,7 +4245,7 @@
         <w:pStyle w:val="SpokenText"/>
       </w:pPr>
       <w:r>
-        <w:t>层搭与穿着功能占百分之十五：厚度、活动量、温度与开合形成系统。</w:t>
+        <w:t>叠穿和穿着功能占百分之十五：厚度、活动量、温度和开合形成系统。</w:t>
       </w:r>
     </w:p>
     <w:p>
@@ -4346,7 +4346,7 @@
         <w:pStyle w:val="SpokenText"/>
       </w:pPr>
       <w:r>
-        <w:t>下周不重讲方法，直接用你这周锁定的三档外套开始——材料必须从本周提交物中取用。</w:t>
+        <w:t>下周不重讲方法，直接用你这周锁定的三档外套开始——材料必须从这周提交物中取用。</w:t>
       </w:r>
     </w:p>
     <w:p>
@@ -4354,7 +4354,7 @@
         <w:pStyle w:val="SpokenText"/>
       </w:pPr>
       <w:r>
-        <w:t>带上三档外套轴：短、中、长各一张，标注长度、闭合与目标克重。下周要用真实材料检验这三档能不能站住。</w:t>
+        <w:t>带上三档外套主线：短、中、长各一张，标注长度、闭合和目标克重。下周要用真实材料检验这三档能不能站住。</w:t>
       </w:r>
     </w:p>
     <w:p>
@@ -4362,7 +4362,7 @@
         <w:pStyle w:val="SpokenText"/>
       </w:pPr>
       <w:r>
-        <w:t>带上层搭剖面：内、中、外三层的厚度与活动余量记录。请记住这句——纸上够用的余量，样片上常常不够。</w:t>
+        <w:t>带上叠穿剖面：内、中、外三层的厚度和活动余量记录。请记住这句——纸上够用的余量，样片上常常不够。</w:t>
       </w:r>
     </w:p>
     <w:p>
@@ -4370,7 +4370,7 @@
         <w:pStyle w:val="SpokenText"/>
       </w:pPr>
       <w:r>
-        <w:t>准备材料候选：为每一档准备两块面料小样，注明克重、手感与来源。没有小样就无法做对照拍摄。</w:t>
+        <w:t>准备材料候选：为每一档准备两块面料小样，注明克重、手感和来源。没有小样就无法做对照拍摄。</w:t>
       </w:r>
     </w:p>
     <w:p>
@@ -4422,7 +4422,7 @@
               <w:rPr>
                 <w:sz w:val="19"/>
               </w:rPr>
-              <w:t>【转场语】 最后请每人写一句离堂句。</w:t>
+              <w:t>【转场语】 最后请每人写一句一句话小结。</w:t>
             </w:r>
           </w:p>
         </w:tc>
@@ -4496,7 +4496,7 @@
         <w:pStyle w:val="SpokenText"/>
       </w:pPr>
       <w:r>
-        <w:t>本周四条结论：第一，秋冬不是深色加厚，而是身体、气候、材料与结构的协商。</w:t>
+        <w:t>这周四条结论：第一，秋冬不是深色加厚，而是身体、气候、材料和结构的协商。</w:t>
       </w:r>
     </w:p>
     <w:p>
@@ -4504,7 +4504,7 @@
         <w:pStyle w:val="SpokenText"/>
       </w:pPr>
       <w:r>
-        <w:t>第二，外套轴决定系列骨架，短、中、长必须承担不同角色。</w:t>
+        <w:t>第二，外套主线决定系列骨架，短、中、长必须承担不同角色。</w:t>
       </w:r>
     </w:p>
     <w:p>
@@ -4512,7 +4512,7 @@
         <w:pStyle w:val="SpokenText"/>
       </w:pPr>
       <w:r>
-        <w:t>第三，色材必须绑定品类、位置、面积与性能，不能停留在色卡和面料样。</w:t>
+        <w:t>第三，CMF必须绑定品类、位置、面积和性能，不能停留在色卡和面料样。</w:t>
       </w:r>
     </w:p>
     <w:p>
@@ -4520,7 +4520,7 @@
         <w:pStyle w:val="SpokenText"/>
       </w:pPr>
       <w:r>
-        <w:t>第四，真正的层搭设计先计算空间和活动，再谈视觉丰富。</w:t>
+        <w:t>第四，真正的叠穿设计先计算空间和活动，再谈视觉丰富。</w:t>
       </w:r>
     </w:p>
     <w:p>
@@ -4528,7 +4528,7 @@
         <w:pStyle w:val="SpokenText"/>
       </w:pPr>
       <w:r>
-        <w:t>概念与外套轴板下课前交，缺一项不算完成。下课。</w:t>
+        <w:t>概念和外套主线板下课前交，缺一项不算完成。下课。</w:t>
       </w:r>
     </w:p>
     <w:p>
@@ -4578,7 +4578,7 @@
         <w:pStyle w:val="LectureBullet"/>
       </w:pPr>
       <w:r>
-        <w:t>• 第1课时实作：“二十八分钟。前六分钟只写概念张力——两个对立词，不是两个近义词。”／“还剩六分钟，三档外套草图，不画装饰。”</w:t>
+        <w:t>• 第1课时实操：“二十八分钟。前六分钟只写概念张力——两个对立词，不是两个近义词。”／“还剩六分钟，三档外套草图，不画装饰。”</w:t>
       </w:r>
     </w:p>
     <w:p>
@@ -4586,7 +4586,7 @@
         <w:pStyle w:val="LectureBullet"/>
       </w:pPr>
       <w:r>
-        <w:t>• 第2课时实作：“二十八分钟。前六分钟做三种配色方案，三种都要做。”／“还剩六分钟，标出风险并提出一项修正。没有风险说明的品类，下周不做样片。”</w:t>
+        <w:t>• 第2课时实操：“二十八分钟。前六分钟做三种配色方案，三种都要做。”／“还剩六分钟，标出风险并提出一项修正。没有风险说明的品类，下周不做样片。”</w:t>
       </w:r>
     </w:p>
     <w:p>
@@ -4594,7 +4594,7 @@
         <w:pStyle w:val="LectureBullet"/>
       </w:pPr>
       <w:r>
-        <w:t>• 讲评：“证据、判断、动作。请指出是外套轴上的哪一档。”</w:t>
+        <w:t>• 讲评：“证据、判断、动作。请指出是外套主线上的哪一档。”</w:t>
       </w:r>
     </w:p>
     <w:p>
@@ -4619,7 +4619,7 @@
         <w:pStyle w:val="LectureBullet"/>
       </w:pPr>
       <w:r>
-        <w:t>• “五套都做长大衣可以吗” → “不行。短、中、长各一套，剩下两套做层搭与色彩面积的对照。”</w:t>
+        <w:t>• “五套都做长大衣可以吗” → “不行。短、中、长各一套，剩下两套做叠穿与色彩面积的对照。”</w:t>
       </w:r>
     </w:p>
     <w:p>
@@ -4651,7 +4651,7 @@
         <w:pStyle w:val="LectureBullet"/>
       </w:pPr>
       <w:r>
-        <w:t>• “无外套那一套是不是可以省掉” → “不能。脱掉外套还成立，才证明层搭系统成立。”</w:t>
+        <w:t>• “无外套那一套是不是可以省掉” → “不能。脱掉外套还成立，才证明叠穿系统成立。”</w:t>
       </w:r>
     </w:p>
     <w:p>
@@ -4668,7 +4668,7 @@
         <w:pStyle w:val="LectureBullet"/>
       </w:pPr>
       <w:r>
-        <w:t>• 比较三位设计师时只问机制与代价，不问“哪一种更东方”；案例含上海时装周与欧美品牌，避免用地域给设计水平排序。</w:t>
+        <w:t>• 比较三位设计师时只问原理与代价，不问“哪一种更东方”；案例含上海时装周与欧美品牌，避免用地域给设计水平排序。</w:t>
       </w:r>
     </w:p>
     <w:p>
@@ -4717,7 +4717,7 @@
         <w:pStyle w:val="LectureBullet"/>
       </w:pPr>
       <w:r>
-        <w:t>• 秀场并列图只作机制观察（常量、变量、角色），不代表品牌官方版型说明。</w:t>
+        <w:t>• 秀场并列图只作原理观察（常量、变量、角色），不代表品牌官方版型说明。</w:t>
       </w:r>
     </w:p>
     <w:p>
@@ -4769,7 +4769,7 @@
         <w:rPr>
           <w:sz w:val="20"/>
         </w:rPr>
-        <w:t>第10周｜秋冬系列概念与外套轴</w:t>
+        <w:t>第10周｜秋冬系列概念与外套主线</w:t>
       </w:r>
     </w:p>
     <w:p>
@@ -4785,7 +4785,7 @@
         <w:pStyle w:val="SpokenText"/>
       </w:pPr>
       <w:r>
-        <w:t>第10周讲稿结束：概念张力 → 外套梯度 → 层搭剖面 → 色材面积 → 五款秋冬骨架。</w:t>
+        <w:t>第10周讲稿结束：概念张力 → 外套梯度 → 叠穿剖面 → CMF面积 → 五款秋冬骨架。</w:t>
       </w:r>
     </w:p>
     <w:sectPr>

--- a/docs/jiangao/《女装设计III》第10周_中国大陆课堂完整讲稿_中文.docx
+++ b/docs/jiangao/《女装设计III》第10周_中国大陆课堂完整讲稿_中文.docx
@@ -98,36 +98,18 @@
         <w:t>面向韩国籍教师在中国大陆高校授课的中文口语化版本</w:t>
       </w:r>
     </w:p>
-    <w:tbl>
-      <w:tblPr>
-        <w:tblStyle w:val="TableGrid"/>
-        <w:tblW w:type="auto" w:w="0"/>
-        <w:tblLook w:firstColumn="1" w:firstRow="1" w:lastColumn="0" w:lastRow="0" w:noHBand="0" w:noVBand="1" w:val="04A0"/>
-      </w:tblPr>
-      <w:tblGrid>
-        <w:gridCol w:w="9524"/>
-      </w:tblGrid>
-      <w:tr>
-        <w:tc>
-          <w:tcPr>
-            <w:tcW w:type="dxa" w:w="9524"/>
-            <w:shd w:val="clear" w:fill="F2F2F2"/>
-          </w:tcPr>
-          <w:p>
-            <w:pPr>
-              <w:pStyle w:val="LectureBullet"/>
-            </w:pPr>
-            <w:r/>
-            <w:r>
-              <w:rPr>
-                <w:sz w:val="19"/>
-              </w:rPr>
-              <w:t>本文件把第10周HTML课件改写为可直接在中国大陆课堂中发言的完整讲稿。页面顺序、案例、教材出处、时间分配、评价权重与证据边界全部沿用课件原文。课件为课堂24页、全部25页（多出的1页为课后查阅的“期末评价连接”）。本周两节课各有一段28分钟实操，讲授时间被压到很短，教师必须严格按页面上的分钟区间报时。</w:t>
-            </w:r>
-          </w:p>
-        </w:tc>
-      </w:tr>
-    </w:tbl>
+    <w:p>
+      <w:pPr>
+        <w:pStyle w:val="LectureBullet"/>
+      </w:pPr>
+      <w:r/>
+      <w:r>
+        <w:rPr>
+          <w:sz w:val="19"/>
+        </w:rPr>
+        <w:t>本文件把第10周HTML课件改写为可直接在中国大陆课堂中发言的完整讲稿。页面顺序、案例、教材出处、时间分配、评价权重与证据边界全部沿用课件原文。课件为课堂24页、全部25页（多出的1页为课后查阅的“期末评价连接”）。本周两节课各有一段28分钟实操，讲授时间被压到很短，教师必须严格按页面上的分钟区间报时。</w:t>
+      </w:r>
+    </w:p>
     <w:p>
       <w:pPr/>
       <w:r>
@@ -194,869 +176,585 @@
         <w:t>【90分钟主线建议】</w:t>
       </w:r>
     </w:p>
-    <w:tbl>
-      <w:tblPr>
-        <w:tblStyle w:val="TableGrid"/>
-        <w:tblW w:type="auto" w:w="0"/>
-        <w:tblLook w:firstColumn="1" w:firstRow="1" w:lastColumn="0" w:lastRow="0" w:noHBand="0" w:noVBand="1" w:val="04A0"/>
-      </w:tblPr>
-      <w:tblGrid>
-        <w:gridCol w:w="3175"/>
-        <w:gridCol w:w="3175"/>
-        <w:gridCol w:w="3175"/>
-      </w:tblGrid>
-      <w:tr>
-        <w:tc>
-          <w:tcPr>
-            <w:tcW w:type="dxa" w:w="3175"/>
-          </w:tcPr>
-          <w:p>
-            <w:pPr>
-              <w:pStyle w:val="LectureBullet"/>
-            </w:pPr>
-            <w:r/>
-            <w:r>
-              <w:rPr>
-                <w:b/>
-                <w:sz w:val="18"/>
-              </w:rPr>
-              <w:t>时间</w:t>
-            </w:r>
-          </w:p>
-        </w:tc>
-        <w:tc>
-          <w:tcPr>
-            <w:tcW w:type="dxa" w:w="3175"/>
-          </w:tcPr>
-          <w:p>
-            <w:pPr>
-              <w:pStyle w:val="LectureBullet"/>
-            </w:pPr>
-            <w:r/>
-            <w:r>
-              <w:rPr>
-                <w:b/>
-                <w:sz w:val="18"/>
-              </w:rPr>
-              <w:t>内容</w:t>
-            </w:r>
-          </w:p>
-        </w:tc>
-        <w:tc>
-          <w:tcPr>
-            <w:tcW w:type="dxa" w:w="3175"/>
-          </w:tcPr>
-          <w:p>
-            <w:pPr>
-              <w:pStyle w:val="LectureBullet"/>
-            </w:pPr>
-            <w:r/>
-            <w:r>
-              <w:rPr>
-                <w:b/>
-                <w:sz w:val="18"/>
-              </w:rPr>
-              <w:t>学生动作</w:t>
-            </w:r>
-          </w:p>
-        </w:tc>
-      </w:tr>
-      <w:tr>
-        <w:tc>
-          <w:tcPr>
-            <w:tcW w:type="dxa" w:w="3175"/>
-          </w:tcPr>
-          <w:p>
-            <w:pPr>
-              <w:pStyle w:val="LectureBullet"/>
-            </w:pPr>
-            <w:r/>
-            <w:r>
-              <w:rPr>
-                <w:sz w:val="18"/>
-              </w:rPr>
-              <w:t>0–2分钟</w:t>
-            </w:r>
-          </w:p>
-        </w:tc>
-        <w:tc>
-          <w:tcPr>
-            <w:tcW w:type="dxa" w:w="3175"/>
-          </w:tcPr>
-          <w:p>
-            <w:pPr>
-              <w:pStyle w:val="LectureBullet"/>
-            </w:pPr>
-            <w:r/>
-            <w:r>
-              <w:rPr>
-                <w:sz w:val="18"/>
-              </w:rPr>
-              <w:t>封面与十六周总图</w:t>
-            </w:r>
-          </w:p>
-        </w:tc>
-        <w:tc>
-          <w:tcPr>
-            <w:tcW w:type="dxa" w:w="3175"/>
-          </w:tcPr>
-          <w:p>
-            <w:pPr>
-              <w:pStyle w:val="LectureBullet"/>
-            </w:pPr>
-            <w:r/>
-            <w:r>
-              <w:rPr>
-                <w:sz w:val="18"/>
-              </w:rPr>
-              <w:t>摊开上周五款与删掉的两套</w:t>
-            </w:r>
-          </w:p>
-        </w:tc>
-      </w:tr>
-      <w:tr>
-        <w:tc>
-          <w:tcPr>
-            <w:tcW w:type="dxa" w:w="3175"/>
-          </w:tcPr>
-          <w:p>
-            <w:pPr>
-              <w:pStyle w:val="LectureBullet"/>
-            </w:pPr>
-            <w:r/>
-            <w:r>
-              <w:rPr>
-                <w:sz w:val="18"/>
-              </w:rPr>
-              <w:t>2–5分钟</w:t>
-            </w:r>
-          </w:p>
-        </w:tc>
-        <w:tc>
-          <w:tcPr>
-            <w:tcW w:type="dxa" w:w="3175"/>
-          </w:tcPr>
-          <w:p>
-            <w:pPr>
-              <w:pStyle w:val="LectureBullet"/>
-            </w:pPr>
-            <w:r/>
-            <w:r>
-              <w:rPr>
-                <w:sz w:val="18"/>
-              </w:rPr>
-              <w:t>学习目标：四件事要一起决定</w:t>
-            </w:r>
-          </w:p>
-        </w:tc>
-        <w:tc>
-          <w:tcPr>
-            <w:tcW w:type="dxa" w:w="3175"/>
-          </w:tcPr>
-          <w:p>
-            <w:pPr>
-              <w:pStyle w:val="LectureBullet"/>
-            </w:pPr>
-            <w:r/>
-            <w:r>
-              <w:rPr>
-                <w:sz w:val="18"/>
-              </w:rPr>
-              <w:t>确认四项判断与提交规格</w:t>
-            </w:r>
-          </w:p>
-        </w:tc>
-      </w:tr>
-      <w:tr>
-        <w:tc>
-          <w:tcPr>
-            <w:tcW w:type="dxa" w:w="3175"/>
-          </w:tcPr>
-          <w:p>
-            <w:pPr>
-              <w:pStyle w:val="LectureBullet"/>
-            </w:pPr>
-            <w:r/>
-            <w:r>
-              <w:rPr>
-                <w:sz w:val="18"/>
-              </w:rPr>
-              <w:t>5–9分钟</w:t>
-            </w:r>
-          </w:p>
-        </w:tc>
-        <w:tc>
-          <w:tcPr>
-            <w:tcW w:type="dxa" w:w="3175"/>
-          </w:tcPr>
-          <w:p>
-            <w:pPr>
-              <w:pStyle w:val="LectureBullet"/>
-            </w:pPr>
-            <w:r/>
-            <w:r>
-              <w:rPr>
-                <w:sz w:val="18"/>
-              </w:rPr>
-              <w:t>第09周→本周衔接页（含开场2分钟）</w:t>
-            </w:r>
-          </w:p>
-        </w:tc>
-        <w:tc>
-          <w:tcPr>
-            <w:tcW w:type="dxa" w:w="3175"/>
-          </w:tcPr>
-          <w:p>
-            <w:pPr>
-              <w:pStyle w:val="LectureBullet"/>
-            </w:pPr>
-            <w:r/>
-            <w:r>
-              <w:rPr>
-                <w:sz w:val="18"/>
-              </w:rPr>
-              <w:t>把上周那个问题抄到第一页</w:t>
-            </w:r>
-          </w:p>
-        </w:tc>
-      </w:tr>
-      <w:tr>
-        <w:tc>
-          <w:tcPr>
-            <w:tcW w:type="dxa" w:w="3175"/>
-          </w:tcPr>
-          <w:p>
-            <w:pPr>
-              <w:pStyle w:val="LectureBullet"/>
-            </w:pPr>
-            <w:r/>
-            <w:r>
-              <w:rPr>
-                <w:sz w:val="18"/>
-              </w:rPr>
-              <w:t>9–12分钟</w:t>
-            </w:r>
-          </w:p>
-        </w:tc>
-        <w:tc>
-          <w:tcPr>
-            <w:tcW w:type="dxa" w:w="3175"/>
-          </w:tcPr>
-          <w:p>
-            <w:pPr>
-              <w:pStyle w:val="LectureBullet"/>
-            </w:pPr>
-            <w:r/>
-            <w:r>
-              <w:rPr>
-                <w:sz w:val="18"/>
-              </w:rPr>
-              <w:t>大纲对照：本周输出落到哪里、如何计分</w:t>
-            </w:r>
-          </w:p>
-        </w:tc>
-        <w:tc>
-          <w:tcPr>
-            <w:tcW w:type="dxa" w:w="3175"/>
-          </w:tcPr>
-          <w:p>
-            <w:pPr>
-              <w:pStyle w:val="LectureBullet"/>
-            </w:pPr>
-            <w:r/>
-            <w:r>
-              <w:rPr>
-                <w:sz w:val="18"/>
-              </w:rPr>
-              <w:t>—</w:t>
-            </w:r>
-          </w:p>
-        </w:tc>
-      </w:tr>
-      <w:tr>
-        <w:tc>
-          <w:tcPr>
-            <w:tcW w:type="dxa" w:w="3175"/>
-          </w:tcPr>
-          <w:p>
-            <w:pPr>
-              <w:pStyle w:val="LectureBullet"/>
-            </w:pPr>
-            <w:r/>
-            <w:r>
-              <w:rPr>
-                <w:sz w:val="18"/>
-              </w:rPr>
-              <w:t>12–15分钟</w:t>
-            </w:r>
-          </w:p>
-        </w:tc>
-        <w:tc>
-          <w:tcPr>
-            <w:tcW w:type="dxa" w:w="3175"/>
-          </w:tcPr>
-          <w:p>
-            <w:pPr>
-              <w:pStyle w:val="LectureBullet"/>
-            </w:pPr>
-            <w:r/>
-            <w:r>
-              <w:rPr>
-                <w:sz w:val="18"/>
-              </w:rPr>
-              <w:t>教材证据一：明度差与面积比（70/20/10）</w:t>
-            </w:r>
-          </w:p>
-        </w:tc>
-        <w:tc>
-          <w:tcPr>
-            <w:tcW w:type="dxa" w:w="3175"/>
-          </w:tcPr>
-          <w:p>
-            <w:pPr>
-              <w:pStyle w:val="LectureBullet"/>
-            </w:pPr>
-            <w:r/>
-            <w:r>
-              <w:rPr>
-                <w:sz w:val="18"/>
-              </w:rPr>
-              <w:t>分出主色·辅助色·强调色</w:t>
-            </w:r>
-          </w:p>
-        </w:tc>
-      </w:tr>
-      <w:tr>
-        <w:tc>
-          <w:tcPr>
-            <w:tcW w:type="dxa" w:w="3175"/>
-          </w:tcPr>
-          <w:p>
-            <w:pPr>
-              <w:pStyle w:val="LectureBullet"/>
-            </w:pPr>
-            <w:r/>
-            <w:r>
-              <w:rPr>
-                <w:sz w:val="18"/>
-              </w:rPr>
-              <w:t>15–18分钟</w:t>
-            </w:r>
-          </w:p>
-        </w:tc>
-        <w:tc>
-          <w:tcPr>
-            <w:tcW w:type="dxa" w:w="3175"/>
-          </w:tcPr>
-          <w:p>
-            <w:pPr>
-              <w:pStyle w:val="LectureBullet"/>
-            </w:pPr>
-            <w:r/>
-            <w:r>
-              <w:rPr>
-                <w:sz w:val="18"/>
-              </w:rPr>
-              <w:t>教材证据二：色彩故事必须落到品类与位置</w:t>
-            </w:r>
-          </w:p>
-        </w:tc>
-        <w:tc>
-          <w:tcPr>
-            <w:tcW w:type="dxa" w:w="3175"/>
-          </w:tcPr>
-          <w:p>
-            <w:pPr>
-              <w:pStyle w:val="LectureBullet"/>
-            </w:pPr>
-            <w:r/>
-            <w:r>
-              <w:rPr>
-                <w:sz w:val="18"/>
-              </w:rPr>
-              <w:t>把色卡放回具体品类</w:t>
-            </w:r>
-          </w:p>
-        </w:tc>
-      </w:tr>
-      <w:tr>
-        <w:tc>
-          <w:tcPr>
-            <w:tcW w:type="dxa" w:w="3175"/>
-          </w:tcPr>
-          <w:p>
-            <w:pPr>
-              <w:pStyle w:val="LectureBullet"/>
-            </w:pPr>
-            <w:r/>
-            <w:r>
-              <w:rPr>
-                <w:sz w:val="18"/>
-              </w:rPr>
-              <w:t>18–20分钟</w:t>
-            </w:r>
-          </w:p>
-        </w:tc>
-        <w:tc>
-          <w:tcPr>
-            <w:tcW w:type="dxa" w:w="3175"/>
-          </w:tcPr>
-          <w:p>
-            <w:pPr>
-              <w:pStyle w:val="LectureBullet"/>
-            </w:pPr>
-            <w:r/>
-            <w:r>
-              <w:rPr>
-                <w:sz w:val="18"/>
-              </w:rPr>
-              <w:t>核心词汇四个术语</w:t>
-            </w:r>
-          </w:p>
-        </w:tc>
-        <w:tc>
-          <w:tcPr>
-            <w:tcW w:type="dxa" w:w="3175"/>
-          </w:tcPr>
-          <w:p>
-            <w:pPr>
-              <w:pStyle w:val="LectureBullet"/>
-            </w:pPr>
-            <w:r/>
-            <w:r>
-              <w:rPr>
-                <w:sz w:val="18"/>
-              </w:rPr>
-              <w:t>记下四个术语对应的动作</w:t>
-            </w:r>
-          </w:p>
-        </w:tc>
-      </w:tr>
-      <w:tr>
-        <w:tc>
-          <w:tcPr>
-            <w:tcW w:type="dxa" w:w="3175"/>
-          </w:tcPr>
-          <w:p>
-            <w:pPr>
-              <w:pStyle w:val="LectureBullet"/>
-            </w:pPr>
-            <w:r/>
-            <w:r>
-              <w:rPr>
-                <w:sz w:val="18"/>
-              </w:rPr>
-              <w:t>20–22分钟</w:t>
-            </w:r>
-          </w:p>
-        </w:tc>
-        <w:tc>
-          <w:tcPr>
-            <w:tcW w:type="dxa" w:w="3175"/>
-          </w:tcPr>
-          <w:p>
-            <w:pPr>
-              <w:pStyle w:val="LectureBullet"/>
-            </w:pPr>
-            <w:r/>
-            <w:r>
-              <w:rPr>
-                <w:sz w:val="18"/>
-              </w:rPr>
-              <w:t>概念模型：四项争夺同一份重量</w:t>
-            </w:r>
-          </w:p>
-        </w:tc>
-        <w:tc>
-          <w:tcPr>
-            <w:tcW w:type="dxa" w:w="3175"/>
-          </w:tcPr>
-          <w:p>
-            <w:pPr>
-              <w:pStyle w:val="LectureBullet"/>
-            </w:pPr>
-            <w:r/>
-            <w:r>
-              <w:rPr>
-                <w:sz w:val="18"/>
-              </w:rPr>
-              <w:t>确定先牺牲哪一项</w:t>
-            </w:r>
-          </w:p>
-        </w:tc>
-      </w:tr>
-      <w:tr>
-        <w:tc>
-          <w:tcPr>
-            <w:tcW w:type="dxa" w:w="3175"/>
-          </w:tcPr>
-          <w:p>
-            <w:pPr>
-              <w:pStyle w:val="LectureBullet"/>
-            </w:pPr>
-            <w:r/>
-            <w:r>
-              <w:rPr>
-                <w:sz w:val="18"/>
-              </w:rPr>
-              <w:t>22–27分钟</w:t>
-            </w:r>
-          </w:p>
-        </w:tc>
-        <w:tc>
-          <w:tcPr>
-            <w:tcW w:type="dxa" w:w="3175"/>
-          </w:tcPr>
-          <w:p>
-            <w:pPr>
-              <w:pStyle w:val="LectureBullet"/>
-            </w:pPr>
-            <w:r/>
-            <w:r>
-              <w:rPr>
-                <w:sz w:val="18"/>
-              </w:rPr>
-              <w:t>比较判断、设计师案例A（重量）与B（形态）</w:t>
-            </w:r>
-          </w:p>
-        </w:tc>
-        <w:tc>
-          <w:tcPr>
-            <w:tcW w:type="dxa" w:w="3175"/>
-          </w:tcPr>
-          <w:p>
-            <w:pPr>
-              <w:pStyle w:val="LectureBullet"/>
-            </w:pPr>
-            <w:r/>
-            <w:r>
-              <w:rPr>
-                <w:sz w:val="18"/>
-              </w:rPr>
-              <w:t>确定自己的三档用哪种分级</w:t>
-            </w:r>
-          </w:p>
-        </w:tc>
-      </w:tr>
-      <w:tr>
-        <w:tc>
-          <w:tcPr>
-            <w:tcW w:type="dxa" w:w="3175"/>
-          </w:tcPr>
-          <w:p>
-            <w:pPr>
-              <w:pStyle w:val="LectureBullet"/>
-            </w:pPr>
-            <w:r/>
-            <w:r>
-              <w:rPr>
-                <w:sz w:val="18"/>
-              </w:rPr>
-              <w:t>27–45分钟</w:t>
-            </w:r>
-          </w:p>
-        </w:tc>
-        <w:tc>
-          <w:tcPr>
-            <w:tcW w:type="dxa" w:w="3175"/>
-          </w:tcPr>
-          <w:p>
-            <w:pPr>
-              <w:pStyle w:val="LectureBullet"/>
-            </w:pPr>
-            <w:r/>
-            <w:r>
-              <w:rPr>
-                <w:sz w:val="18"/>
-              </w:rPr>
-              <w:t>第1课时实操：28分钟四阶段（张力·外套主线·剖面·三档草图）</w:t>
-            </w:r>
-          </w:p>
-        </w:tc>
-        <w:tc>
-          <w:tcPr>
-            <w:tcW w:type="dxa" w:w="3175"/>
-          </w:tcPr>
-          <w:p>
-            <w:pPr>
-              <w:pStyle w:val="LectureBullet"/>
-            </w:pPr>
-            <w:r/>
-            <w:r>
-              <w:rPr>
-                <w:sz w:val="18"/>
-              </w:rPr>
-              <w:t>三档外套草图＋叠穿剖面</w:t>
-            </w:r>
-          </w:p>
-        </w:tc>
-      </w:tr>
-      <w:tr>
-        <w:tc>
-          <w:tcPr>
-            <w:tcW w:type="dxa" w:w="3175"/>
-          </w:tcPr>
-          <w:p>
-            <w:pPr>
-              <w:pStyle w:val="LectureBullet"/>
-            </w:pPr>
-            <w:r/>
-            <w:r>
-              <w:rPr>
-                <w:sz w:val="18"/>
-              </w:rPr>
-              <w:t>45–46分钟</w:t>
-            </w:r>
-          </w:p>
-        </w:tc>
-        <w:tc>
-          <w:tcPr>
-            <w:tcW w:type="dxa" w:w="3175"/>
-          </w:tcPr>
-          <w:p>
-            <w:pPr>
-              <w:pStyle w:val="LectureBullet"/>
-            </w:pPr>
-            <w:r/>
-            <w:r>
-              <w:rPr>
-                <w:sz w:val="18"/>
-              </w:rPr>
-              <w:t>第2课时开场：从判断换算成色彩、材料与骨架</w:t>
-            </w:r>
-          </w:p>
-        </w:tc>
-        <w:tc>
-          <w:tcPr>
-            <w:tcW w:type="dxa" w:w="3175"/>
-          </w:tcPr>
-          <w:p>
-            <w:pPr>
-              <w:pStyle w:val="LectureBullet"/>
-            </w:pPr>
-            <w:r/>
-            <w:r>
-              <w:rPr>
-                <w:sz w:val="18"/>
-              </w:rPr>
-              <w:t>—</w:t>
-            </w:r>
-          </w:p>
-        </w:tc>
-      </w:tr>
-      <w:tr>
-        <w:tc>
-          <w:tcPr>
-            <w:tcW w:type="dxa" w:w="3175"/>
-          </w:tcPr>
-          <w:p>
-            <w:pPr>
-              <w:pStyle w:val="LectureBullet"/>
-            </w:pPr>
-            <w:r/>
-            <w:r>
-              <w:rPr>
-                <w:sz w:val="18"/>
-              </w:rPr>
-              <w:t>46–54分钟</w:t>
-            </w:r>
-          </w:p>
-        </w:tc>
-        <w:tc>
-          <w:tcPr>
-            <w:tcW w:type="dxa" w:w="3175"/>
-          </w:tcPr>
-          <w:p>
-            <w:pPr>
-              <w:pStyle w:val="LectureBullet"/>
-            </w:pPr>
-            <w:r/>
-            <w:r>
-              <w:rPr>
-                <w:sz w:val="18"/>
-              </w:rPr>
-              <w:t>操作动词八个、变量矩阵、受控实验、系列应用</w:t>
-            </w:r>
-          </w:p>
-        </w:tc>
-        <w:tc>
-          <w:tcPr>
-            <w:tcW w:type="dxa" w:w="3175"/>
-          </w:tcPr>
-          <w:p>
-            <w:pPr>
-              <w:pStyle w:val="LectureBullet"/>
-            </w:pPr>
-            <w:r/>
-            <w:r>
-              <w:rPr>
-                <w:sz w:val="18"/>
-              </w:rPr>
-              <w:t>锁定外套长度一行，只移动一格</w:t>
-            </w:r>
-          </w:p>
-        </w:tc>
-      </w:tr>
-      <w:tr>
-        <w:tc>
-          <w:tcPr>
-            <w:tcW w:type="dxa" w:w="3175"/>
-          </w:tcPr>
-          <w:p>
-            <w:pPr>
-              <w:pStyle w:val="LectureBullet"/>
-            </w:pPr>
-            <w:r/>
-            <w:r>
-              <w:rPr>
-                <w:sz w:val="18"/>
-              </w:rPr>
-              <w:t>54–82分钟</w:t>
-            </w:r>
-          </w:p>
-        </w:tc>
-        <w:tc>
-          <w:tcPr>
-            <w:tcW w:type="dxa" w:w="3175"/>
-          </w:tcPr>
-          <w:p>
-            <w:pPr>
-              <w:pStyle w:val="LectureBullet"/>
-            </w:pPr>
-            <w:r/>
-            <w:r>
-              <w:rPr>
-                <w:sz w:val="18"/>
-              </w:rPr>
-              <w:t>第2课时实操：28分钟四阶段（配色·材料·骨架·风险）</w:t>
-            </w:r>
-          </w:p>
-        </w:tc>
-        <w:tc>
-          <w:tcPr>
-            <w:tcW w:type="dxa" w:w="3175"/>
-          </w:tcPr>
-          <w:p>
-            <w:pPr>
-              <w:pStyle w:val="LectureBullet"/>
-            </w:pPr>
-            <w:r/>
-            <w:r>
-              <w:rPr>
-                <w:sz w:val="18"/>
-              </w:rPr>
-              <w:t>五款骨架＋风险标注</w:t>
-            </w:r>
-          </w:p>
-        </w:tc>
-      </w:tr>
-      <w:tr>
-        <w:tc>
-          <w:tcPr>
-            <w:tcW w:type="dxa" w:w="3175"/>
-          </w:tcPr>
-          <w:p>
-            <w:pPr>
-              <w:pStyle w:val="LectureBullet"/>
-            </w:pPr>
-            <w:r/>
-            <w:r>
-              <w:rPr>
-                <w:sz w:val="18"/>
-              </w:rPr>
-              <w:t>82–87分钟</w:t>
-            </w:r>
-          </w:p>
-        </w:tc>
-        <w:tc>
-          <w:tcPr>
-            <w:tcW w:type="dxa" w:w="3175"/>
-          </w:tcPr>
-          <w:p>
-            <w:pPr>
-              <w:pStyle w:val="LectureBullet"/>
-            </w:pPr>
-            <w:r/>
-            <w:r>
-              <w:rPr>
-                <w:sz w:val="18"/>
-              </w:rPr>
-              <w:t>提交证据四类、同伴讲评、形成性评价</w:t>
-            </w:r>
-          </w:p>
-        </w:tc>
-        <w:tc>
-          <w:tcPr>
-            <w:tcW w:type="dxa" w:w="3175"/>
-          </w:tcPr>
-          <w:p>
-            <w:pPr>
-              <w:pStyle w:val="LectureBullet"/>
-            </w:pPr>
-            <w:r/>
-            <w:r>
-              <w:rPr>
-                <w:sz w:val="18"/>
-              </w:rPr>
-              <w:t>按四类证据自查板面</w:t>
-            </w:r>
-          </w:p>
-        </w:tc>
-      </w:tr>
-      <w:tr>
-        <w:tc>
-          <w:tcPr>
-            <w:tcW w:type="dxa" w:w="3175"/>
-          </w:tcPr>
-          <w:p>
-            <w:pPr>
-              <w:pStyle w:val="LectureBullet"/>
-            </w:pPr>
-            <w:r/>
-            <w:r>
-              <w:rPr>
-                <w:sz w:val="18"/>
-              </w:rPr>
-              <w:t>87–90分钟</w:t>
-            </w:r>
-          </w:p>
-        </w:tc>
-        <w:tc>
-          <w:tcPr>
-            <w:tcW w:type="dxa" w:w="3175"/>
-          </w:tcPr>
-          <w:p>
-            <w:pPr>
-              <w:pStyle w:val="LectureBullet"/>
-            </w:pPr>
-            <w:r/>
-            <w:r>
-              <w:rPr>
-                <w:sz w:val="18"/>
-              </w:rPr>
-              <w:t>第11周准备与一句话小结</w:t>
-            </w:r>
-          </w:p>
-        </w:tc>
-        <w:tc>
-          <w:tcPr>
-            <w:tcW w:type="dxa" w:w="3175"/>
-          </w:tcPr>
-          <w:p>
-            <w:pPr>
-              <w:pStyle w:val="LectureBullet"/>
-            </w:pPr>
-            <w:r/>
-            <w:r>
-              <w:rPr>
-                <w:sz w:val="18"/>
-              </w:rPr>
-              <w:t>写一句话小结并提交</w:t>
-            </w:r>
-          </w:p>
-        </w:tc>
-      </w:tr>
-    </w:tbl>
+    <w:p>
+      <w:pPr>
+        <w:pStyle w:val="LectureBullet"/>
+      </w:pPr>
+      <w:r/>
+      <w:r>
+        <w:rPr>
+          <w:b/>
+          <w:sz w:val="18"/>
+        </w:rPr>
+        <w:t>时间</w:t>
+      </w:r>
+    </w:p>
+    <w:p>
+      <w:pPr>
+        <w:pStyle w:val="LectureBullet"/>
+      </w:pPr>
+      <w:r/>
+      <w:r>
+        <w:rPr>
+          <w:b/>
+          <w:sz w:val="18"/>
+        </w:rPr>
+        <w:t>内容</w:t>
+      </w:r>
+    </w:p>
+    <w:p>
+      <w:pPr>
+        <w:pStyle w:val="LectureBullet"/>
+      </w:pPr>
+      <w:r/>
+      <w:r>
+        <w:rPr>
+          <w:b/>
+          <w:sz w:val="18"/>
+        </w:rPr>
+        <w:t>学生动作</w:t>
+      </w:r>
+    </w:p>
+    <w:p>
+      <w:pPr>
+        <w:pStyle w:val="LectureBullet"/>
+      </w:pPr>
+      <w:r/>
+      <w:r>
+        <w:rPr>
+          <w:sz w:val="18"/>
+        </w:rPr>
+        <w:t>0–2分钟</w:t>
+      </w:r>
+    </w:p>
+    <w:p>
+      <w:pPr>
+        <w:pStyle w:val="LectureBullet"/>
+      </w:pPr>
+      <w:r/>
+      <w:r>
+        <w:rPr>
+          <w:sz w:val="18"/>
+        </w:rPr>
+        <w:t>封面与十六周总图</w:t>
+      </w:r>
+    </w:p>
+    <w:p>
+      <w:pPr>
+        <w:pStyle w:val="LectureBullet"/>
+      </w:pPr>
+      <w:r/>
+      <w:r>
+        <w:rPr>
+          <w:sz w:val="18"/>
+        </w:rPr>
+        <w:t>摊开上周五款与删掉的两套</w:t>
+      </w:r>
+    </w:p>
+    <w:p>
+      <w:pPr>
+        <w:pStyle w:val="LectureBullet"/>
+      </w:pPr>
+      <w:r/>
+      <w:r>
+        <w:rPr>
+          <w:sz w:val="18"/>
+        </w:rPr>
+        <w:t>2–5分钟</w:t>
+      </w:r>
+    </w:p>
+    <w:p>
+      <w:pPr>
+        <w:pStyle w:val="LectureBullet"/>
+      </w:pPr>
+      <w:r/>
+      <w:r>
+        <w:rPr>
+          <w:sz w:val="18"/>
+        </w:rPr>
+        <w:t>学习目标：四件事要一起决定</w:t>
+      </w:r>
+    </w:p>
+    <w:p>
+      <w:pPr>
+        <w:pStyle w:val="LectureBullet"/>
+      </w:pPr>
+      <w:r/>
+      <w:r>
+        <w:rPr>
+          <w:sz w:val="18"/>
+        </w:rPr>
+        <w:t>确认四项判断与提交规格</w:t>
+      </w:r>
+    </w:p>
+    <w:p>
+      <w:pPr>
+        <w:pStyle w:val="LectureBullet"/>
+      </w:pPr>
+      <w:r/>
+      <w:r>
+        <w:rPr>
+          <w:sz w:val="18"/>
+        </w:rPr>
+        <w:t>5–9分钟</w:t>
+      </w:r>
+    </w:p>
+    <w:p>
+      <w:pPr>
+        <w:pStyle w:val="LectureBullet"/>
+      </w:pPr>
+      <w:r/>
+      <w:r>
+        <w:rPr>
+          <w:sz w:val="18"/>
+        </w:rPr>
+        <w:t>第09周→本周衔接页（含开场2分钟）</w:t>
+      </w:r>
+    </w:p>
+    <w:p>
+      <w:pPr>
+        <w:pStyle w:val="LectureBullet"/>
+      </w:pPr>
+      <w:r/>
+      <w:r>
+        <w:rPr>
+          <w:sz w:val="18"/>
+        </w:rPr>
+        <w:t>把上周那个问题抄到第一页</w:t>
+      </w:r>
+    </w:p>
+    <w:p>
+      <w:pPr>
+        <w:pStyle w:val="LectureBullet"/>
+      </w:pPr>
+      <w:r/>
+      <w:r>
+        <w:rPr>
+          <w:sz w:val="18"/>
+        </w:rPr>
+        <w:t>9–12分钟</w:t>
+      </w:r>
+    </w:p>
+    <w:p>
+      <w:pPr>
+        <w:pStyle w:val="LectureBullet"/>
+      </w:pPr>
+      <w:r/>
+      <w:r>
+        <w:rPr>
+          <w:sz w:val="18"/>
+        </w:rPr>
+        <w:t>大纲对照：本周输出落到哪里、如何计分</w:t>
+      </w:r>
+    </w:p>
+    <w:p>
+      <w:pPr>
+        <w:pStyle w:val="LectureBullet"/>
+      </w:pPr>
+      <w:r/>
+      <w:r>
+        <w:rPr>
+          <w:sz w:val="18"/>
+        </w:rPr>
+        <w:t>—</w:t>
+      </w:r>
+    </w:p>
+    <w:p>
+      <w:pPr>
+        <w:pStyle w:val="LectureBullet"/>
+      </w:pPr>
+      <w:r/>
+      <w:r>
+        <w:rPr>
+          <w:sz w:val="18"/>
+        </w:rPr>
+        <w:t>12–15分钟</w:t>
+      </w:r>
+    </w:p>
+    <w:p>
+      <w:pPr>
+        <w:pStyle w:val="LectureBullet"/>
+      </w:pPr>
+      <w:r/>
+      <w:r>
+        <w:rPr>
+          <w:sz w:val="18"/>
+        </w:rPr>
+        <w:t>教材证据一：明度差与面积比（70/20/10）</w:t>
+      </w:r>
+    </w:p>
+    <w:p>
+      <w:pPr>
+        <w:pStyle w:val="LectureBullet"/>
+      </w:pPr>
+      <w:r/>
+      <w:r>
+        <w:rPr>
+          <w:sz w:val="18"/>
+        </w:rPr>
+        <w:t>分出主色·辅助色·强调色</w:t>
+      </w:r>
+    </w:p>
+    <w:p>
+      <w:pPr>
+        <w:pStyle w:val="LectureBullet"/>
+      </w:pPr>
+      <w:r/>
+      <w:r>
+        <w:rPr>
+          <w:sz w:val="18"/>
+        </w:rPr>
+        <w:t>15–18分钟</w:t>
+      </w:r>
+    </w:p>
+    <w:p>
+      <w:pPr>
+        <w:pStyle w:val="LectureBullet"/>
+      </w:pPr>
+      <w:r/>
+      <w:r>
+        <w:rPr>
+          <w:sz w:val="18"/>
+        </w:rPr>
+        <w:t>教材证据二：色彩故事必须落到品类与位置</w:t>
+      </w:r>
+    </w:p>
+    <w:p>
+      <w:pPr>
+        <w:pStyle w:val="LectureBullet"/>
+      </w:pPr>
+      <w:r/>
+      <w:r>
+        <w:rPr>
+          <w:sz w:val="18"/>
+        </w:rPr>
+        <w:t>把色卡放回具体品类</w:t>
+      </w:r>
+    </w:p>
+    <w:p>
+      <w:pPr>
+        <w:pStyle w:val="LectureBullet"/>
+      </w:pPr>
+      <w:r/>
+      <w:r>
+        <w:rPr>
+          <w:sz w:val="18"/>
+        </w:rPr>
+        <w:t>18–20分钟</w:t>
+      </w:r>
+    </w:p>
+    <w:p>
+      <w:pPr>
+        <w:pStyle w:val="LectureBullet"/>
+      </w:pPr>
+      <w:r/>
+      <w:r>
+        <w:rPr>
+          <w:sz w:val="18"/>
+        </w:rPr>
+        <w:t>核心词汇四个术语</w:t>
+      </w:r>
+    </w:p>
+    <w:p>
+      <w:pPr>
+        <w:pStyle w:val="LectureBullet"/>
+      </w:pPr>
+      <w:r/>
+      <w:r>
+        <w:rPr>
+          <w:sz w:val="18"/>
+        </w:rPr>
+        <w:t>记下四个术语对应的动作</w:t>
+      </w:r>
+    </w:p>
+    <w:p>
+      <w:pPr>
+        <w:pStyle w:val="LectureBullet"/>
+      </w:pPr>
+      <w:r/>
+      <w:r>
+        <w:rPr>
+          <w:sz w:val="18"/>
+        </w:rPr>
+        <w:t>20–22分钟</w:t>
+      </w:r>
+    </w:p>
+    <w:p>
+      <w:pPr>
+        <w:pStyle w:val="LectureBullet"/>
+      </w:pPr>
+      <w:r/>
+      <w:r>
+        <w:rPr>
+          <w:sz w:val="18"/>
+        </w:rPr>
+        <w:t>概念模型：四项争夺同一份重量</w:t>
+      </w:r>
+    </w:p>
+    <w:p>
+      <w:pPr>
+        <w:pStyle w:val="LectureBullet"/>
+      </w:pPr>
+      <w:r/>
+      <w:r>
+        <w:rPr>
+          <w:sz w:val="18"/>
+        </w:rPr>
+        <w:t>确定先牺牲哪一项</w:t>
+      </w:r>
+    </w:p>
+    <w:p>
+      <w:pPr>
+        <w:pStyle w:val="LectureBullet"/>
+      </w:pPr>
+      <w:r/>
+      <w:r>
+        <w:rPr>
+          <w:sz w:val="18"/>
+        </w:rPr>
+        <w:t>22–27分钟</w:t>
+      </w:r>
+    </w:p>
+    <w:p>
+      <w:pPr>
+        <w:pStyle w:val="LectureBullet"/>
+      </w:pPr>
+      <w:r/>
+      <w:r>
+        <w:rPr>
+          <w:sz w:val="18"/>
+        </w:rPr>
+        <w:t>比较判断、设计师案例A（重量）与B（形态）</w:t>
+      </w:r>
+    </w:p>
+    <w:p>
+      <w:pPr>
+        <w:pStyle w:val="LectureBullet"/>
+      </w:pPr>
+      <w:r/>
+      <w:r>
+        <w:rPr>
+          <w:sz w:val="18"/>
+        </w:rPr>
+        <w:t>确定自己的三档用哪种分级</w:t>
+      </w:r>
+    </w:p>
+    <w:p>
+      <w:pPr>
+        <w:pStyle w:val="LectureBullet"/>
+      </w:pPr>
+      <w:r/>
+      <w:r>
+        <w:rPr>
+          <w:sz w:val="18"/>
+        </w:rPr>
+        <w:t>27–45分钟</w:t>
+      </w:r>
+    </w:p>
+    <w:p>
+      <w:pPr>
+        <w:pStyle w:val="LectureBullet"/>
+      </w:pPr>
+      <w:r/>
+      <w:r>
+        <w:rPr>
+          <w:sz w:val="18"/>
+        </w:rPr>
+        <w:t>第1课时实操：28分钟四阶段（张力·外套主线·剖面·三档草图）</w:t>
+      </w:r>
+    </w:p>
+    <w:p>
+      <w:pPr>
+        <w:pStyle w:val="LectureBullet"/>
+      </w:pPr>
+      <w:r/>
+      <w:r>
+        <w:rPr>
+          <w:sz w:val="18"/>
+        </w:rPr>
+        <w:t>三档外套草图＋叠穿剖面</w:t>
+      </w:r>
+    </w:p>
+    <w:p>
+      <w:pPr>
+        <w:pStyle w:val="LectureBullet"/>
+      </w:pPr>
+      <w:r/>
+      <w:r>
+        <w:rPr>
+          <w:sz w:val="18"/>
+        </w:rPr>
+        <w:t>45–46分钟</w:t>
+      </w:r>
+    </w:p>
+    <w:p>
+      <w:pPr>
+        <w:pStyle w:val="LectureBullet"/>
+      </w:pPr>
+      <w:r/>
+      <w:r>
+        <w:rPr>
+          <w:sz w:val="18"/>
+        </w:rPr>
+        <w:t>第2课时开场：从判断换算成色彩、材料与骨架</w:t>
+      </w:r>
+    </w:p>
+    <w:p>
+      <w:pPr>
+        <w:pStyle w:val="LectureBullet"/>
+      </w:pPr>
+      <w:r/>
+      <w:r>
+        <w:rPr>
+          <w:sz w:val="18"/>
+        </w:rPr>
+        <w:t>—</w:t>
+      </w:r>
+    </w:p>
+    <w:p>
+      <w:pPr>
+        <w:pStyle w:val="LectureBullet"/>
+      </w:pPr>
+      <w:r/>
+      <w:r>
+        <w:rPr>
+          <w:sz w:val="18"/>
+        </w:rPr>
+        <w:t>46–54分钟</w:t>
+      </w:r>
+    </w:p>
+    <w:p>
+      <w:pPr>
+        <w:pStyle w:val="LectureBullet"/>
+      </w:pPr>
+      <w:r/>
+      <w:r>
+        <w:rPr>
+          <w:sz w:val="18"/>
+        </w:rPr>
+        <w:t>操作动词八个、变量矩阵、受控实验、系列应用</w:t>
+      </w:r>
+    </w:p>
+    <w:p>
+      <w:pPr>
+        <w:pStyle w:val="LectureBullet"/>
+      </w:pPr>
+      <w:r/>
+      <w:r>
+        <w:rPr>
+          <w:sz w:val="18"/>
+        </w:rPr>
+        <w:t>锁定外套长度一行，只移动一格</w:t>
+      </w:r>
+    </w:p>
+    <w:p>
+      <w:pPr>
+        <w:pStyle w:val="LectureBullet"/>
+      </w:pPr>
+      <w:r/>
+      <w:r>
+        <w:rPr>
+          <w:sz w:val="18"/>
+        </w:rPr>
+        <w:t>54–82分钟</w:t>
+      </w:r>
+    </w:p>
+    <w:p>
+      <w:pPr>
+        <w:pStyle w:val="LectureBullet"/>
+      </w:pPr>
+      <w:r/>
+      <w:r>
+        <w:rPr>
+          <w:sz w:val="18"/>
+        </w:rPr>
+        <w:t>第2课时实操：28分钟四阶段（配色·材料·骨架·风险）</w:t>
+      </w:r>
+    </w:p>
+    <w:p>
+      <w:pPr>
+        <w:pStyle w:val="LectureBullet"/>
+      </w:pPr>
+      <w:r/>
+      <w:r>
+        <w:rPr>
+          <w:sz w:val="18"/>
+        </w:rPr>
+        <w:t>五款骨架＋风险标注</w:t>
+      </w:r>
+    </w:p>
+    <w:p>
+      <w:pPr>
+        <w:pStyle w:val="LectureBullet"/>
+      </w:pPr>
+      <w:r/>
+      <w:r>
+        <w:rPr>
+          <w:sz w:val="18"/>
+        </w:rPr>
+        <w:t>82–87分钟</w:t>
+      </w:r>
+    </w:p>
+    <w:p>
+      <w:pPr>
+        <w:pStyle w:val="LectureBullet"/>
+      </w:pPr>
+      <w:r/>
+      <w:r>
+        <w:rPr>
+          <w:sz w:val="18"/>
+        </w:rPr>
+        <w:t>提交证据四类、同伴讲评、形成性评价</w:t>
+      </w:r>
+    </w:p>
+    <w:p>
+      <w:pPr>
+        <w:pStyle w:val="LectureBullet"/>
+      </w:pPr>
+      <w:r/>
+      <w:r>
+        <w:rPr>
+          <w:sz w:val="18"/>
+        </w:rPr>
+        <w:t>按四类证据自查板面</w:t>
+      </w:r>
+    </w:p>
+    <w:p>
+      <w:pPr>
+        <w:pStyle w:val="LectureBullet"/>
+      </w:pPr>
+      <w:r/>
+      <w:r>
+        <w:rPr>
+          <w:sz w:val="18"/>
+        </w:rPr>
+        <w:t>87–90分钟</w:t>
+      </w:r>
+    </w:p>
+    <w:p>
+      <w:pPr>
+        <w:pStyle w:val="LectureBullet"/>
+      </w:pPr>
+      <w:r/>
+      <w:r>
+        <w:rPr>
+          <w:sz w:val="18"/>
+        </w:rPr>
+        <w:t>第11周准备与一句话小结</w:t>
+      </w:r>
+    </w:p>
+    <w:p>
+      <w:pPr>
+        <w:pStyle w:val="LectureBullet"/>
+      </w:pPr>
+      <w:r/>
+      <w:r>
+        <w:rPr>
+          <w:sz w:val="18"/>
+        </w:rPr>
+        <w:t>写一句话小结并提交</w:t>
+      </w:r>
+    </w:p>
     <w:p>
       <w:pPr/>
       <w:r>
@@ -1149,36 +847,18 @@
         <w:t>建议时间：1.5分钟　｜　课堂功能：开场，用封面五套建立“长度分级”的读法</w:t>
       </w:r>
     </w:p>
-    <w:tbl>
-      <w:tblPr>
-        <w:tblStyle w:val="TableGrid"/>
-        <w:tblW w:type="auto" w:w="0"/>
-        <w:tblLook w:firstColumn="1" w:firstRow="1" w:lastColumn="0" w:lastRow="0" w:noHBand="0" w:noVBand="1" w:val="04A0"/>
-      </w:tblPr>
-      <w:tblGrid>
-        <w:gridCol w:w="9524"/>
-      </w:tblGrid>
-      <w:tr>
-        <w:tc>
-          <w:tcPr>
-            <w:tcW w:type="dxa" w:w="9524"/>
-            <w:shd w:val="clear" w:fill="F2F2F2"/>
-          </w:tcPr>
-          <w:p>
-            <w:pPr>
-              <w:pStyle w:val="LectureBullet"/>
-            </w:pPr>
-            <w:r/>
-            <w:r>
-              <w:rPr>
-                <w:sz w:val="19"/>
-              </w:rPr>
-              <w:t>【教师动作｜不发言】 显示封面五套；先讲常量“无装饰”，再讲两个变量，最后讲角色梯度。</w:t>
-            </w:r>
-          </w:p>
-        </w:tc>
-      </w:tr>
-    </w:tbl>
+    <w:p>
+      <w:pPr>
+        <w:pStyle w:val="LectureBullet"/>
+      </w:pPr>
+      <w:r/>
+      <w:r>
+        <w:rPr>
+          <w:sz w:val="19"/>
+        </w:rPr>
+        <w:t>【教师动作｜不发言】 显示封面五套；先讲常量“无装饰”，再讲两个变量，最后讲角色梯度。</w:t>
+      </w:r>
+    </w:p>
     <w:p>
       <w:pPr/>
       <w:r>
@@ -1253,36 +933,18 @@
         <w:t>• 提问：“如果把装饰全部去掉，你的五套还分得出层级吗？”</w:t>
       </w:r>
     </w:p>
-    <w:tbl>
-      <w:tblPr>
-        <w:tblStyle w:val="TableGrid"/>
-        <w:tblW w:type="auto" w:w="0"/>
-        <w:tblLook w:firstColumn="1" w:firstRow="1" w:lastColumn="0" w:lastRow="0" w:noHBand="0" w:noVBand="1" w:val="04A0"/>
-      </w:tblPr>
-      <w:tblGrid>
-        <w:gridCol w:w="9524"/>
-      </w:tblGrid>
-      <w:tr>
-        <w:tc>
-          <w:tcPr>
-            <w:tcW w:type="dxa" w:w="9524"/>
-            <w:shd w:val="clear" w:fill="F2F2F2"/>
-          </w:tcPr>
-          <w:p>
-            <w:pPr>
-              <w:pStyle w:val="LectureBullet"/>
-            </w:pPr>
-            <w:r/>
-            <w:r>
-              <w:rPr>
-                <w:sz w:val="19"/>
-              </w:rPr>
-              <w:t>【转场语】 先把第10周放回十六周的位置。</w:t>
-            </w:r>
-          </w:p>
-        </w:tc>
-      </w:tr>
-    </w:tbl>
+    <w:p>
+      <w:pPr>
+        <w:pStyle w:val="LectureBullet"/>
+      </w:pPr>
+      <w:r/>
+      <w:r>
+        <w:rPr>
+          <w:sz w:val="19"/>
+        </w:rPr>
+        <w:t>【转场语】 先把第10周放回十六周的位置。</w:t>
+      </w:r>
+    </w:p>
     <w:p>
       <w:pPr>
         <w:pStyle w:val="SlideTitle"/>
@@ -1299,36 +961,18 @@
         <w:t>建议时间：0.5分钟　｜　课堂功能：定位第10周在季节系列开发阶段的位置</w:t>
       </w:r>
     </w:p>
-    <w:tbl>
-      <w:tblPr>
-        <w:tblStyle w:val="TableGrid"/>
-        <w:tblW w:type="auto" w:w="0"/>
-        <w:tblLook w:firstColumn="1" w:firstRow="1" w:lastColumn="0" w:lastRow="0" w:noHBand="0" w:noVBand="1" w:val="04A0"/>
-      </w:tblPr>
-      <w:tblGrid>
-        <w:gridCol w:w="9524"/>
-      </w:tblGrid>
-      <w:tr>
-        <w:tc>
-          <w:tcPr>
-            <w:tcW w:type="dxa" w:w="9524"/>
-            <w:shd w:val="clear" w:fill="F2F2F2"/>
-          </w:tcPr>
-          <w:p>
-            <w:pPr>
-              <w:pStyle w:val="LectureBullet"/>
-            </w:pPr>
-            <w:r/>
-            <w:r>
-              <w:rPr>
-                <w:sz w:val="19"/>
-              </w:rPr>
-              <w:t>【教师动作｜不发言】 只指向09–12段。</w:t>
-            </w:r>
-          </w:p>
-        </w:tc>
-      </w:tr>
-    </w:tbl>
+    <w:p>
+      <w:pPr>
+        <w:pStyle w:val="LectureBullet"/>
+      </w:pPr>
+      <w:r/>
+      <w:r>
+        <w:rPr>
+          <w:sz w:val="19"/>
+        </w:rPr>
+        <w:t>【教师动作｜不发言】 只指向09–12段。</w:t>
+      </w:r>
+    </w:p>
     <w:p>
       <w:pPr/>
       <w:r>
@@ -1354,36 +998,18 @@
         <w:t>下周第11周做秋冬材料、体量和样衣验证，第12周是Gate 3。所以今天定的三档外套，下周就要用真实材料检验。</w:t>
       </w:r>
     </w:p>
-    <w:tbl>
-      <w:tblPr>
-        <w:tblStyle w:val="TableGrid"/>
-        <w:tblW w:type="auto" w:w="0"/>
-        <w:tblLook w:firstColumn="1" w:firstRow="1" w:lastColumn="0" w:lastRow="0" w:noHBand="0" w:noVBand="1" w:val="04A0"/>
-      </w:tblPr>
-      <w:tblGrid>
-        <w:gridCol w:w="9524"/>
-      </w:tblGrid>
-      <w:tr>
-        <w:tc>
-          <w:tcPr>
-            <w:tcW w:type="dxa" w:w="9524"/>
-            <w:shd w:val="clear" w:fill="F2F2F2"/>
-          </w:tcPr>
-          <w:p>
-            <w:pPr>
-              <w:pStyle w:val="LectureBullet"/>
-            </w:pPr>
-            <w:r/>
-            <w:r>
-              <w:rPr>
-                <w:sz w:val="19"/>
-              </w:rPr>
-              <w:t>【转场语】 今天要交出什么？</w:t>
-            </w:r>
-          </w:p>
-        </w:tc>
-      </w:tr>
-    </w:tbl>
+    <w:p>
+      <w:pPr>
+        <w:pStyle w:val="LectureBullet"/>
+      </w:pPr>
+      <w:r/>
+      <w:r>
+        <w:rPr>
+          <w:sz w:val="19"/>
+        </w:rPr>
+        <w:t>【转场语】 今天要交出什么？</w:t>
+      </w:r>
+    </w:p>
     <w:p>
       <w:pPr>
         <w:pStyle w:val="SlideTitle"/>
@@ -1400,36 +1026,18 @@
         <w:t>建议时间：3分钟　｜　课堂功能：四项关键判断、难点、成果与提交规格</w:t>
       </w:r>
     </w:p>
-    <w:tbl>
-      <w:tblPr>
-        <w:tblStyle w:val="TableGrid"/>
-        <w:tblW w:type="auto" w:w="0"/>
-        <w:tblLook w:firstColumn="1" w:firstRow="1" w:lastColumn="0" w:lastRow="0" w:noHBand="0" w:noVBand="1" w:val="04A0"/>
-      </w:tblPr>
-      <w:tblGrid>
-        <w:gridCol w:w="9524"/>
-      </w:tblGrid>
-      <w:tr>
-        <w:tc>
-          <w:tcPr>
-            <w:tcW w:type="dxa" w:w="9524"/>
-            <w:shd w:val="clear" w:fill="F2F2F2"/>
-          </w:tcPr>
-          <w:p>
-            <w:pPr>
-              <w:pStyle w:val="LectureBullet"/>
-            </w:pPr>
-            <w:r/>
-            <w:r>
-              <w:rPr>
-                <w:sz w:val="19"/>
-              </w:rPr>
-              <w:t>【教师动作｜不发言】 先念“四件事要一起决定”，再念难点、成果、提交要求。</w:t>
-            </w:r>
-          </w:p>
-        </w:tc>
-      </w:tr>
-    </w:tbl>
+    <w:p>
+      <w:pPr>
+        <w:pStyle w:val="LectureBullet"/>
+      </w:pPr>
+      <w:r/>
+      <w:r>
+        <w:rPr>
+          <w:sz w:val="19"/>
+        </w:rPr>
+        <w:t>【教师动作｜不发言】 先念“四件事要一起决定”，再念难点、成果、提交要求。</w:t>
+      </w:r>
+    </w:p>
     <w:p>
       <w:pPr/>
       <w:r>
@@ -1504,36 +1112,18 @@
         <w:t>• 请学生当场说出自己打算先牺牲哪一项（厚度、体量还是活动量）。</w:t>
       </w:r>
     </w:p>
-    <w:tbl>
-      <w:tblPr>
-        <w:tblStyle w:val="TableGrid"/>
-        <w:tblW w:type="auto" w:w="0"/>
-        <w:tblLook w:firstColumn="1" w:firstRow="1" w:lastColumn="0" w:lastRow="0" w:noHBand="0" w:noVBand="1" w:val="04A0"/>
-      </w:tblPr>
-      <w:tblGrid>
-        <w:gridCol w:w="9524"/>
-      </w:tblGrid>
-      <w:tr>
-        <w:tc>
-          <w:tcPr>
-            <w:tcW w:type="dxa" w:w="9524"/>
-            <w:shd w:val="clear" w:fill="F2F2F2"/>
-          </w:tcPr>
-          <w:p>
-            <w:pPr>
-              <w:pStyle w:val="LectureBullet"/>
-            </w:pPr>
-            <w:r/>
-            <w:r>
-              <w:rPr>
-                <w:sz w:val="19"/>
-              </w:rPr>
-              <w:t>【转场语】 今天不从零开始——上周锁定的五款，就是今天要算重量的对象。</w:t>
-            </w:r>
-          </w:p>
-        </w:tc>
-      </w:tr>
-    </w:tbl>
+    <w:p>
+      <w:pPr>
+        <w:pStyle w:val="LectureBullet"/>
+      </w:pPr>
+      <w:r/>
+      <w:r>
+        <w:rPr>
+          <w:sz w:val="19"/>
+        </w:rPr>
+        <w:t>【转场语】 今天不从零开始——上周锁定的五款，就是今天要算重量的对象。</w:t>
+      </w:r>
+    </w:p>
     <w:p>
       <w:pPr>
         <w:pStyle w:val="SlideTitle"/>
@@ -1550,36 +1140,18 @@
         <w:t>建议时间：3.5分钟（含开场2分钟）　｜　课堂功能：第09周→第10周衔接与术语衔接</w:t>
       </w:r>
     </w:p>
-    <w:tbl>
-      <w:tblPr>
-        <w:tblStyle w:val="TableGrid"/>
-        <w:tblW w:type="auto" w:w="0"/>
-        <w:tblLook w:firstColumn="1" w:firstRow="1" w:lastColumn="0" w:lastRow="0" w:noHBand="0" w:noVBand="1" w:val="04A0"/>
-      </w:tblPr>
-      <w:tblGrid>
-        <w:gridCol w:w="9524"/>
-      </w:tblGrid>
-      <w:tr>
-        <w:tc>
-          <w:tcPr>
-            <w:tcW w:type="dxa" w:w="9524"/>
-            <w:shd w:val="clear" w:fill="F2F2F2"/>
-          </w:tcPr>
-          <w:p>
-            <w:pPr>
-              <w:pStyle w:val="LectureBullet"/>
-            </w:pPr>
-            <w:r/>
-            <w:r>
-              <w:rPr>
-                <w:sz w:val="19"/>
-              </w:rPr>
-              <w:t>【教师动作｜不发言】 先做2分钟开场：摊开五款与删掉的两套、抄写那一个问题。再讲对照表。</w:t>
-            </w:r>
-          </w:p>
-        </w:tc>
-      </w:tr>
-    </w:tbl>
+    <w:p>
+      <w:pPr>
+        <w:pStyle w:val="LectureBullet"/>
+      </w:pPr>
+      <w:r/>
+      <w:r>
+        <w:rPr>
+          <w:sz w:val="19"/>
+        </w:rPr>
+        <w:t>【教师动作｜不发言】 先做2分钟开场：摊开五款与删掉的两套、抄写那一个问题。再讲对照表。</w:t>
+      </w:r>
+    </w:p>
     <w:p>
       <w:pPr/>
       <w:r>
@@ -1662,36 +1234,18 @@
         <w:t>• 请两名学生念出上周写的那个问题，教师当场帮他们找出其中的对立词。</w:t>
       </w:r>
     </w:p>
-    <w:tbl>
-      <w:tblPr>
-        <w:tblStyle w:val="TableGrid"/>
-        <w:tblW w:type="auto" w:w="0"/>
-        <w:tblLook w:firstColumn="1" w:firstRow="1" w:lastColumn="0" w:lastRow="0" w:noHBand="0" w:noVBand="1" w:val="04A0"/>
-      </w:tblPr>
-      <w:tblGrid>
-        <w:gridCol w:w="9524"/>
-      </w:tblGrid>
-      <w:tr>
-        <w:tc>
-          <w:tcPr>
-            <w:tcW w:type="dxa" w:w="9524"/>
-            <w:shd w:val="clear" w:fill="F2F2F2"/>
-          </w:tcPr>
-          <w:p>
-            <w:pPr>
-              <w:pStyle w:val="LectureBullet"/>
-            </w:pPr>
-            <w:r/>
-            <w:r>
-              <w:rPr>
-                <w:sz w:val="19"/>
-              </w:rPr>
-              <w:t>【转场语】 动手之前，先说清楚这周成果落到哪里。</w:t>
-            </w:r>
-          </w:p>
-        </w:tc>
-      </w:tr>
-    </w:tbl>
+    <w:p>
+      <w:pPr>
+        <w:pStyle w:val="LectureBullet"/>
+      </w:pPr>
+      <w:r/>
+      <w:r>
+        <w:rPr>
+          <w:sz w:val="19"/>
+        </w:rPr>
+        <w:t>【转场语】 动手之前，先说清楚这周成果落到哪里。</w:t>
+      </w:r>
+    </w:p>
     <w:p>
       <w:pPr>
         <w:pStyle w:val="SlideTitle"/>
@@ -1708,36 +1262,18 @@
         <w:t>建议时间：3分钟　｜　课堂功能：与课程大纲、考核大纲的五项对照</w:t>
       </w:r>
     </w:p>
-    <w:tbl>
-      <w:tblPr>
-        <w:tblStyle w:val="TableGrid"/>
-        <w:tblW w:type="auto" w:w="0"/>
-        <w:tblLook w:firstColumn="1" w:firstRow="1" w:lastColumn="0" w:lastRow="0" w:noHBand="0" w:noVBand="1" w:val="04A0"/>
-      </w:tblPr>
-      <w:tblGrid>
-        <w:gridCol w:w="9524"/>
-      </w:tblGrid>
-      <w:tr>
-        <w:tc>
-          <w:tcPr>
-            <w:tcW w:type="dxa" w:w="9524"/>
-            <w:shd w:val="clear" w:fill="F2F2F2"/>
-          </w:tcPr>
-          <w:p>
-            <w:pPr>
-              <w:pStyle w:val="LectureBullet"/>
-            </w:pPr>
-            <w:r/>
-            <w:r>
-              <w:rPr>
-                <w:sz w:val="19"/>
-              </w:rPr>
-              <w:t>【教师动作｜不发言】 逐条念五项；在“这周定下的重量，期末改起来代价最大”一句停顿。</w:t>
-            </w:r>
-          </w:p>
-        </w:tc>
-      </w:tr>
-    </w:tbl>
+    <w:p>
+      <w:pPr>
+        <w:pStyle w:val="LectureBullet"/>
+      </w:pPr>
+      <w:r/>
+      <w:r>
+        <w:rPr>
+          <w:sz w:val="19"/>
+        </w:rPr>
+        <w:t>【教师动作｜不发言】 逐条念五项；在“这周定下的重量，期末改起来代价最大”一句停顿。</w:t>
+      </w:r>
+    </w:p>
     <w:p>
       <w:pPr/>
       <w:r>
@@ -1795,36 +1331,18 @@
         <w:t>期末实践占百分之六十：这周的秋冬骨架进入期末系列。这周定下的重量，期末改起来代价最大——重量一变，纸样和材料全部要重来。</w:t>
       </w:r>
     </w:p>
-    <w:tbl>
-      <w:tblPr>
-        <w:tblStyle w:val="TableGrid"/>
-        <w:tblW w:type="auto" w:w="0"/>
-        <w:tblLook w:firstColumn="1" w:firstRow="1" w:lastColumn="0" w:lastRow="0" w:noHBand="0" w:noVBand="1" w:val="04A0"/>
-      </w:tblPr>
-      <w:tblGrid>
-        <w:gridCol w:w="9524"/>
-      </w:tblGrid>
-      <w:tr>
-        <w:tc>
-          <w:tcPr>
-            <w:tcW w:type="dxa" w:w="9524"/>
-            <w:shd w:val="clear" w:fill="F2F2F2"/>
-          </w:tcPr>
-          <w:p>
-            <w:pPr>
-              <w:pStyle w:val="LectureBullet"/>
-            </w:pPr>
-            <w:r/>
-            <w:r>
-              <w:rPr>
-                <w:sz w:val="19"/>
-              </w:rPr>
-              <w:t>【转场语】 先看教材怎么把配色拆成可测的量。</w:t>
-            </w:r>
-          </w:p>
-        </w:tc>
-      </w:tr>
-    </w:tbl>
+    <w:p>
+      <w:pPr>
+        <w:pStyle w:val="LectureBullet"/>
+      </w:pPr>
+      <w:r/>
+      <w:r>
+        <w:rPr>
+          <w:sz w:val="19"/>
+        </w:rPr>
+        <w:t>【转场语】 先看教材怎么把配色拆成可测的量。</w:t>
+      </w:r>
+    </w:p>
     <w:p>
       <w:pPr>
         <w:pStyle w:val="SlideTitle"/>
@@ -1841,36 +1359,18 @@
         <w:t>建议时间：3分钟　｜　课堂功能：教材第71页（明度差与面积比70/20/10）</w:t>
       </w:r>
     </w:p>
-    <w:tbl>
-      <w:tblPr>
-        <w:tblStyle w:val="TableGrid"/>
-        <w:tblW w:type="auto" w:w="0"/>
-        <w:tblLook w:firstColumn="1" w:firstRow="1" w:lastColumn="0" w:lastRow="0" w:noHBand="0" w:noVBand="1" w:val="04A0"/>
-      </w:tblPr>
-      <w:tblGrid>
-        <w:gridCol w:w="9524"/>
-      </w:tblGrid>
-      <w:tr>
-        <w:tc>
-          <w:tcPr>
-            <w:tcW w:type="dxa" w:w="9524"/>
-            <w:shd w:val="clear" w:fill="F2F2F2"/>
-          </w:tcPr>
-          <w:p>
-            <w:pPr>
-              <w:pStyle w:val="LectureBullet"/>
-            </w:pPr>
-            <w:r/>
-            <w:r>
-              <w:rPr>
-                <w:sz w:val="19"/>
-              </w:rPr>
-              <w:t>【教师动作｜不发言】 投影色相环与明度阶；重点念“先定主色、辅助色、强调色”一段；布置观察任务。</w:t>
-            </w:r>
-          </w:p>
-        </w:tc>
-      </w:tr>
-    </w:tbl>
+    <w:p>
+      <w:pPr>
+        <w:pStyle w:val="LectureBullet"/>
+      </w:pPr>
+      <w:r/>
+      <w:r>
+        <w:rPr>
+          <w:sz w:val="19"/>
+        </w:rPr>
+        <w:t>【教师动作｜不发言】 投影色相环与明度阶；重点念“先定主色、辅助色、强调色”一段；布置观察任务。</w:t>
+      </w:r>
+    </w:p>
     <w:p>
       <w:pPr/>
       <w:r>
@@ -1945,36 +1445,18 @@
         <w:t>• 请学生报出自己的三个比例；若说“四种颜色差不多平均”，回应：“那就没有主色。请压到70/20/10。”</w:t>
       </w:r>
     </w:p>
-    <w:tbl>
-      <w:tblPr>
-        <w:tblStyle w:val="TableGrid"/>
-        <w:tblW w:type="auto" w:w="0"/>
-        <w:tblLook w:firstColumn="1" w:firstRow="1" w:lastColumn="0" w:lastRow="0" w:noHBand="0" w:noVBand="1" w:val="04A0"/>
-      </w:tblPr>
-      <w:tblGrid>
-        <w:gridCol w:w="9524"/>
-      </w:tblGrid>
-      <w:tr>
-        <w:tc>
-          <w:tcPr>
-            <w:tcW w:type="dxa" w:w="9524"/>
-            <w:shd w:val="clear" w:fill="F2F2F2"/>
-          </w:tcPr>
-          <w:p>
-            <w:pPr>
-              <w:pStyle w:val="LectureBullet"/>
-            </w:pPr>
-            <w:r/>
-            <w:r>
-              <w:rPr>
-                <w:sz w:val="19"/>
-              </w:rPr>
-              <w:t>【转场语】 色卡本身还不是色彩故事。</w:t>
-            </w:r>
-          </w:p>
-        </w:tc>
-      </w:tr>
-    </w:tbl>
+    <w:p>
+      <w:pPr>
+        <w:pStyle w:val="LectureBullet"/>
+      </w:pPr>
+      <w:r/>
+      <w:r>
+        <w:rPr>
+          <w:sz w:val="19"/>
+        </w:rPr>
+        <w:t>【转场语】 色卡本身还不是色彩故事。</w:t>
+      </w:r>
+    </w:p>
     <w:p>
       <w:pPr>
         <w:pStyle w:val="SlideTitle"/>
@@ -1991,36 +1473,18 @@
         <w:t>建议时间：2.5分钟　｜　课堂功能：色卡数量比＝画面面积比</w:t>
       </w:r>
     </w:p>
-    <w:tbl>
-      <w:tblPr>
-        <w:tblStyle w:val="TableGrid"/>
-        <w:tblW w:type="auto" w:w="0"/>
-        <w:tblLook w:firstColumn="1" w:firstRow="1" w:lastColumn="0" w:lastRow="0" w:noHBand="0" w:noVBand="1" w:val="04A0"/>
-      </w:tblPr>
-      <w:tblGrid>
-        <w:gridCol w:w="9524"/>
-      </w:tblGrid>
-      <w:tr>
-        <w:tc>
-          <w:tcPr>
-            <w:tcW w:type="dxa" w:w="9524"/>
-            <w:shd w:val="clear" w:fill="F2F2F2"/>
-          </w:tcPr>
-          <w:p>
-            <w:pPr>
-              <w:pStyle w:val="LectureBullet"/>
-            </w:pPr>
-            <w:r/>
-            <w:r>
-              <w:rPr>
-                <w:sz w:val="19"/>
-              </w:rPr>
-              <w:t>【教师动作｜不发言】 投影色卡与款式图对照；强调“色卡上的数量比，就是画面上的面积比”。</w:t>
-            </w:r>
-          </w:p>
-        </w:tc>
-      </w:tr>
-    </w:tbl>
+    <w:p>
+      <w:pPr>
+        <w:pStyle w:val="LectureBullet"/>
+      </w:pPr>
+      <w:r/>
+      <w:r>
+        <w:rPr>
+          <w:sz w:val="19"/>
+        </w:rPr>
+        <w:t>【教师动作｜不发言】 投影色卡与款式图对照；强调“色卡上的数量比，就是画面上的面积比”。</w:t>
+      </w:r>
+    </w:p>
     <w:p>
       <w:pPr/>
       <w:r>
@@ -2095,36 +1559,18 @@
         <w:t>• 若学生的色卡里高彩色占一半，回应：“那它就不是强调色了。请减到十分之一。”</w:t>
       </w:r>
     </w:p>
-    <w:tbl>
-      <w:tblPr>
-        <w:tblStyle w:val="TableGrid"/>
-        <w:tblW w:type="auto" w:w="0"/>
-        <w:tblLook w:firstColumn="1" w:firstRow="1" w:lastColumn="0" w:lastRow="0" w:noHBand="0" w:noVBand="1" w:val="04A0"/>
-      </w:tblPr>
-      <w:tblGrid>
-        <w:gridCol w:w="9524"/>
-      </w:tblGrid>
-      <w:tr>
-        <w:tc>
-          <w:tcPr>
-            <w:tcW w:type="dxa" w:w="9524"/>
-            <w:shd w:val="clear" w:fill="F2F2F2"/>
-          </w:tcPr>
-          <w:p>
-            <w:pPr>
-              <w:pStyle w:val="LectureBullet"/>
-            </w:pPr>
-            <w:r/>
-            <w:r>
-              <w:rPr>
-                <w:sz w:val="19"/>
-              </w:rPr>
-              <w:t>【转场语】 四个术语，每一个都要能指导一个动作。</w:t>
-            </w:r>
-          </w:p>
-        </w:tc>
-      </w:tr>
-    </w:tbl>
+    <w:p>
+      <w:pPr>
+        <w:pStyle w:val="LectureBullet"/>
+      </w:pPr>
+      <w:r/>
+      <w:r>
+        <w:rPr>
+          <w:sz w:val="19"/>
+        </w:rPr>
+        <w:t>【转场语】 四个术语，每一个都要能指导一个动作。</w:t>
+      </w:r>
+    </w:p>
     <w:p>
       <w:pPr>
         <w:pStyle w:val="SlideTitle"/>
@@ -2141,36 +1587,18 @@
         <w:t>建议时间：2分钟　｜　课堂功能：四个核心术语</w:t>
       </w:r>
     </w:p>
-    <w:tbl>
-      <w:tblPr>
-        <w:tblStyle w:val="TableGrid"/>
-        <w:tblW w:type="auto" w:w="0"/>
-        <w:tblLook w:firstColumn="1" w:firstRow="1" w:lastColumn="0" w:lastRow="0" w:noHBand="0" w:noVBand="1" w:val="04A0"/>
-      </w:tblPr>
-      <w:tblGrid>
-        <w:gridCol w:w="9524"/>
-      </w:tblGrid>
-      <w:tr>
-        <w:tc>
-          <w:tcPr>
-            <w:tcW w:type="dxa" w:w="9524"/>
-            <w:shd w:val="clear" w:fill="F2F2F2"/>
-          </w:tcPr>
-          <w:p>
-            <w:pPr>
-              <w:pStyle w:val="LectureBullet"/>
-            </w:pPr>
-            <w:r/>
-            <w:r>
-              <w:rPr>
-                <w:sz w:val="19"/>
-              </w:rPr>
-              <w:t>【教师动作｜不发言】 每个术语中英各说一次；说明它对应的动作。</w:t>
-            </w:r>
-          </w:p>
-        </w:tc>
-      </w:tr>
-    </w:tbl>
+    <w:p>
+      <w:pPr>
+        <w:pStyle w:val="LectureBullet"/>
+      </w:pPr>
+      <w:r/>
+      <w:r>
+        <w:rPr>
+          <w:sz w:val="19"/>
+        </w:rPr>
+        <w:t>【教师动作｜不发言】 每个术语中英各说一次；说明它对应的动作。</w:t>
+      </w:r>
+    </w:p>
     <w:p>
       <w:pPr/>
       <w:r>
@@ -2220,36 +1648,18 @@
         <w:t>热功能，Thermal Function：保温、挡风、透湿和可调节性对设计结构提出的实际要求。对应的动作是——说出它挡什么。</w:t>
       </w:r>
     </w:p>
-    <w:tbl>
-      <w:tblPr>
-        <w:tblStyle w:val="TableGrid"/>
-        <w:tblW w:type="auto" w:w="0"/>
-        <w:tblLook w:firstColumn="1" w:firstRow="1" w:lastColumn="0" w:lastRow="0" w:noHBand="0" w:noVBand="1" w:val="04A0"/>
-      </w:tblPr>
-      <w:tblGrid>
-        <w:gridCol w:w="9524"/>
-      </w:tblGrid>
-      <w:tr>
-        <w:tc>
-          <w:tcPr>
-            <w:tcW w:type="dxa" w:w="9524"/>
-            <w:shd w:val="clear" w:fill="F2F2F2"/>
-          </w:tcPr>
-          <w:p>
-            <w:pPr>
-              <w:pStyle w:val="LectureBullet"/>
-            </w:pPr>
-            <w:r/>
-            <w:r>
-              <w:rPr>
-                <w:sz w:val="19"/>
-              </w:rPr>
-              <w:t>【转场语】 这四项会互相争夺同一份重量。</w:t>
-            </w:r>
-          </w:p>
-        </w:tc>
-      </w:tr>
-    </w:tbl>
+    <w:p>
+      <w:pPr>
+        <w:pStyle w:val="LectureBullet"/>
+      </w:pPr>
+      <w:r/>
+      <w:r>
+        <w:rPr>
+          <w:sz w:val="19"/>
+        </w:rPr>
+        <w:t>【转场语】 这四项会互相争夺同一份重量。</w:t>
+      </w:r>
+    </w:p>
     <w:p>
       <w:pPr>
         <w:pStyle w:val="SlideTitle"/>
@@ -2266,36 +1676,18 @@
         <w:t>建议时间：2.5分钟　｜　课堂功能：四组冲突与失败信号</w:t>
       </w:r>
     </w:p>
-    <w:tbl>
-      <w:tblPr>
-        <w:tblStyle w:val="TableGrid"/>
-        <w:tblW w:type="auto" w:w="0"/>
-        <w:tblLook w:firstColumn="1" w:firstRow="1" w:lastColumn="0" w:lastRow="0" w:noHBand="0" w:noVBand="1" w:val="04A0"/>
-      </w:tblPr>
-      <w:tblGrid>
-        <w:gridCol w:w="9524"/>
-      </w:tblGrid>
-      <w:tr>
-        <w:tc>
-          <w:tcPr>
-            <w:tcW w:type="dxa" w:w="9524"/>
-            <w:shd w:val="clear" w:fill="F2F2F2"/>
-          </w:tcPr>
-          <w:p>
-            <w:pPr>
-              <w:pStyle w:val="LectureBullet"/>
-            </w:pPr>
-            <w:r/>
-            <w:r>
-              <w:rPr>
-                <w:sz w:val="19"/>
-              </w:rPr>
-              <w:t>【教师动作｜不发言】 逐组念冲突与失败信号；在最后一组“把秋冬等同于深色堆叠”停顿。</w:t>
-            </w:r>
-          </w:p>
-        </w:tc>
-      </w:tr>
-    </w:tbl>
+    <w:p>
+      <w:pPr>
+        <w:pStyle w:val="LectureBullet"/>
+      </w:pPr>
+      <w:r/>
+      <w:r>
+        <w:rPr>
+          <w:sz w:val="19"/>
+        </w:rPr>
+        <w:t>【教师动作｜不发言】 逐组念冲突与失败信号；在最后一组“把秋冬等同于深色堆叠”停顿。</w:t>
+      </w:r>
+    </w:p>
     <w:p>
       <w:pPr/>
       <w:r>
@@ -2362,36 +1754,18 @@
         <w:t>• 请学生对照四条失败信号自查，举手报出自己最可能落入哪一条。</w:t>
       </w:r>
     </w:p>
-    <w:tbl>
-      <w:tblPr>
-        <w:tblStyle w:val="TableGrid"/>
-        <w:tblW w:type="auto" w:w="0"/>
-        <w:tblLook w:firstColumn="1" w:firstRow="1" w:lastColumn="0" w:lastRow="0" w:noHBand="0" w:noVBand="1" w:val="04A0"/>
-      </w:tblPr>
-      <w:tblGrid>
-        <w:gridCol w:w="9524"/>
-      </w:tblGrid>
-      <w:tr>
-        <w:tc>
-          <w:tcPr>
-            <w:tcW w:type="dxa" w:w="9524"/>
-            <w:shd w:val="clear" w:fill="F2F2F2"/>
-          </w:tcPr>
-          <w:p>
-            <w:pPr>
-              <w:pStyle w:val="LectureBullet"/>
-            </w:pPr>
-            <w:r/>
-            <w:r>
-              <w:rPr>
-                <w:sz w:val="19"/>
-              </w:rPr>
-              <w:t>【转场语】 接下来看三组比较，只问原理。</w:t>
-            </w:r>
-          </w:p>
-        </w:tc>
-      </w:tr>
-    </w:tbl>
+    <w:p>
+      <w:pPr>
+        <w:pStyle w:val="LectureBullet"/>
+      </w:pPr>
+      <w:r/>
+      <w:r>
+        <w:rPr>
+          <w:sz w:val="19"/>
+        </w:rPr>
+        <w:t>【转场语】 接下来看三组比较，只问原理。</w:t>
+      </w:r>
+    </w:p>
     <w:p>
       <w:pPr>
         <w:pStyle w:val="SlideTitle"/>
@@ -2408,36 +1782,18 @@
         <w:t>建议时间：2.5分钟　｜　课堂功能：三组原理比较（保暖·分级·识别点）</w:t>
       </w:r>
     </w:p>
-    <w:tbl>
-      <w:tblPr>
-        <w:tblStyle w:val="TableGrid"/>
-        <w:tblW w:type="auto" w:w="0"/>
-        <w:tblLook w:firstColumn="1" w:firstRow="1" w:lastColumn="0" w:lastRow="0" w:noHBand="0" w:noVBand="1" w:val="04A0"/>
-      </w:tblPr>
-      <w:tblGrid>
-        <w:gridCol w:w="9524"/>
-      </w:tblGrid>
-      <w:tr>
-        <w:tc>
-          <w:tcPr>
-            <w:tcW w:type="dxa" w:w="9524"/>
-            <w:shd w:val="clear" w:fill="F2F2F2"/>
-          </w:tcPr>
-          <w:p>
-            <w:pPr>
-              <w:pStyle w:val="LectureBullet"/>
-            </w:pPr>
-            <w:r/>
-            <w:r>
-              <w:rPr>
-                <w:sz w:val="19"/>
-              </w:rPr>
-              <w:t>【教师动作｜不发言】 每组念完两种解法后，都要念“轮到你”一句并留出学生作答。</w:t>
-            </w:r>
-          </w:p>
-        </w:tc>
-      </w:tr>
-    </w:tbl>
+    <w:p>
+      <w:pPr>
+        <w:pStyle w:val="LectureBullet"/>
+      </w:pPr>
+      <w:r/>
+      <w:r>
+        <w:rPr>
+          <w:sz w:val="19"/>
+        </w:rPr>
+        <w:t>【教师动作｜不发言】 每组念完两种解法后，都要念“轮到你”一句并留出学生作答。</w:t>
+      </w:r>
+    </w:p>
     <w:p>
       <w:pPr/>
       <w:r>
@@ -2496,36 +1852,18 @@
         <w:t>• 三个“轮到你”各点一名学生回答，答案写在概念张力图边上。</w:t>
       </w:r>
     </w:p>
-    <w:tbl>
-      <w:tblPr>
-        <w:tblStyle w:val="TableGrid"/>
-        <w:tblW w:type="auto" w:w="0"/>
-        <w:tblLook w:firstColumn="1" w:firstRow="1" w:lastColumn="0" w:lastRow="0" w:noHBand="0" w:noVBand="1" w:val="04A0"/>
-      </w:tblPr>
-      <w:tblGrid>
-        <w:gridCol w:w="9524"/>
-      </w:tblGrid>
-      <w:tr>
-        <w:tc>
-          <w:tcPr>
-            <w:tcW w:type="dxa" w:w="9524"/>
-            <w:shd w:val="clear" w:fill="F2F2F2"/>
-          </w:tcPr>
-          <w:p>
-            <w:pPr>
-              <w:pStyle w:val="LectureBullet"/>
-            </w:pPr>
-            <w:r/>
-            <w:r>
-              <w:rPr>
-                <w:sz w:val="19"/>
-              </w:rPr>
-              <w:t>【转场语】 先看重量递增那一组。</w:t>
-            </w:r>
-          </w:p>
-        </w:tc>
-      </w:tr>
-    </w:tbl>
+    <w:p>
+      <w:pPr>
+        <w:pStyle w:val="LectureBullet"/>
+      </w:pPr>
+      <w:r/>
+      <w:r>
+        <w:rPr>
+          <w:sz w:val="19"/>
+        </w:rPr>
+        <w:t>【转场语】 先看重量递增那一组。</w:t>
+      </w:r>
+    </w:p>
     <w:p>
       <w:pPr>
         <w:pStyle w:val="SlideTitle"/>
@@ -2542,36 +1880,18 @@
         <w:t>建议时间：2分钟　｜　课堂功能：以“边缘”为常量、克重逐级上升的系列</w:t>
       </w:r>
     </w:p>
-    <w:tbl>
-      <w:tblPr>
-        <w:tblStyle w:val="TableGrid"/>
-        <w:tblW w:type="auto" w:w="0"/>
-        <w:tblLook w:firstColumn="1" w:firstRow="1" w:lastColumn="0" w:lastRow="0" w:noHBand="0" w:noVBand="1" w:val="04A0"/>
-      </w:tblPr>
-      <w:tblGrid>
-        <w:gridCol w:w="9524"/>
-      </w:tblGrid>
-      <w:tr>
-        <w:tc>
-          <w:tcPr>
-            <w:tcW w:type="dxa" w:w="9524"/>
-            <w:shd w:val="clear" w:fill="F2F2F2"/>
-          </w:tcPr>
-          <w:p>
-            <w:pPr>
-              <w:pStyle w:val="LectureBullet"/>
-            </w:pPr>
-            <w:r/>
-            <w:r>
-              <w:rPr>
-                <w:sz w:val="19"/>
-              </w:rPr>
-              <w:t>【教师动作｜不发言】 先找五套共用的边缘处理，再看外套克重如何一级级往上加。</w:t>
-            </w:r>
-          </w:p>
-        </w:tc>
-      </w:tr>
-    </w:tbl>
+    <w:p>
+      <w:pPr>
+        <w:pStyle w:val="LectureBullet"/>
+      </w:pPr>
+      <w:r/>
+      <w:r>
+        <w:rPr>
+          <w:sz w:val="19"/>
+        </w:rPr>
+        <w:t>【教师动作｜不发言】 先找五套共用的边缘处理，再看外套克重如何一级级往上加。</w:t>
+      </w:r>
+    </w:p>
     <w:p>
       <w:pPr/>
       <w:r>
@@ -2646,36 +1966,18 @@
         <w:t>• 请学生按克重给自己的五款排序；跨度不足两层的，提示补一档。</w:t>
       </w:r>
     </w:p>
-    <w:tbl>
-      <w:tblPr>
-        <w:tblStyle w:val="TableGrid"/>
-        <w:tblW w:type="auto" w:w="0"/>
-        <w:tblLook w:firstColumn="1" w:firstRow="1" w:lastColumn="0" w:lastRow="0" w:noHBand="0" w:noVBand="1" w:val="04A0"/>
-      </w:tblPr>
-      <w:tblGrid>
-        <w:gridCol w:w="9524"/>
-      </w:tblGrid>
-      <w:tr>
-        <w:tc>
-          <w:tcPr>
-            <w:tcW w:type="dxa" w:w="9524"/>
-            <w:shd w:val="clear" w:fill="F2F2F2"/>
-          </w:tcPr>
-          <w:p>
-            <w:pPr>
-              <w:pStyle w:val="LectureBullet"/>
-            </w:pPr>
-            <w:r/>
-            <w:r>
-              <w:rPr>
-                <w:sz w:val="19"/>
-              </w:rPr>
-              <w:t>【转场语】 再看只用两个颜色怎么分级。</w:t>
-            </w:r>
-          </w:p>
-        </w:tc>
-      </w:tr>
-    </w:tbl>
+    <w:p>
+      <w:pPr>
+        <w:pStyle w:val="LectureBullet"/>
+      </w:pPr>
+      <w:r/>
+      <w:r>
+        <w:rPr>
+          <w:sz w:val="19"/>
+        </w:rPr>
+        <w:t>【转场语】 再看只用两个颜色怎么分级。</w:t>
+      </w:r>
+    </w:p>
     <w:p>
       <w:pPr>
         <w:pStyle w:val="SlideTitle"/>
@@ -2692,36 +1994,18 @@
         <w:t>建议时间：2分钟　｜　课堂功能：形态分级与领的体量</w:t>
       </w:r>
     </w:p>
-    <w:tbl>
-      <w:tblPr>
-        <w:tblStyle w:val="TableGrid"/>
-        <w:tblW w:type="auto" w:w="0"/>
-        <w:tblLook w:firstColumn="1" w:firstRow="1" w:lastColumn="0" w:lastRow="0" w:noHBand="0" w:noVBand="1" w:val="04A0"/>
-      </w:tblPr>
-      <w:tblGrid>
-        <w:gridCol w:w="9524"/>
-      </w:tblGrid>
-      <w:tr>
-        <w:tc>
-          <w:tcPr>
-            <w:tcW w:type="dxa" w:w="9524"/>
-            <w:shd w:val="clear" w:fill="F2F2F2"/>
-          </w:tcPr>
-          <w:p>
-            <w:pPr>
-              <w:pStyle w:val="LectureBullet"/>
-            </w:pPr>
-            <w:r/>
-            <w:r>
-              <w:rPr>
-                <w:sz w:val="19"/>
-              </w:rPr>
-              <w:t>【教师动作｜不发言】 强调五套只有两色、没有图案；最后念两个课堂问题。</w:t>
-            </w:r>
-          </w:p>
-        </w:tc>
-      </w:tr>
-    </w:tbl>
+    <w:p>
+      <w:pPr>
+        <w:pStyle w:val="LectureBullet"/>
+      </w:pPr>
+      <w:r/>
+      <w:r>
+        <w:rPr>
+          <w:sz w:val="19"/>
+        </w:rPr>
+        <w:t>【教师动作｜不发言】 强调五套只有两色、没有图案；最后念两个课堂问题。</w:t>
+      </w:r>
+    </w:p>
     <w:p>
       <w:pPr/>
       <w:r>
@@ -2812,42 +2096,24 @@
         <w:t>• 请学生回答“加第三种颜色先破坏哪一项”，引出面积比失控这一点。</w:t>
       </w:r>
     </w:p>
-    <w:tbl>
-      <w:tblPr>
-        <w:tblStyle w:val="TableGrid"/>
-        <w:tblW w:type="auto" w:w="0"/>
-        <w:tblLook w:firstColumn="1" w:firstRow="1" w:lastColumn="0" w:lastRow="0" w:noHBand="0" w:noVBand="1" w:val="04A0"/>
-      </w:tblPr>
-      <w:tblGrid>
-        <w:gridCol w:w="9524"/>
-      </w:tblGrid>
-      <w:tr>
-        <w:tc>
-          <w:tcPr>
-            <w:tcW w:type="dxa" w:w="9524"/>
-            <w:shd w:val="clear" w:fill="F2F2F2"/>
-          </w:tcPr>
-          <w:p>
-            <w:pPr>
-              <w:pStyle w:val="LectureBullet"/>
-            </w:pPr>
-            <w:r/>
-            <w:r>
-              <w:rPr>
-                <w:sz w:val="19"/>
-              </w:rPr>
-              <w:t>【转场语】 现在用二十八分钟做第一版可见输出。</w:t>
-            </w:r>
-          </w:p>
-        </w:tc>
-      </w:tr>
-    </w:tbl>
+    <w:p>
+      <w:pPr>
+        <w:pStyle w:val="LectureBullet"/>
+      </w:pPr>
+      <w:r/>
+      <w:r>
+        <w:rPr>
+          <w:sz w:val="19"/>
+        </w:rPr>
+        <w:t>【转场语】 现在用二十八分钟做第一版可见输出。</w:t>
+      </w:r>
+    </w:p>
     <w:p>
       <w:pPr>
         <w:pStyle w:val="SlideTitle"/>
       </w:pPr>
       <w:r>
-        <w:t>幻灯片 13｜第1课时实操：28分钟，把概念判断转成第一版可见输出</w:t>
+        <w:t xml:space="preserve">幻灯片 13｜换季不是换颜色：哪些判定标准跟着变，哪些不变</w:t>
       </w:r>
     </w:p>
     <w:p>
@@ -2855,39 +2121,225 @@
         <w:pStyle w:val="SlideMeta"/>
       </w:pPr>
       <w:r>
+        <w:t xml:space="preserve">建议时间：2分钟　｜　课堂功能：把第09周的结构判定迁移到秋冬条件</w:t>
+      </w:r>
+    </w:p>
+    <w:p>
+      <w:pPr>
+        <w:pStyle w:val="LectureBullet"/>
+      </w:pPr>
+      <w:r>
+        <w:t xml:space="preserve">【教师动作｜不发言】 第一张卡念完停顿，强调“代码不变”；后三张连着念</w:t>
+      </w:r>
+    </w:p>
+    <w:p>
+      <w:pPr/>
+      <w:r>
+        <w:rPr>
+          <w:b/>
+        </w:rPr>
+        <w:t xml:space="preserve">【教师讲稿｜可直接发言】</w:t>
+      </w:r>
+    </w:p>
+    <w:p>
+      <w:pPr>
+        <w:pStyle w:val="SpokenText"/>
+      </w:pPr>
+      <w:r>
+        <w:t xml:space="preserve">上周的结构判定这周继续有效。变的是重量、支撑和层数这三项的算法。</w:t>
+      </w:r>
+    </w:p>
+    <w:p>
+      <w:pPr>
+        <w:pStyle w:val="SpokenText"/>
+      </w:pPr>
+      <w:r>
+        <w:t xml:space="preserve">第一项不变：共同代码。春夏定下的那条代码继续用。换季把代码换掉，等于重新开一个系列。检验很简单——秋冬五套里还认得出它吗？</w:t>
+      </w:r>
+    </w:p>
+    <w:p>
+      <w:pPr>
+        <w:pStyle w:val="SpokenText"/>
+      </w:pPr>
+      <w:r>
+        <w:t xml:space="preserve">第二项变：克重和支撑。同一个体量，春夏可能靠剪裁撑起来，秋冬可能靠材料自撑或者内衬。支撑手段变了，纸样就得重算。请为每一套写下目标克重区间。</w:t>
+      </w:r>
+    </w:p>
+    <w:p>
+      <w:pPr>
+        <w:pStyle w:val="SpokenText"/>
+      </w:pPr>
+      <w:r>
+        <w:t xml:space="preserve">第三项变：层数和余量。每加一层，肩、袖窿和下摆的活动余量同时下降。层数是设计决定，不是穿衣习惯。</w:t>
+      </w:r>
+    </w:p>
+    <w:p>
+      <w:pPr>
+        <w:pStyle w:val="SpokenText"/>
+      </w:pPr>
+      <w:r>
+        <w:t xml:space="preserve">第四项变：色彩的重量感。深色显轻、浅色显重，同样克重换个颜色，视觉重心就移位。把春夏配色直接搬过来，先看它会不会变重。</w:t>
+      </w:r>
+    </w:p>
+    <w:p>
+      <w:pPr>
+        <w:pStyle w:val="SpokenText"/>
+      </w:pPr>
+      <w:r>
+        <w:t xml:space="preserve">最常见的错误，是把秋冬等同于深色加厚料加多层。厚重是材料性能、结构空间和身体活动的共同结果，不是风格标签。</w:t>
+      </w:r>
+    </w:p>
+    <w:p>
+      <w:pPr/>
+      <w:r>
+        <w:rPr>
+          <w:b/>
+        </w:rPr>
+        <w:t xml:space="preserve">【互动与应答预案】</w:t>
+      </w:r>
+    </w:p>
+    <w:p>
+      <w:pPr>
+        <w:pStyle w:val="LectureBullet"/>
+      </w:pPr>
+      <w:r>
+        <w:t xml:space="preserve">• 请学生说出自己春夏那条代码是什么，再说它在秋冬靠什么继续成立。</w:t>
+      </w:r>
+    </w:p>
+    <w:p>
+      <w:pPr>
+        <w:pStyle w:val="LectureBullet"/>
+      </w:pPr>
+      <w:r>
+        <w:t xml:space="preserve">【转场语】 看一个把调研直接变成结构的院校例子。</w:t>
+      </w:r>
+    </w:p>
+    <w:p>
+      <w:pPr>
+        <w:pStyle w:val="SlideTitle"/>
+      </w:pPr>
+      <w:r>
+        <w:t xml:space="preserve">幻灯片 14｜院校实例｜《故乡痕迹》：调研对象怎样变成曲率、悬挂和层叠</w:t>
+      </w:r>
+    </w:p>
+    <w:p>
+      <w:pPr>
+        <w:pStyle w:val="SlideMeta"/>
+      </w:pPr>
+      <w:r>
+        <w:t xml:space="preserve">建议时间：2.5分钟　｜　课堂功能：调研到系列的可迁移规则示范</w:t>
+      </w:r>
+    </w:p>
+    <w:p>
+      <w:pPr>
+        <w:pStyle w:val="LectureBullet"/>
+      </w:pPr>
+      <w:r>
+        <w:t xml:space="preserve">【教师动作｜不发言】 按左、中、右顺序指三张；在“树的弧度”一句停顿</w:t>
+      </w:r>
+    </w:p>
+    <w:p>
+      <w:pPr/>
+      <w:r>
+        <w:rPr>
+          <w:b/>
+        </w:rPr>
+        <w:t xml:space="preserve">【教师讲稿｜可直接发言】</w:t>
+      </w:r>
+    </w:p>
+    <w:p>
+      <w:pPr>
+        <w:pStyle w:val="SpokenText"/>
+      </w:pPr>
+      <w:r>
+        <w:t xml:space="preserve">东华大学肖宜昀。左边是调研，中间是六套，右边是成衣。秋冬要加的重量，就加在中间这一步。</w:t>
+      </w:r>
+    </w:p>
+    <w:p>
+      <w:pPr>
+        <w:pStyle w:val="SpokenText"/>
+      </w:pPr>
+      <w:r>
+        <w:t xml:space="preserve">第一，来源是具体的地方。树的弧度、老照片的色调、墙面的层叠——不是“乡愁”这个词，是可以指认的物件。</w:t>
+      </w:r>
+    </w:p>
+    <w:p>
+      <w:pPr>
+        <w:pStyle w:val="SpokenText"/>
+      </w:pPr>
+      <w:r>
+        <w:t xml:space="preserve">第二，规则跨过了品类。同一条曲率既做成外轮廓，也做成内部褶皱。这就是秋冬外套主线要求的可迁移性。</w:t>
+      </w:r>
+    </w:p>
+    <w:p>
+      <w:pPr>
+        <w:pStyle w:val="SpokenText"/>
+      </w:pPr>
+      <w:r>
+        <w:t xml:space="preserve">第三，秋冬的差别在克重。把这一套换到秋冬，曲率不变，但材料克重和支撑方式必须重算。这正是这周的任务。</w:t>
+      </w:r>
+    </w:p>
+    <w:p>
+      <w:pPr>
+        <w:pStyle w:val="SpokenText"/>
+      </w:pPr>
+      <w:r>
+        <w:t xml:space="preserve">轮到你：你的调研里，有哪一个物件能像“树的弧度”一样直接给出一条线？说不出来，调研还没做完。</w:t>
+      </w:r>
+    </w:p>
+    <w:p>
+      <w:pPr/>
+      <w:r>
+        <w:rPr>
+          <w:b/>
+        </w:rPr>
+        <w:t xml:space="preserve">【互动与应答预案】</w:t>
+      </w:r>
+    </w:p>
+    <w:p>
+      <w:pPr>
+        <w:pStyle w:val="LectureBullet"/>
+      </w:pPr>
+      <w:r>
+        <w:t xml:space="preserve">• 若学生只说得出情绪词，追问：那个情绪来自你拍的哪一张照片的哪一个部位？</w:t>
+      </w:r>
+    </w:p>
+    <w:p>
+      <w:pPr>
+        <w:pStyle w:val="LectureBullet"/>
+      </w:pPr>
+      <w:r>
+        <w:t xml:space="preserve">【转场语】 现在进入本周的外套主线。</w:t>
+      </w:r>
+    </w:p>
+    <w:p>
+      <w:pPr>
+        <w:pStyle w:val="SlideTitle"/>
+      </w:pPr>
+      <w:r>
+        <w:t>幻灯片 15｜第1课时实操：28分钟，把概念判断转成第一版可见输出</w:t>
+      </w:r>
+    </w:p>
+    <w:p>
+      <w:pPr>
+        <w:pStyle w:val="SlideMeta"/>
+      </w:pPr>
+      <w:r>
         <w:t>建议时间：28分钟　｜　课堂功能：四阶段实操（张力·外套主线·剖面·三档草图）</w:t>
       </w:r>
     </w:p>
-    <w:tbl>
-      <w:tblPr>
-        <w:tblStyle w:val="TableGrid"/>
-        <w:tblW w:type="auto" w:w="0"/>
-        <w:tblLook w:firstColumn="1" w:firstRow="1" w:lastColumn="0" w:lastRow="0" w:noHBand="0" w:noVBand="1" w:val="04A0"/>
-      </w:tblPr>
-      <w:tblGrid>
-        <w:gridCol w:w="9524"/>
-      </w:tblGrid>
-      <w:tr>
-        <w:tc>
-          <w:tcPr>
-            <w:tcW w:type="dxa" w:w="9524"/>
-            <w:shd w:val="clear" w:fill="F2F2F2"/>
-          </w:tcPr>
-          <w:p>
-            <w:pPr>
-              <w:pStyle w:val="LectureBullet"/>
-            </w:pPr>
-            <w:r/>
-            <w:r>
-              <w:rPr>
-                <w:sz w:val="19"/>
-              </w:rPr>
-              <w:t>【教师动作｜不发言】 按页面上的分钟区间报时：17—23、23—31、31—39、39—45；每阶段结束检查是否留下图像、标注或修改记录。</w:t>
-            </w:r>
-          </w:p>
-        </w:tc>
-      </w:tr>
-    </w:tbl>
+    <w:p>
+      <w:pPr>
+        <w:pStyle w:val="LectureBullet"/>
+      </w:pPr>
+      <w:r/>
+      <w:r>
+        <w:rPr>
+          <w:sz w:val="19"/>
+        </w:rPr>
+        <w:t>【教师动作｜不发言】 按页面上的分钟区间报时：17—23、23—31、31—39、39—45；每阶段结束检查是否留下图像、标注或修改记录。</w:t>
+      </w:r>
+    </w:p>
     <w:p>
       <w:pPr/>
       <w:r>
@@ -2970,36 +2422,18 @@
         <w:t>• 若剖面只有一条线，提醒：“四条线：身体、内层、中层、外层。厚度要标数值。”</w:t>
       </w:r>
     </w:p>
-    <w:tbl>
-      <w:tblPr>
-        <w:tblStyle w:val="TableGrid"/>
-        <w:tblW w:type="auto" w:w="0"/>
-        <w:tblLook w:firstColumn="1" w:firstRow="1" w:lastColumn="0" w:lastRow="0" w:noHBand="0" w:noVBand="1" w:val="04A0"/>
-      </w:tblPr>
-      <w:tblGrid>
-        <w:gridCol w:w="9524"/>
-      </w:tblGrid>
-      <w:tr>
-        <w:tc>
-          <w:tcPr>
-            <w:tcW w:type="dxa" w:w="9524"/>
-            <w:shd w:val="clear" w:fill="F2F2F2"/>
-          </w:tcPr>
-          <w:p>
-            <w:pPr>
-              <w:pStyle w:val="LectureBullet"/>
-            </w:pPr>
-            <w:r/>
-            <w:r>
-              <w:rPr>
-                <w:sz w:val="19"/>
-              </w:rPr>
-              <w:t>【转场语】 第1课时到此结束。休息以后换算成色彩和材料。</w:t>
-            </w:r>
-          </w:p>
-        </w:tc>
-      </w:tr>
-    </w:tbl>
+    <w:p>
+      <w:pPr>
+        <w:pStyle w:val="LectureBullet"/>
+      </w:pPr>
+      <w:r/>
+      <w:r>
+        <w:rPr>
+          <w:sz w:val="19"/>
+        </w:rPr>
+        <w:t>【转场语】 第1课时到此结束。休息以后换算成色彩和材料。</w:t>
+      </w:r>
+    </w:p>
     <w:p>
       <w:pPr>
         <w:jc w:val="center"/>
@@ -3040,7 +2474,7 @@
         <w:pStyle w:val="SlideTitle"/>
       </w:pPr>
       <w:r>
-        <w:t>幻灯片 14｜从判断进入制作、编辑与反馈</w:t>
+        <w:t>幻灯片 16｜从判断进入制作、编辑与反馈</w:t>
       </w:r>
     </w:p>
     <w:p>
@@ -3051,36 +2485,18 @@
         <w:t>建议时间：0.5分钟　｜　课堂功能：第2课时开场分隔</w:t>
       </w:r>
     </w:p>
-    <w:tbl>
-      <w:tblPr>
-        <w:tblStyle w:val="TableGrid"/>
-        <w:tblW w:type="auto" w:w="0"/>
-        <w:tblLook w:firstColumn="1" w:firstRow="1" w:lastColumn="0" w:lastRow="0" w:noHBand="0" w:noVBand="1" w:val="04A0"/>
-      </w:tblPr>
-      <w:tblGrid>
-        <w:gridCol w:w="9524"/>
-      </w:tblGrid>
-      <w:tr>
-        <w:tc>
-          <w:tcPr>
-            <w:tcW w:type="dxa" w:w="9524"/>
-            <w:shd w:val="clear" w:fill="F2F2F2"/>
-          </w:tcPr>
-          <w:p>
-            <w:pPr>
-              <w:pStyle w:val="LectureBullet"/>
-            </w:pPr>
-            <w:r/>
-            <w:r>
-              <w:rPr>
-                <w:sz w:val="19"/>
-              </w:rPr>
-              <w:t>【教师动作｜不发言】 宣布节奏：方法与实验9分钟、实操28分钟、讲评与评价5分钟、预告与收尾3分钟。</w:t>
-            </w:r>
-          </w:p>
-        </w:tc>
-      </w:tr>
-    </w:tbl>
+    <w:p>
+      <w:pPr>
+        <w:pStyle w:val="LectureBullet"/>
+      </w:pPr>
+      <w:r/>
+      <w:r>
+        <w:rPr>
+          <w:sz w:val="19"/>
+        </w:rPr>
+        <w:t>【教师动作｜不发言】 宣布节奏：方法与实验9分钟、实操28分钟、讲评与评价5分钟、预告与收尾3分钟。</w:t>
+      </w:r>
+    </w:p>
     <w:p>
       <w:pPr/>
       <w:r>
@@ -3106,42 +2522,24 @@
         <w:t>节奏是：方法与实验九分钟、实操二十八分钟、讲评与评价五分钟、预告与收尾三分钟。</w:t>
       </w:r>
     </w:p>
-    <w:tbl>
-      <w:tblPr>
-        <w:tblStyle w:val="TableGrid"/>
-        <w:tblW w:type="auto" w:w="0"/>
-        <w:tblLook w:firstColumn="1" w:firstRow="1" w:lastColumn="0" w:lastRow="0" w:noHBand="0" w:noVBand="1" w:val="04A0"/>
-      </w:tblPr>
-      <w:tblGrid>
-        <w:gridCol w:w="9524"/>
-      </w:tblGrid>
-      <w:tr>
-        <w:tc>
-          <w:tcPr>
-            <w:tcW w:type="dxa" w:w="9524"/>
-            <w:shd w:val="clear" w:fill="F2F2F2"/>
-          </w:tcPr>
-          <w:p>
-            <w:pPr>
-              <w:pStyle w:val="LectureBullet"/>
-            </w:pPr>
-            <w:r/>
-            <w:r>
-              <w:rPr>
-                <w:sz w:val="19"/>
-              </w:rPr>
-              <w:t>【转场语】 先给你们八个动作。</w:t>
-            </w:r>
-          </w:p>
-        </w:tc>
-      </w:tr>
-    </w:tbl>
+    <w:p>
+      <w:pPr>
+        <w:pStyle w:val="LectureBullet"/>
+      </w:pPr>
+      <w:r/>
+      <w:r>
+        <w:rPr>
+          <w:sz w:val="19"/>
+        </w:rPr>
+        <w:t>【转场语】 先给你们八个动作。</w:t>
+      </w:r>
+    </w:p>
     <w:p>
       <w:pPr>
         <w:pStyle w:val="SlideTitle"/>
       </w:pPr>
       <w:r>
-        <w:t>幻灯片 15｜用八个动作推进设计，不用空泛形容词</w:t>
+        <w:t>幻灯片 17｜用八个动作推进设计，不用空泛形容词</w:t>
       </w:r>
     </w:p>
     <w:p>
@@ -3152,36 +2550,18 @@
         <w:t>建议时间：2.5分钟　｜　课堂功能：八个秋冬操作动词</w:t>
       </w:r>
     </w:p>
-    <w:tbl>
-      <w:tblPr>
-        <w:tblStyle w:val="TableGrid"/>
-        <w:tblW w:type="auto" w:w="0"/>
-        <w:tblLook w:firstColumn="1" w:firstRow="1" w:lastColumn="0" w:lastRow="0" w:noHBand="0" w:noVBand="1" w:val="04A0"/>
-      </w:tblPr>
-      <w:tblGrid>
-        <w:gridCol w:w="9524"/>
-      </w:tblGrid>
-      <w:tr>
-        <w:tc>
-          <w:tcPr>
-            <w:tcW w:type="dxa" w:w="9524"/>
-            <w:shd w:val="clear" w:fill="F2F2F2"/>
-          </w:tcPr>
-          <w:p>
-            <w:pPr>
-              <w:pStyle w:val="LectureBullet"/>
-            </w:pPr>
-            <w:r/>
-            <w:r>
-              <w:rPr>
-                <w:sz w:val="19"/>
-              </w:rPr>
-              <w:t>【教师动作｜不发言】 快速念八个动词；在最后一个“减负”停顿。</w:t>
-            </w:r>
-          </w:p>
-        </w:tc>
-      </w:tr>
-    </w:tbl>
+    <w:p>
+      <w:pPr>
+        <w:pStyle w:val="LectureBullet"/>
+      </w:pPr>
+      <w:r/>
+      <w:r>
+        <w:rPr>
+          <w:sz w:val="19"/>
+        </w:rPr>
+        <w:t>【教师动作｜不发言】 快速念八个动词；在最后一个“减负”停顿。</w:t>
+      </w:r>
+    </w:p>
     <w:p>
       <w:pPr/>
       <w:r>
@@ -3239,42 +2619,24 @@
         <w:t>八，减负：删除无功能的厚重层，保留最能表达概念和季节性的结构。第八个动词是今天最重要的一个。秋冬难在减，不在加。</w:t>
       </w:r>
     </w:p>
-    <w:tbl>
-      <w:tblPr>
-        <w:tblStyle w:val="TableGrid"/>
-        <w:tblW w:type="auto" w:w="0"/>
-        <w:tblLook w:firstColumn="1" w:firstRow="1" w:lastColumn="0" w:lastRow="0" w:noHBand="0" w:noVBand="1" w:val="04A0"/>
-      </w:tblPr>
-      <w:tblGrid>
-        <w:gridCol w:w="9524"/>
-      </w:tblGrid>
-      <w:tr>
-        <w:tc>
-          <w:tcPr>
-            <w:tcW w:type="dxa" w:w="9524"/>
-            <w:shd w:val="clear" w:fill="F2F2F2"/>
-          </w:tcPr>
-          <w:p>
-            <w:pPr>
-              <w:pStyle w:val="LectureBullet"/>
-            </w:pPr>
-            <w:r/>
-            <w:r>
-              <w:rPr>
-                <w:sz w:val="19"/>
-              </w:rPr>
-              <w:t>【转场语】 变化要有矩阵，不能凭感觉。</w:t>
-            </w:r>
-          </w:p>
-        </w:tc>
-      </w:tr>
-    </w:tbl>
+    <w:p>
+      <w:pPr>
+        <w:pStyle w:val="LectureBullet"/>
+      </w:pPr>
+      <w:r/>
+      <w:r>
+        <w:rPr>
+          <w:sz w:val="19"/>
+        </w:rPr>
+        <w:t>【转场语】 变化要有矩阵，不能凭感觉。</w:t>
+      </w:r>
+    </w:p>
     <w:p>
       <w:pPr>
         <w:pStyle w:val="SlideTitle"/>
       </w:pPr>
       <w:r>
-        <w:t>幻灯片 16｜先控制变量，再判断哪一种变化真正有效</w:t>
+        <w:t>幻灯片 18｜先控制变量，再判断哪一种变化真正有效</w:t>
       </w:r>
     </w:p>
     <w:p>
@@ -3285,36 +2647,18 @@
         <w:t>建议时间：2.5分钟　｜　课堂功能：五行四列变量矩阵与使用规则</w:t>
       </w:r>
     </w:p>
-    <w:tbl>
-      <w:tblPr>
-        <w:tblStyle w:val="TableGrid"/>
-        <w:tblW w:type="auto" w:w="0"/>
-        <w:tblLook w:firstColumn="1" w:firstRow="1" w:lastColumn="0" w:lastRow="0" w:noHBand="0" w:noVBand="1" w:val="04A0"/>
-      </w:tblPr>
-      <w:tblGrid>
-        <w:gridCol w:w="9524"/>
-      </w:tblGrid>
-      <w:tr>
-        <w:tc>
-          <w:tcPr>
-            <w:tcW w:type="dxa" w:w="9524"/>
-            <w:shd w:val="clear" w:fill="F2F2F2"/>
-          </w:tcPr>
-          <w:p>
-            <w:pPr>
-              <w:pStyle w:val="LectureBullet"/>
-            </w:pPr>
-            <w:r/>
-            <w:r>
-              <w:rPr>
-                <w:sz w:val="19"/>
-              </w:rPr>
-              <w:t>【教师动作｜不发言】 逐行念矩阵；重点念“怎么用”“五套的分配”“无效组合”三条。</w:t>
-            </w:r>
-          </w:p>
-        </w:tc>
-      </w:tr>
-    </w:tbl>
+    <w:p>
+      <w:pPr>
+        <w:pStyle w:val="LectureBullet"/>
+      </w:pPr>
+      <w:r/>
+      <w:r>
+        <w:rPr>
+          <w:sz w:val="19"/>
+        </w:rPr>
+        <w:t>【教师动作｜不发言】 逐行念矩阵；重点念“怎么用”“五套的分配”“无效组合”三条。</w:t>
+      </w:r>
+    </w:p>
     <w:p>
       <w:pPr/>
       <w:r>
@@ -3381,42 +2725,24 @@
         <w:t>• 检查是否有人五套里有两套落在同一档长度；有的话当场改一档。</w:t>
       </w:r>
     </w:p>
-    <w:tbl>
-      <w:tblPr>
-        <w:tblStyle w:val="TableGrid"/>
-        <w:tblW w:type="auto" w:w="0"/>
-        <w:tblLook w:firstColumn="1" w:firstRow="1" w:lastColumn="0" w:lastRow="0" w:noHBand="0" w:noVBand="1" w:val="04A0"/>
-      </w:tblPr>
-      <w:tblGrid>
-        <w:gridCol w:w="9524"/>
-      </w:tblGrid>
-      <w:tr>
-        <w:tc>
-          <w:tcPr>
-            <w:tcW w:type="dxa" w:w="9524"/>
-            <w:shd w:val="clear" w:fill="F2F2F2"/>
-          </w:tcPr>
-          <w:p>
-            <w:pPr>
-              <w:pStyle w:val="LectureBullet"/>
-            </w:pPr>
-            <w:r/>
-            <w:r>
-              <w:rPr>
-                <w:sz w:val="19"/>
-              </w:rPr>
-              <w:t>【转场语】 矩阵之外，还要留下受控实验的记录。</w:t>
-            </w:r>
-          </w:p>
-        </w:tc>
-      </w:tr>
-    </w:tbl>
+    <w:p>
+      <w:pPr>
+        <w:pStyle w:val="LectureBullet"/>
+      </w:pPr>
+      <w:r/>
+      <w:r>
+        <w:rPr>
+          <w:sz w:val="19"/>
+        </w:rPr>
+        <w:t>【转场语】 矩阵之外，还要留下受控实验的记录。</w:t>
+      </w:r>
+    </w:p>
     <w:p>
       <w:pPr>
         <w:pStyle w:val="SlideTitle"/>
       </w:pPr>
       <w:r>
-        <w:t>幻灯片 17｜一次只改变一个主变量，保留可追踪依据</w:t>
+        <w:t>幻灯片 19｜一次只改变一个主变量，保留可追踪依据</w:t>
       </w:r>
     </w:p>
     <w:p>
@@ -3427,36 +2753,18 @@
         <w:t>建议时间：2分钟　｜　课堂功能：基准型与V1—V3三个变量实验</w:t>
       </w:r>
     </w:p>
-    <w:tbl>
-      <w:tblPr>
-        <w:tblStyle w:val="TableGrid"/>
-        <w:tblW w:type="auto" w:w="0"/>
-        <w:tblLook w:firstColumn="1" w:firstRow="1" w:lastColumn="0" w:lastRow="0" w:noHBand="0" w:noVBand="1" w:val="04A0"/>
-      </w:tblPr>
-      <w:tblGrid>
-        <w:gridCol w:w="9524"/>
-      </w:tblGrid>
-      <w:tr>
-        <w:tc>
-          <w:tcPr>
-            <w:tcW w:type="dxa" w:w="9524"/>
-            <w:shd w:val="clear" w:fill="F2F2F2"/>
-          </w:tcPr>
-          <w:p>
-            <w:pPr>
-              <w:pStyle w:val="LectureBullet"/>
-            </w:pPr>
-            <w:r/>
-            <w:r>
-              <w:rPr>
-                <w:sz w:val="19"/>
-              </w:rPr>
-              <w:t>【教师动作｜不发言】 强调三个“同一”；逐版念“记录”一行，要求写数值。</w:t>
-            </w:r>
-          </w:p>
-        </w:tc>
-      </w:tr>
-    </w:tbl>
+    <w:p>
+      <w:pPr>
+        <w:pStyle w:val="LectureBullet"/>
+      </w:pPr>
+      <w:r/>
+      <w:r>
+        <w:rPr>
+          <w:sz w:val="19"/>
+        </w:rPr>
+        <w:t>【教师动作｜不发言】 强调三个“同一”；逐版念“记录”一行，要求写数值。</w:t>
+      </w:r>
+    </w:p>
     <w:p>
       <w:pPr/>
       <w:r>
@@ -3523,42 +2831,24 @@
         <w:t>• 若学生记录写“重了一点”，回应：“克重是数字。从多少到多少？”</w:t>
       </w:r>
     </w:p>
-    <w:tbl>
-      <w:tblPr>
-        <w:tblStyle w:val="TableGrid"/>
-        <w:tblW w:type="auto" w:w="0"/>
-        <w:tblLook w:firstColumn="1" w:firstRow="1" w:lastColumn="0" w:lastRow="0" w:noHBand="0" w:noVBand="1" w:val="04A0"/>
-      </w:tblPr>
-      <w:tblGrid>
-        <w:gridCol w:w="9524"/>
-      </w:tblGrid>
-      <w:tr>
-        <w:tc>
-          <w:tcPr>
-            <w:tcW w:type="dxa" w:w="9524"/>
-            <w:shd w:val="clear" w:fill="F2F2F2"/>
-          </w:tcPr>
-          <w:p>
-            <w:pPr>
-              <w:pStyle w:val="LectureBullet"/>
-            </w:pPr>
-            <w:r/>
-            <w:r>
-              <w:rPr>
-                <w:sz w:val="19"/>
-              </w:rPr>
-              <w:t>【转场语】 单个实验要放回系列里才有意义。</w:t>
-            </w:r>
-          </w:p>
-        </w:tc>
-      </w:tr>
-    </w:tbl>
+    <w:p>
+      <w:pPr>
+        <w:pStyle w:val="LectureBullet"/>
+      </w:pPr>
+      <w:r/>
+      <w:r>
+        <w:rPr>
+          <w:sz w:val="19"/>
+        </w:rPr>
+        <w:t>【转场语】 单个实验要放回系列里才有意义。</w:t>
+      </w:r>
+    </w:p>
     <w:p>
       <w:pPr>
         <w:pStyle w:val="SlideTitle"/>
       </w:pPr>
       <w:r>
-        <w:t>幻灯片 18｜单个实验只有进入系列角色，才产生产品意义</w:t>
+        <w:t>幻灯片 20｜单个实验只有进入系列角色，才产生产品意义</w:t>
       </w:r>
     </w:p>
     <w:p>
@@ -3569,36 +2859,18 @@
         <w:t>建议时间：2分钟　｜　课堂功能：五套各占外套主线上的一个位置</w:t>
       </w:r>
     </w:p>
-    <w:tbl>
-      <w:tblPr>
-        <w:tblStyle w:val="TableGrid"/>
-        <w:tblW w:type="auto" w:w="0"/>
-        <w:tblLook w:firstColumn="1" w:firstRow="1" w:lastColumn="0" w:lastRow="0" w:noHBand="0" w:noVBand="1" w:val="04A0"/>
-      </w:tblPr>
-      <w:tblGrid>
-        <w:gridCol w:w="9524"/>
-      </w:tblGrid>
-      <w:tr>
-        <w:tc>
-          <w:tcPr>
-            <w:tcW w:type="dxa" w:w="9524"/>
-            <w:shd w:val="clear" w:fill="F2F2F2"/>
-          </w:tcPr>
-          <w:p>
-            <w:pPr>
-              <w:pStyle w:val="LectureBullet"/>
-            </w:pPr>
-            <w:r/>
-            <w:r>
-              <w:rPr>
-                <w:sz w:val="19"/>
-              </w:rPr>
-              <w:t>【教师动作｜不发言】 逐套念位置与角色；最后念抽走法检查。</w:t>
-            </w:r>
-          </w:p>
-        </w:tc>
-      </w:tr>
-    </w:tbl>
+    <w:p>
+      <w:pPr>
+        <w:pStyle w:val="LectureBullet"/>
+      </w:pPr>
+      <w:r/>
+      <w:r>
+        <w:rPr>
+          <w:sz w:val="19"/>
+        </w:rPr>
+        <w:t>【教师动作｜不发言】 逐套念位置与角色；最后念抽走法检查。</w:t>
+      </w:r>
+    </w:p>
     <w:p>
       <w:pPr/>
       <w:r>
@@ -3681,42 +2953,24 @@
         <w:t>• 若学生没有“无外套”那一套，提醒：“那你的内层没有被验证过。”</w:t>
       </w:r>
     </w:p>
-    <w:tbl>
-      <w:tblPr>
-        <w:tblStyle w:val="TableGrid"/>
-        <w:tblW w:type="auto" w:w="0"/>
-        <w:tblLook w:firstColumn="1" w:firstRow="1" w:lastColumn="0" w:lastRow="0" w:noHBand="0" w:noVBand="1" w:val="04A0"/>
-      </w:tblPr>
-      <w:tblGrid>
-        <w:gridCol w:w="9524"/>
-      </w:tblGrid>
-      <w:tr>
-        <w:tc>
-          <w:tcPr>
-            <w:tcW w:type="dxa" w:w="9524"/>
-            <w:shd w:val="clear" w:fill="F2F2F2"/>
-          </w:tcPr>
-          <w:p>
-            <w:pPr>
-              <w:pStyle w:val="LectureBullet"/>
-            </w:pPr>
-            <w:r/>
-            <w:r>
-              <w:rPr>
-                <w:sz w:val="19"/>
-              </w:rPr>
-              <w:t>【转场语】 现在用二十八分钟完成配色、材料、骨架和风险。</w:t>
-            </w:r>
-          </w:p>
-        </w:tc>
-      </w:tr>
-    </w:tbl>
+    <w:p>
+      <w:pPr>
+        <w:pStyle w:val="LectureBullet"/>
+      </w:pPr>
+      <w:r/>
+      <w:r>
+        <w:rPr>
+          <w:sz w:val="19"/>
+        </w:rPr>
+        <w:t>【转场语】 现在用二十八分钟完成配色、材料、骨架和风险。</w:t>
+      </w:r>
+    </w:p>
     <w:p>
       <w:pPr>
         <w:pStyle w:val="SlideTitle"/>
       </w:pPr>
       <w:r>
-        <w:t>幻灯片 19｜第2课时实操：28分钟，完成实验、编辑、同伴反馈与锁定</w:t>
+        <w:t>幻灯片 21｜第2课时实操：28分钟，完成实验、编辑、同伴反馈与锁定</w:t>
       </w:r>
     </w:p>
     <w:p>
@@ -3727,36 +2981,18 @@
         <w:t>建议时间：28分钟　｜　课堂功能：四阶段实操（配色·材料·骨架·风险）</w:t>
       </w:r>
     </w:p>
-    <w:tbl>
-      <w:tblPr>
-        <w:tblStyle w:val="TableGrid"/>
-        <w:tblW w:type="auto" w:w="0"/>
-        <w:tblLook w:firstColumn="1" w:firstRow="1" w:lastColumn="0" w:lastRow="0" w:noHBand="0" w:noVBand="1" w:val="04A0"/>
-      </w:tblPr>
-      <w:tblGrid>
-        <w:gridCol w:w="9524"/>
-      </w:tblGrid>
-      <w:tr>
-        <w:tc>
-          <w:tcPr>
-            <w:tcW w:type="dxa" w:w="9524"/>
-            <w:shd w:val="clear" w:fill="F2F2F2"/>
-          </w:tcPr>
-          <w:p>
-            <w:pPr>
-              <w:pStyle w:val="LectureBullet"/>
-            </w:pPr>
-            <w:r/>
-            <w:r>
-              <w:rPr>
-                <w:sz w:val="19"/>
-              </w:rPr>
-              <w:t>【教师动作｜不发言】 按页面分钟区间报时：14—20、20—28、28—36、36—42；最后5分钟强制写下一步动作。</w:t>
-            </w:r>
-          </w:p>
-        </w:tc>
-      </w:tr>
-    </w:tbl>
+    <w:p>
+      <w:pPr>
+        <w:pStyle w:val="LectureBullet"/>
+      </w:pPr>
+      <w:r/>
+      <w:r>
+        <w:rPr>
+          <w:sz w:val="19"/>
+        </w:rPr>
+        <w:t>【教师动作｜不发言】 按页面分钟区间报时：14—20、20—28、28—36、36—42；最后5分钟强制写下一步动作。</w:t>
+      </w:r>
+    </w:p>
     <w:p>
       <w:pPr/>
       <w:r>
@@ -3839,42 +3075,24 @@
         <w:t>• 风险审查阶段问：“过热算不算风险？”提醒学生秋冬也有过热问题，尤其是室内。</w:t>
       </w:r>
     </w:p>
-    <w:tbl>
-      <w:tblPr>
-        <w:tblStyle w:val="TableGrid"/>
-        <w:tblW w:type="auto" w:w="0"/>
-        <w:tblLook w:firstColumn="1" w:firstRow="1" w:lastColumn="0" w:lastRow="0" w:noHBand="0" w:noVBand="1" w:val="04A0"/>
-      </w:tblPr>
-      <w:tblGrid>
-        <w:gridCol w:w="9524"/>
-      </w:tblGrid>
-      <w:tr>
-        <w:tc>
-          <w:tcPr>
-            <w:tcW w:type="dxa" w:w="9524"/>
-            <w:shd w:val="clear" w:fill="F2F2F2"/>
-          </w:tcPr>
-          <w:p>
-            <w:pPr>
-              <w:pStyle w:val="LectureBullet"/>
-            </w:pPr>
-            <w:r/>
-            <w:r>
-              <w:rPr>
-                <w:sz w:val="19"/>
-              </w:rPr>
-              <w:t>【转场语】 交之前，先按四类证据自查一遍板面。</w:t>
-            </w:r>
-          </w:p>
-        </w:tc>
-      </w:tr>
-    </w:tbl>
+    <w:p>
+      <w:pPr>
+        <w:pStyle w:val="LectureBullet"/>
+      </w:pPr>
+      <w:r/>
+      <w:r>
+        <w:rPr>
+          <w:sz w:val="19"/>
+        </w:rPr>
+        <w:t>【转场语】 交之前，先按四类证据自查一遍板面。</w:t>
+      </w:r>
+    </w:p>
     <w:p>
       <w:pPr>
         <w:pStyle w:val="SlideTitle"/>
       </w:pPr>
       <w:r>
-        <w:t>幻灯片 20｜提交板面必须让评审者快速找到四类证据</w:t>
+        <w:t>幻灯片 22｜提交板面必须让评审者快速找到四类证据</w:t>
       </w:r>
     </w:p>
     <w:p>
@@ -3885,36 +3103,18 @@
         <w:t>建议时间：2分钟　｜　课堂功能：四类提交证据与不合格样态</w:t>
       </w:r>
     </w:p>
-    <w:tbl>
-      <w:tblPr>
-        <w:tblStyle w:val="TableGrid"/>
-        <w:tblW w:type="auto" w:w="0"/>
-        <w:tblLook w:firstColumn="1" w:firstRow="1" w:lastColumn="0" w:lastRow="0" w:noHBand="0" w:noVBand="1" w:val="04A0"/>
-      </w:tblPr>
-      <w:tblGrid>
-        <w:gridCol w:w="9524"/>
-      </w:tblGrid>
-      <w:tr>
-        <w:tc>
-          <w:tcPr>
-            <w:tcW w:type="dxa" w:w="9524"/>
-            <w:shd w:val="clear" w:fill="F2F2F2"/>
-          </w:tcPr>
-          <w:p>
-            <w:pPr>
-              <w:pStyle w:val="LectureBullet"/>
-            </w:pPr>
-            <w:r/>
-            <w:r>
-              <w:rPr>
-                <w:sz w:val="19"/>
-              </w:rPr>
-              <w:t>【教师动作｜不发言】 念四类与四条不合格；提醒“评审者只有60秒”。</w:t>
-            </w:r>
-          </w:p>
-        </w:tc>
-      </w:tr>
-    </w:tbl>
+    <w:p>
+      <w:pPr>
+        <w:pStyle w:val="LectureBullet"/>
+      </w:pPr>
+      <w:r/>
+      <w:r>
+        <w:rPr>
+          <w:sz w:val="19"/>
+        </w:rPr>
+        <w:t>【教师动作｜不发言】 念四类与四条不合格；提醒“评审者只有60秒”。</w:t>
+      </w:r>
+    </w:p>
     <w:p>
       <w:pPr/>
       <w:r>
@@ -3981,42 +3181,24 @@
         <w:t>• 快速抽查两份板面，当场按四条判断合格与否。</w:t>
       </w:r>
     </w:p>
-    <w:tbl>
-      <w:tblPr>
-        <w:tblStyle w:val="TableGrid"/>
-        <w:tblW w:type="auto" w:w="0"/>
-        <w:tblLook w:firstColumn="1" w:firstRow="1" w:lastColumn="0" w:lastRow="0" w:noHBand="0" w:noVBand="1" w:val="04A0"/>
-      </w:tblPr>
-      <w:tblGrid>
-        <w:gridCol w:w="9524"/>
-      </w:tblGrid>
-      <w:tr>
-        <w:tc>
-          <w:tcPr>
-            <w:tcW w:type="dxa" w:w="9524"/>
-            <w:shd w:val="clear" w:fill="F2F2F2"/>
-          </w:tcPr>
-          <w:p>
-            <w:pPr>
-              <w:pStyle w:val="LectureBullet"/>
-            </w:pPr>
-            <w:r/>
-            <w:r>
-              <w:rPr>
-                <w:sz w:val="19"/>
-              </w:rPr>
-              <w:t>【转场语】 讲评时只用一种语言格式。</w:t>
-            </w:r>
-          </w:p>
-        </w:tc>
-      </w:tr>
-    </w:tbl>
+    <w:p>
+      <w:pPr>
+        <w:pStyle w:val="LectureBullet"/>
+      </w:pPr>
+      <w:r/>
+      <w:r>
+        <w:rPr>
+          <w:sz w:val="19"/>
+        </w:rPr>
+        <w:t>【转场语】 讲评时只用一种语言格式。</w:t>
+      </w:r>
+    </w:p>
     <w:p>
       <w:pPr>
         <w:pStyle w:val="SlideTitle"/>
       </w:pPr>
       <w:r>
-        <w:t>幻灯片 21｜反馈只使用“证据—判断—动作”</w:t>
+        <w:t>幻灯片 23｜反馈只使用“证据—判断—动作”</w:t>
       </w:r>
     </w:p>
     <w:p>
@@ -4027,36 +3209,18 @@
         <w:t>建议时间：1.5分钟　｜　课堂功能：同伴讲评四段格式与本周指向</w:t>
       </w:r>
     </w:p>
-    <w:tbl>
-      <w:tblPr>
-        <w:tblStyle w:val="TableGrid"/>
-        <w:tblW w:type="auto" w:w="0"/>
-        <w:tblLook w:firstColumn="1" w:firstRow="1" w:lastColumn="0" w:lastRow="0" w:noHBand="0" w:noVBand="1" w:val="04A0"/>
-      </w:tblPr>
-      <w:tblGrid>
-        <w:gridCol w:w="9524"/>
-      </w:tblGrid>
-      <w:tr>
-        <w:tc>
-          <w:tcPr>
-            <w:tcW w:type="dxa" w:w="9524"/>
-            <w:shd w:val="clear" w:fill="F2F2F2"/>
-          </w:tcPr>
-          <w:p>
-            <w:pPr>
-              <w:pStyle w:val="LectureBullet"/>
-            </w:pPr>
-            <w:r/>
-            <w:r>
-              <w:rPr>
-                <w:sz w:val="19"/>
-              </w:rPr>
-              <w:t>【教师动作｜不发言】 四段各念一句“本周指向”；开始前重申禁止语。</w:t>
-            </w:r>
-          </w:p>
-        </w:tc>
-      </w:tr>
-    </w:tbl>
+    <w:p>
+      <w:pPr>
+        <w:pStyle w:val="LectureBullet"/>
+      </w:pPr>
+      <w:r/>
+      <w:r>
+        <w:rPr>
+          <w:sz w:val="19"/>
+        </w:rPr>
+        <w:t>【教师动作｜不发言】 四段各念一句“本周指向”；开始前重申禁止语。</w:t>
+      </w:r>
+    </w:p>
     <w:p>
       <w:pPr/>
       <w:r>
@@ -4123,42 +3287,24 @@
         <w:t>• 听到“整体偏厚”时立即介入：“哪一档？哪一号？厚在哪一层？”</w:t>
       </w:r>
     </w:p>
-    <w:tbl>
-      <w:tblPr>
-        <w:tblStyle w:val="TableGrid"/>
-        <w:tblW w:type="auto" w:w="0"/>
-        <w:tblLook w:firstColumn="1" w:firstRow="1" w:lastColumn="0" w:lastRow="0" w:noHBand="0" w:noVBand="1" w:val="04A0"/>
-      </w:tblPr>
-      <w:tblGrid>
-        <w:gridCol w:w="9524"/>
-      </w:tblGrid>
-      <w:tr>
-        <w:tc>
-          <w:tcPr>
-            <w:tcW w:type="dxa" w:w="9524"/>
-            <w:shd w:val="clear" w:fill="F2F2F2"/>
-          </w:tcPr>
-          <w:p>
-            <w:pPr>
-              <w:pStyle w:val="LectureBullet"/>
-            </w:pPr>
-            <w:r/>
-            <w:r>
-              <w:rPr>
-                <w:sz w:val="19"/>
-              </w:rPr>
-              <w:t>【转场语】 这周怎么判定合格？</w:t>
-            </w:r>
-          </w:p>
-        </w:tc>
-      </w:tr>
-    </w:tbl>
+    <w:p>
+      <w:pPr>
+        <w:pStyle w:val="LectureBullet"/>
+      </w:pPr>
+      <w:r/>
+      <w:r>
+        <w:rPr>
+          <w:sz w:val="19"/>
+        </w:rPr>
+        <w:t>【转场语】 这周怎么判定合格？</w:t>
+      </w:r>
+    </w:p>
     <w:p>
       <w:pPr>
         <w:pStyle w:val="SlideTitle"/>
       </w:pPr>
       <w:r>
-        <w:t>幻灯片 22｜第10周检查：本周成果是否允许进入下一阶段</w:t>
+        <w:t>幻灯片 24｜第10周检查：本周成果是否允许进入下一阶段</w:t>
       </w:r>
     </w:p>
     <w:p>
@@ -4169,36 +3315,18 @@
         <w:t>建议时间：1.5分钟　｜　课堂功能：五项形成性评价与权重</w:t>
       </w:r>
     </w:p>
-    <w:tbl>
-      <w:tblPr>
-        <w:tblStyle w:val="TableGrid"/>
-        <w:tblW w:type="auto" w:w="0"/>
-        <w:tblLook w:firstColumn="1" w:firstRow="1" w:lastColumn="0" w:lastRow="0" w:noHBand="0" w:noVBand="1" w:val="04A0"/>
-      </w:tblPr>
-      <w:tblGrid>
-        <w:gridCol w:w="9524"/>
-      </w:tblGrid>
-      <w:tr>
-        <w:tc>
-          <w:tcPr>
-            <w:tcW w:type="dxa" w:w="9524"/>
-            <w:shd w:val="clear" w:fill="F2F2F2"/>
-          </w:tcPr>
-          <w:p>
-            <w:pPr>
-              <w:pStyle w:val="LectureBullet"/>
-            </w:pPr>
-            <w:r/>
-            <w:r>
-              <w:rPr>
-                <w:sz w:val="19"/>
-              </w:rPr>
-              <w:t>【教师动作｜不发言】 念五项与权重；指出本周有两项各占25%。</w:t>
-            </w:r>
-          </w:p>
-        </w:tc>
-      </w:tr>
-    </w:tbl>
+    <w:p>
+      <w:pPr>
+        <w:pStyle w:val="LectureBullet"/>
+      </w:pPr>
+      <w:r/>
+      <w:r>
+        <w:rPr>
+          <w:sz w:val="19"/>
+        </w:rPr>
+        <w:t>【教师动作｜不发言】 念五项与权重；指出本周有两项各占25%。</w:t>
+      </w:r>
+    </w:p>
     <w:p>
       <w:pPr/>
       <w:r>
@@ -4256,42 +3384,24 @@
         <w:t>系列骨架表达占百分之十五：五套关系清晰，图面可直接进入开发。</w:t>
       </w:r>
     </w:p>
-    <w:tbl>
-      <w:tblPr>
-        <w:tblStyle w:val="TableGrid"/>
-        <w:tblW w:type="auto" w:w="0"/>
-        <w:tblLook w:firstColumn="1" w:firstRow="1" w:lastColumn="0" w:lastRow="0" w:noHBand="0" w:noVBand="1" w:val="04A0"/>
-      </w:tblPr>
-      <w:tblGrid>
-        <w:gridCol w:w="9524"/>
-      </w:tblGrid>
-      <w:tr>
-        <w:tc>
-          <w:tcPr>
-            <w:tcW w:type="dxa" w:w="9524"/>
-            <w:shd w:val="clear" w:fill="F2F2F2"/>
-          </w:tcPr>
-          <w:p>
-            <w:pPr>
-              <w:pStyle w:val="LectureBullet"/>
-            </w:pPr>
-            <w:r/>
-            <w:r>
-              <w:rPr>
-                <w:sz w:val="19"/>
-              </w:rPr>
-              <w:t>【转场语】 下周用真实材料检验今天的三档。</w:t>
-            </w:r>
-          </w:p>
-        </w:tc>
-      </w:tr>
-    </w:tbl>
+    <w:p>
+      <w:pPr>
+        <w:pStyle w:val="LectureBullet"/>
+      </w:pPr>
+      <w:r/>
+      <w:r>
+        <w:rPr>
+          <w:sz w:val="19"/>
+        </w:rPr>
+        <w:t>【转场语】 下周用真实材料检验今天的三档。</w:t>
+      </w:r>
+    </w:p>
     <w:p>
       <w:pPr>
         <w:pStyle w:val="SlideTitle"/>
       </w:pPr>
       <w:r>
-        <w:t>幻灯片 23｜第11周把秋冬骨架放进材料与样片实验</w:t>
+        <w:t>幻灯片 25｜第11周把秋冬骨架放进材料与样片实验</w:t>
       </w:r>
     </w:p>
     <w:p>
@@ -4302,36 +3412,18 @@
         <w:t>建议时间：1.5分钟　｜　课堂功能：下周四项准备</w:t>
       </w:r>
     </w:p>
-    <w:tbl>
-      <w:tblPr>
-        <w:tblStyle w:val="TableGrid"/>
-        <w:tblW w:type="auto" w:w="0"/>
-        <w:tblLook w:firstColumn="1" w:firstRow="1" w:lastColumn="0" w:lastRow="0" w:noHBand="0" w:noVBand="1" w:val="04A0"/>
-      </w:tblPr>
-      <w:tblGrid>
-        <w:gridCol w:w="9524"/>
-      </w:tblGrid>
-      <w:tr>
-        <w:tc>
-          <w:tcPr>
-            <w:tcW w:type="dxa" w:w="9524"/>
-            <w:shd w:val="clear" w:fill="F2F2F2"/>
-          </w:tcPr>
-          <w:p>
-            <w:pPr>
-              <w:pStyle w:val="LectureBullet"/>
-            </w:pPr>
-            <w:r/>
-            <w:r>
-              <w:rPr>
-                <w:sz w:val="19"/>
-              </w:rPr>
-              <w:t>【教师动作｜不发言】 逐项念带什么、准备什么、写什么；强调材料必须从本周提交物中取用。</w:t>
-            </w:r>
-          </w:p>
-        </w:tc>
-      </w:tr>
-    </w:tbl>
+    <w:p>
+      <w:pPr>
+        <w:pStyle w:val="LectureBullet"/>
+      </w:pPr>
+      <w:r/>
+      <w:r>
+        <w:rPr>
+          <w:sz w:val="19"/>
+        </w:rPr>
+        <w:t>【教师动作｜不发言】 逐项念带什么、准备什么、写什么；强调材料必须从本周提交物中取用。</w:t>
+      </w:r>
+    </w:p>
     <w:p>
       <w:pPr/>
       <w:r>
@@ -4398,42 +3490,24 @@
         <w:t>• 提醒学生：面料小样至少A5大小，太小看不出垂坠。</w:t>
       </w:r>
     </w:p>
-    <w:tbl>
-      <w:tblPr>
-        <w:tblStyle w:val="TableGrid"/>
-        <w:tblW w:type="auto" w:w="0"/>
-        <w:tblLook w:firstColumn="1" w:firstRow="1" w:lastColumn="0" w:lastRow="0" w:noHBand="0" w:noVBand="1" w:val="04A0"/>
-      </w:tblPr>
-      <w:tblGrid>
-        <w:gridCol w:w="9524"/>
-      </w:tblGrid>
-      <w:tr>
-        <w:tc>
-          <w:tcPr>
-            <w:tcW w:type="dxa" w:w="9524"/>
-            <w:shd w:val="clear" w:fill="F2F2F2"/>
-          </w:tcPr>
-          <w:p>
-            <w:pPr>
-              <w:pStyle w:val="LectureBullet"/>
-            </w:pPr>
-            <w:r/>
-            <w:r>
-              <w:rPr>
-                <w:sz w:val="19"/>
-              </w:rPr>
-              <w:t>【转场语】 最后请每人写一句一句话小结。</w:t>
-            </w:r>
-          </w:p>
-        </w:tc>
-      </w:tr>
-    </w:tbl>
+    <w:p>
+      <w:pPr>
+        <w:pStyle w:val="LectureBullet"/>
+      </w:pPr>
+      <w:r/>
+      <w:r>
+        <w:rPr>
+          <w:sz w:val="19"/>
+        </w:rPr>
+        <w:t>【转场语】 最后请每人写一句一句话小结。</w:t>
+      </w:r>
+    </w:p>
     <w:p>
       <w:pPr>
         <w:pStyle w:val="SlideTitle"/>
       </w:pPr>
       <w:r>
-        <w:t>幻灯片 24｜写一句：把本周判断写成下一步动作</w:t>
+        <w:t>幻灯片 26｜写一句：把本周判断写成下一步动作</w:t>
       </w:r>
     </w:p>
     <w:p>
@@ -4444,36 +3518,18 @@
         <w:t>建议时间：1.5分钟　｜　课堂功能：本周收束与四条结论</w:t>
       </w:r>
     </w:p>
-    <w:tbl>
-      <w:tblPr>
-        <w:tblStyle w:val="TableGrid"/>
-        <w:tblW w:type="auto" w:w="0"/>
-        <w:tblLook w:firstColumn="1" w:firstRow="1" w:lastColumn="0" w:lastRow="0" w:noHBand="0" w:noVBand="1" w:val="04A0"/>
-      </w:tblPr>
-      <w:tblGrid>
-        <w:gridCol w:w="9524"/>
-      </w:tblGrid>
-      <w:tr>
-        <w:tc>
-          <w:tcPr>
-            <w:tcW w:type="dxa" w:w="9524"/>
-            <w:shd w:val="clear" w:fill="F2F2F2"/>
-          </w:tcPr>
-          <w:p>
-            <w:pPr>
-              <w:pStyle w:val="LectureBullet"/>
-            </w:pPr>
-            <w:r/>
-            <w:r>
-              <w:rPr>
-                <w:sz w:val="19"/>
-              </w:rPr>
-              <w:t>【教师动作｜不发言】 投影句式，等待全班写完再下课；念四条结论。</w:t>
-            </w:r>
-          </w:p>
-        </w:tc>
-      </w:tr>
-    </w:tbl>
+    <w:p>
+      <w:pPr>
+        <w:pStyle w:val="LectureBullet"/>
+      </w:pPr>
+      <w:r/>
+      <w:r>
+        <w:rPr>
+          <w:sz w:val="19"/>
+        </w:rPr>
+        <w:t>【教师动作｜不发言】 投影句式，等待全班写完再下课；念四条结论。</w:t>
+      </w:r>
+    </w:p>
     <w:p>
       <w:pPr/>
       <w:r>

--- a/docs/jiangao/《女装设计III》第10周_中国大陆课堂完整讲稿_中文.docx
+++ b/docs/jiangao/《女装设计III》第10周_中国大陆课堂完整讲稿_中文.docx
@@ -2100,12 +2100,8 @@
       <w:pPr>
         <w:pStyle w:val="LectureBullet"/>
       </w:pPr>
-      <w:r/>
-      <w:r>
-        <w:rPr>
-          <w:sz w:val="19"/>
-        </w:rPr>
-        <w:t>【转场语】 现在用二十八分钟做第一版可见输出。</w:t>
+      <w:r>
+        <w:t>【转场语】 换季的时候，哪些判定标准跟着变，哪些不变？</w:t>
       </w:r>
     </w:p>
     <w:p>

--- a/docs/jiangao/《女装设计III》第10周_中国大陆课堂完整讲稿_中文.docx
+++ b/docs/jiangao/《女装设计III》第10周_中国大陆课堂完整讲稿_中文.docx
@@ -23,7 +23,7 @@
           <w:b/>
           <w:sz w:val="40"/>
         </w:rPr>
-        <w:t>第10周完整课堂讲稿</w:t>
+        <w:t>第10周完整课堂讲稿（学生版）</w:t>
       </w:r>
     </w:p>
     <w:p>
@@ -848,18 +848,6 @@
       </w:r>
     </w:p>
     <w:p>
-      <w:pPr>
-        <w:pStyle w:val="LectureBullet"/>
-      </w:pPr>
-      <w:r/>
-      <w:r>
-        <w:rPr>
-          <w:sz w:val="19"/>
-        </w:rPr>
-        <w:t>【教师动作｜不发言】 显示封面五套；先讲常量“无装饰”，再讲两个变量，最后讲角色梯度。</w:t>
-      </w:r>
-    </w:p>
-    <w:p>
       <w:pPr/>
       <w:r>
         <w:rPr>
@@ -917,23 +905,6 @@
       </w:r>
     </w:p>
     <w:p>
-      <w:pPr/>
-      <w:r>
-        <w:rPr>
-          <w:b/>
-        </w:rPr>
-        <w:t>【互动与应答预案】</w:t>
-      </w:r>
-    </w:p>
-    <w:p>
-      <w:pPr>
-        <w:pStyle w:val="LectureBullet"/>
-      </w:pPr>
-      <w:r>
-        <w:t>• 提问：“如果把装饰全部去掉，你的五套还分得出层级吗？”</w:t>
-      </w:r>
-    </w:p>
-    <w:p>
       <w:pPr>
         <w:pStyle w:val="LectureBullet"/>
       </w:pPr>
@@ -962,18 +933,6 @@
       </w:r>
     </w:p>
     <w:p>
-      <w:pPr>
-        <w:pStyle w:val="LectureBullet"/>
-      </w:pPr>
-      <w:r/>
-      <w:r>
-        <w:rPr>
-          <w:sz w:val="19"/>
-        </w:rPr>
-        <w:t>【教师动作｜不发言】 只指向09–12段。</w:t>
-      </w:r>
-    </w:p>
-    <w:p>
       <w:pPr/>
       <w:r>
         <w:rPr>
@@ -1027,18 +986,6 @@
       </w:r>
     </w:p>
     <w:p>
-      <w:pPr>
-        <w:pStyle w:val="LectureBullet"/>
-      </w:pPr>
-      <w:r/>
-      <w:r>
-        <w:rPr>
-          <w:sz w:val="19"/>
-        </w:rPr>
-        <w:t>【教师动作｜不发言】 先念“四件事要一起决定”，再念难点、成果、提交要求。</w:t>
-      </w:r>
-    </w:p>
-    <w:p>
       <w:pPr/>
       <w:r>
         <w:rPr>
@@ -1096,23 +1043,6 @@
       </w:r>
     </w:p>
     <w:p>
-      <w:pPr/>
-      <w:r>
-        <w:rPr>
-          <w:b/>
-        </w:rPr>
-        <w:t>【互动与应答预案】</w:t>
-      </w:r>
-    </w:p>
-    <w:p>
-      <w:pPr>
-        <w:pStyle w:val="LectureBullet"/>
-      </w:pPr>
-      <w:r>
-        <w:t>• 请学生当场说出自己打算先牺牲哪一项（厚度、体量还是活动量）。</w:t>
-      </w:r>
-    </w:p>
-    <w:p>
       <w:pPr>
         <w:pStyle w:val="LectureBullet"/>
       </w:pPr>
@@ -1141,18 +1071,6 @@
       </w:r>
     </w:p>
     <w:p>
-      <w:pPr>
-        <w:pStyle w:val="LectureBullet"/>
-      </w:pPr>
-      <w:r/>
-      <w:r>
-        <w:rPr>
-          <w:sz w:val="19"/>
-        </w:rPr>
-        <w:t>【教师动作｜不发言】 先做2分钟开场：摊开五款与删掉的两套、抄写那一个问题。再讲对照表。</w:t>
-      </w:r>
-    </w:p>
-    <w:p>
       <w:pPr/>
       <w:r>
         <w:rPr>
@@ -1218,23 +1136,6 @@
       </w:r>
     </w:p>
     <w:p>
-      <w:pPr/>
-      <w:r>
-        <w:rPr>
-          <w:b/>
-        </w:rPr>
-        <w:t>【互动与应答预案】</w:t>
-      </w:r>
-    </w:p>
-    <w:p>
-      <w:pPr>
-        <w:pStyle w:val="LectureBullet"/>
-      </w:pPr>
-      <w:r>
-        <w:t>• 请两名学生念出上周写的那个问题，教师当场帮他们找出其中的对立词。</w:t>
-      </w:r>
-    </w:p>
-    <w:p>
       <w:pPr>
         <w:pStyle w:val="LectureBullet"/>
       </w:pPr>
@@ -1263,18 +1164,6 @@
       </w:r>
     </w:p>
     <w:p>
-      <w:pPr>
-        <w:pStyle w:val="LectureBullet"/>
-      </w:pPr>
-      <w:r/>
-      <w:r>
-        <w:rPr>
-          <w:sz w:val="19"/>
-        </w:rPr>
-        <w:t>【教师动作｜不发言】 逐条念五项；在“这周定下的重量，期末改起来代价最大”一句停顿。</w:t>
-      </w:r>
-    </w:p>
-    <w:p>
       <w:pPr/>
       <w:r>
         <w:rPr>
@@ -1360,18 +1249,6 @@
       </w:r>
     </w:p>
     <w:p>
-      <w:pPr>
-        <w:pStyle w:val="LectureBullet"/>
-      </w:pPr>
-      <w:r/>
-      <w:r>
-        <w:rPr>
-          <w:sz w:val="19"/>
-        </w:rPr>
-        <w:t>【教师动作｜不发言】 投影色相环与明度阶；重点念“先定主色、辅助色、强调色”一段；布置观察任务。</w:t>
-      </w:r>
-    </w:p>
-    <w:p>
       <w:pPr/>
       <w:r>
         <w:rPr>
@@ -1429,23 +1306,6 @@
       </w:r>
     </w:p>
     <w:p>
-      <w:pPr/>
-      <w:r>
-        <w:rPr>
-          <w:b/>
-        </w:rPr>
-        <w:t>【互动与应答预案】</w:t>
-      </w:r>
-    </w:p>
-    <w:p>
-      <w:pPr>
-        <w:pStyle w:val="LectureBullet"/>
-      </w:pPr>
-      <w:r>
-        <w:t>• 请学生报出自己的三个比例；若说“四种颜色差不多平均”，回应：“那就没有主色。请压到70/20/10。”</w:t>
-      </w:r>
-    </w:p>
-    <w:p>
       <w:pPr>
         <w:pStyle w:val="LectureBullet"/>
       </w:pPr>
@@ -1474,18 +1334,6 @@
       </w:r>
     </w:p>
     <w:p>
-      <w:pPr>
-        <w:pStyle w:val="LectureBullet"/>
-      </w:pPr>
-      <w:r/>
-      <w:r>
-        <w:rPr>
-          <w:sz w:val="19"/>
-        </w:rPr>
-        <w:t>【教师动作｜不发言】 投影色卡与款式图对照；强调“色卡上的数量比，就是画面上的面积比”。</w:t>
-      </w:r>
-    </w:p>
-    <w:p>
       <w:pPr/>
       <w:r>
         <w:rPr>
@@ -1543,23 +1391,6 @@
       </w:r>
     </w:p>
     <w:p>
-      <w:pPr/>
-      <w:r>
-        <w:rPr>
-          <w:b/>
-        </w:rPr>
-        <w:t>【互动与应答预案】</w:t>
-      </w:r>
-    </w:p>
-    <w:p>
-      <w:pPr>
-        <w:pStyle w:val="LectureBullet"/>
-      </w:pPr>
-      <w:r>
-        <w:t>• 若学生的色卡里高彩色占一半，回应：“那它就不是强调色了。请减到十分之一。”</w:t>
-      </w:r>
-    </w:p>
-    <w:p>
       <w:pPr>
         <w:pStyle w:val="LectureBullet"/>
       </w:pPr>
@@ -1588,18 +1419,6 @@
       </w:r>
     </w:p>
     <w:p>
-      <w:pPr>
-        <w:pStyle w:val="LectureBullet"/>
-      </w:pPr>
-      <w:r/>
-      <w:r>
-        <w:rPr>
-          <w:sz w:val="19"/>
-        </w:rPr>
-        <w:t>【教师动作｜不发言】 每个术语中英各说一次；说明它对应的动作。</w:t>
-      </w:r>
-    </w:p>
-    <w:p>
       <w:pPr/>
       <w:r>
         <w:rPr>
@@ -1677,18 +1496,6 @@
       </w:r>
     </w:p>
     <w:p>
-      <w:pPr>
-        <w:pStyle w:val="LectureBullet"/>
-      </w:pPr>
-      <w:r/>
-      <w:r>
-        <w:rPr>
-          <w:sz w:val="19"/>
-        </w:rPr>
-        <w:t>【教师动作｜不发言】 逐组念冲突与失败信号；在最后一组“把秋冬等同于深色堆叠”停顿。</w:t>
-      </w:r>
-    </w:p>
-    <w:p>
       <w:pPr/>
       <w:r>
         <w:rPr>
@@ -1738,23 +1545,6 @@
       </w:r>
     </w:p>
     <w:p>
-      <w:pPr/>
-      <w:r>
-        <w:rPr>
-          <w:b/>
-        </w:rPr>
-        <w:t>【互动与应答预案】</w:t>
-      </w:r>
-    </w:p>
-    <w:p>
-      <w:pPr>
-        <w:pStyle w:val="LectureBullet"/>
-      </w:pPr>
-      <w:r>
-        <w:t>• 请学生对照四条失败信号自查，举手报出自己最可能落入哪一条。</w:t>
-      </w:r>
-    </w:p>
-    <w:p>
       <w:pPr>
         <w:pStyle w:val="LectureBullet"/>
       </w:pPr>
@@ -1783,18 +1573,6 @@
       </w:r>
     </w:p>
     <w:p>
-      <w:pPr>
-        <w:pStyle w:val="LectureBullet"/>
-      </w:pPr>
-      <w:r/>
-      <w:r>
-        <w:rPr>
-          <w:sz w:val="19"/>
-        </w:rPr>
-        <w:t>【教师动作｜不发言】 每组念完两种解法后，都要念“轮到你”一句并留出学生作答。</w:t>
-      </w:r>
-    </w:p>
-    <w:p>
       <w:pPr/>
       <w:r>
         <w:rPr>
@@ -1836,23 +1614,6 @@
       </w:r>
     </w:p>
     <w:p>
-      <w:pPr/>
-      <w:r>
-        <w:rPr>
-          <w:b/>
-        </w:rPr>
-        <w:t>【互动与应答预案】</w:t>
-      </w:r>
-    </w:p>
-    <w:p>
-      <w:pPr>
-        <w:pStyle w:val="LectureBullet"/>
-      </w:pPr>
-      <w:r>
-        <w:t>• 三个“轮到你”各点一名学生回答，答案写在概念张力图边上。</w:t>
-      </w:r>
-    </w:p>
-    <w:p>
       <w:pPr>
         <w:pStyle w:val="LectureBullet"/>
       </w:pPr>
@@ -1881,18 +1642,6 @@
       </w:r>
     </w:p>
     <w:p>
-      <w:pPr>
-        <w:pStyle w:val="LectureBullet"/>
-      </w:pPr>
-      <w:r/>
-      <w:r>
-        <w:rPr>
-          <w:sz w:val="19"/>
-        </w:rPr>
-        <w:t>【教师动作｜不发言】 先找五套共用的边缘处理，再看外套克重如何一级级往上加。</w:t>
-      </w:r>
-    </w:p>
-    <w:p>
       <w:pPr/>
       <w:r>
         <w:rPr>
@@ -1950,23 +1699,6 @@
       </w:r>
     </w:p>
     <w:p>
-      <w:pPr/>
-      <w:r>
-        <w:rPr>
-          <w:b/>
-        </w:rPr>
-        <w:t>【互动与应答预案】</w:t>
-      </w:r>
-    </w:p>
-    <w:p>
-      <w:pPr>
-        <w:pStyle w:val="LectureBullet"/>
-      </w:pPr>
-      <w:r>
-        <w:t>• 请学生按克重给自己的五款排序；跨度不足两层的，提示补一档。</w:t>
-      </w:r>
-    </w:p>
-    <w:p>
       <w:pPr>
         <w:pStyle w:val="LectureBullet"/>
       </w:pPr>
@@ -1995,18 +1727,6 @@
       </w:r>
     </w:p>
     <w:p>
-      <w:pPr>
-        <w:pStyle w:val="LectureBullet"/>
-      </w:pPr>
-      <w:r/>
-      <w:r>
-        <w:rPr>
-          <w:sz w:val="19"/>
-        </w:rPr>
-        <w:t>【教师动作｜不发言】 强调五套只有两色、没有图案；最后念两个课堂问题。</w:t>
-      </w:r>
-    </w:p>
-    <w:p>
       <w:pPr/>
       <w:r>
         <w:rPr>
@@ -2080,27 +1800,10 @@
       </w:r>
     </w:p>
     <w:p>
-      <w:pPr/>
-      <w:r>
-        <w:rPr>
-          <w:b/>
-        </w:rPr>
-        <w:t>【互动与应答预案】</w:t>
-      </w:r>
-    </w:p>
-    <w:p>
       <w:pPr>
         <w:pStyle w:val="LectureBullet"/>
       </w:pPr>
       <w:r>
-        <w:t>• 请学生回答“加第三种颜色先破坏哪一项”，引出面积比失控这一点。</w:t>
-      </w:r>
-    </w:p>
-    <w:p>
-      <w:pPr>
-        <w:pStyle w:val="LectureBullet"/>
-      </w:pPr>
-      <w:r>
         <w:t>【转场语】 换季的时候，哪些判定标准跟着变，哪些不变？</w:t>
       </w:r>
     </w:p>
@@ -2118,14 +1821,6 @@
       </w:pPr>
       <w:r>
         <w:t xml:space="preserve">建议时间：2分钟　｜　课堂功能：把第09周的结构判定迁移到秋冬条件</w:t>
-      </w:r>
-    </w:p>
-    <w:p>
-      <w:pPr>
-        <w:pStyle w:val="LectureBullet"/>
-      </w:pPr>
-      <w:r>
-        <w:t xml:space="preserve">【教师动作｜不发言】 第一张卡念完停顿，强调“代码不变”；后三张连着念</w:t>
       </w:r>
     </w:p>
     <w:p>
@@ -2186,27 +1881,10 @@
       </w:r>
     </w:p>
     <w:p>
-      <w:pPr/>
-      <w:r>
-        <w:rPr>
-          <w:b/>
-        </w:rPr>
-        <w:t xml:space="preserve">【互动与应答预案】</w:t>
-      </w:r>
-    </w:p>
-    <w:p>
       <w:pPr>
         <w:pStyle w:val="LectureBullet"/>
       </w:pPr>
       <w:r>
-        <w:t xml:space="preserve">• 请学生说出自己春夏那条代码是什么，再说它在秋冬靠什么继续成立。</w:t>
-      </w:r>
-    </w:p>
-    <w:p>
-      <w:pPr>
-        <w:pStyle w:val="LectureBullet"/>
-      </w:pPr>
-      <w:r>
         <w:t xml:space="preserve">【转场语】 看一个把调研直接变成结构的院校例子。</w:t>
       </w:r>
     </w:p>
@@ -2224,14 +1902,6 @@
       </w:pPr>
       <w:r>
         <w:t xml:space="preserve">建议时间：2.5分钟　｜　课堂功能：调研到系列的可迁移规则示范</w:t>
-      </w:r>
-    </w:p>
-    <w:p>
-      <w:pPr>
-        <w:pStyle w:val="LectureBullet"/>
-      </w:pPr>
-      <w:r>
-        <w:t xml:space="preserve">【教师动作｜不发言】 按左、中、右顺序指三张；在“树的弧度”一句停顿</w:t>
       </w:r>
     </w:p>
     <w:p>
@@ -2284,27 +1954,10 @@
       </w:r>
     </w:p>
     <w:p>
-      <w:pPr/>
-      <w:r>
-        <w:rPr>
-          <w:b/>
-        </w:rPr>
-        <w:t xml:space="preserve">【互动与应答预案】</w:t>
-      </w:r>
-    </w:p>
-    <w:p>
       <w:pPr>
         <w:pStyle w:val="LectureBullet"/>
       </w:pPr>
       <w:r>
-        <w:t xml:space="preserve">• 若学生只说得出情绪词，追问：那个情绪来自你拍的哪一张照片的哪一个部位？</w:t>
-      </w:r>
-    </w:p>
-    <w:p>
-      <w:pPr>
-        <w:pStyle w:val="LectureBullet"/>
-      </w:pPr>
-      <w:r>
         <w:t xml:space="preserve">【转场语】 现在进入本周的外套主线。</w:t>
       </w:r>
     </w:p>
@@ -2322,18 +1975,6 @@
       </w:pPr>
       <w:r>
         <w:t>建议时间：28分钟　｜　课堂功能：四阶段实操（张力·外套主线·剖面·三档草图）</w:t>
-      </w:r>
-    </w:p>
-    <w:p>
-      <w:pPr>
-        <w:pStyle w:val="LectureBullet"/>
-      </w:pPr>
-      <w:r/>
-      <w:r>
-        <w:rPr>
-          <w:sz w:val="19"/>
-        </w:rPr>
-        <w:t>【教师动作｜不发言】 按页面上的分钟区间报时：17—23、23—31、31—39、39—45；每阶段结束检查是否留下图像、标注或修改记录。</w:t>
       </w:r>
     </w:p>
     <w:p>
@@ -2391,31 +2032,6 @@
       </w:pPr>
       <w:r>
         <w:t>交接第2课时：带着三档外套主线和叠穿剖面进入色彩面积和材料配对。没有写出性能理由的材料，不进入配色测试。</w:t>
-      </w:r>
-    </w:p>
-    <w:p>
-      <w:pPr/>
-      <w:r>
-        <w:rPr>
-          <w:b/>
-        </w:rPr>
-        <w:t>【互动与应答预案】</w:t>
-      </w:r>
-    </w:p>
-    <w:p>
-      <w:pPr>
-        <w:pStyle w:val="LectureBullet"/>
-      </w:pPr>
-      <w:r>
-        <w:t>• 巡视时问：“你的两个对立词是什么？它们在短外套上也成立吗？”</w:t>
-      </w:r>
-    </w:p>
-    <w:p>
-      <w:pPr>
-        <w:pStyle w:val="LectureBullet"/>
-      </w:pPr>
-      <w:r>
-        <w:t>• 若剖面只有一条线，提醒：“四条线：身体、内层、中层、外层。厚度要标数值。”</w:t>
       </w:r>
     </w:p>
     <w:p>
@@ -2482,18 +2098,6 @@
       </w:r>
     </w:p>
     <w:p>
-      <w:pPr>
-        <w:pStyle w:val="LectureBullet"/>
-      </w:pPr>
-      <w:r/>
-      <w:r>
-        <w:rPr>
-          <w:sz w:val="19"/>
-        </w:rPr>
-        <w:t>【教师动作｜不发言】 宣布节奏：方法与实验9分钟、实操28分钟、讲评与评价5分钟、预告与收尾3分钟。</w:t>
-      </w:r>
-    </w:p>
-    <w:p>
       <w:pPr/>
       <w:r>
         <w:rPr>
@@ -2547,18 +2151,6 @@
       </w:r>
     </w:p>
     <w:p>
-      <w:pPr>
-        <w:pStyle w:val="LectureBullet"/>
-      </w:pPr>
-      <w:r/>
-      <w:r>
-        <w:rPr>
-          <w:sz w:val="19"/>
-        </w:rPr>
-        <w:t>【教师动作｜不发言】 快速念八个动词；在最后一个“减负”停顿。</w:t>
-      </w:r>
-    </w:p>
-    <w:p>
       <w:pPr/>
       <w:r>
         <w:rPr>
@@ -2644,18 +2236,6 @@
       </w:r>
     </w:p>
     <w:p>
-      <w:pPr>
-        <w:pStyle w:val="LectureBullet"/>
-      </w:pPr>
-      <w:r/>
-      <w:r>
-        <w:rPr>
-          <w:sz w:val="19"/>
-        </w:rPr>
-        <w:t>【教师动作｜不发言】 逐行念矩阵；重点念“怎么用”“五套的分配”“无效组合”三条。</w:t>
-      </w:r>
-    </w:p>
-    <w:p>
       <w:pPr/>
       <w:r>
         <w:rPr>
@@ -2705,23 +2285,6 @@
       </w:r>
     </w:p>
     <w:p>
-      <w:pPr/>
-      <w:r>
-        <w:rPr>
-          <w:b/>
-        </w:rPr>
-        <w:t>【互动与应答预案】</w:t>
-      </w:r>
-    </w:p>
-    <w:p>
-      <w:pPr>
-        <w:pStyle w:val="LectureBullet"/>
-      </w:pPr>
-      <w:r>
-        <w:t>• 检查是否有人五套里有两套落在同一档长度；有的话当场改一档。</w:t>
-      </w:r>
-    </w:p>
-    <w:p>
       <w:pPr>
         <w:pStyle w:val="LectureBullet"/>
       </w:pPr>
@@ -2750,18 +2313,6 @@
       </w:r>
     </w:p>
     <w:p>
-      <w:pPr>
-        <w:pStyle w:val="LectureBullet"/>
-      </w:pPr>
-      <w:r/>
-      <w:r>
-        <w:rPr>
-          <w:sz w:val="19"/>
-        </w:rPr>
-        <w:t>【教师动作｜不发言】 强调三个“同一”；逐版念“记录”一行，要求写数值。</w:t>
-      </w:r>
-    </w:p>
-    <w:p>
       <w:pPr/>
       <w:r>
         <w:rPr>
@@ -2811,23 +2362,6 @@
       </w:r>
     </w:p>
     <w:p>
-      <w:pPr/>
-      <w:r>
-        <w:rPr>
-          <w:b/>
-        </w:rPr>
-        <w:t>【互动与应答预案】</w:t>
-      </w:r>
-    </w:p>
-    <w:p>
-      <w:pPr>
-        <w:pStyle w:val="LectureBullet"/>
-      </w:pPr>
-      <w:r>
-        <w:t>• 若学生记录写“重了一点”，回应：“克重是数字。从多少到多少？”</w:t>
-      </w:r>
-    </w:p>
-    <w:p>
       <w:pPr>
         <w:pStyle w:val="LectureBullet"/>
       </w:pPr>
@@ -2856,18 +2390,6 @@
       </w:r>
     </w:p>
     <w:p>
-      <w:pPr>
-        <w:pStyle w:val="LectureBullet"/>
-      </w:pPr>
-      <w:r/>
-      <w:r>
-        <w:rPr>
-          <w:sz w:val="19"/>
-        </w:rPr>
-        <w:t>【教师动作｜不发言】 逐套念位置与角色；最后念抽走法检查。</w:t>
-      </w:r>
-    </w:p>
-    <w:p>
       <w:pPr/>
       <w:r>
         <w:rPr>
@@ -2933,23 +2455,6 @@
       </w:r>
     </w:p>
     <w:p>
-      <w:pPr/>
-      <w:r>
-        <w:rPr>
-          <w:b/>
-        </w:rPr>
-        <w:t>【互动与应答预案】</w:t>
-      </w:r>
-    </w:p>
-    <w:p>
-      <w:pPr>
-        <w:pStyle w:val="LectureBullet"/>
-      </w:pPr>
-      <w:r>
-        <w:t>• 若学生没有“无外套”那一套，提醒：“那你的内层没有被验证过。”</w:t>
-      </w:r>
-    </w:p>
-    <w:p>
       <w:pPr>
         <w:pStyle w:val="LectureBullet"/>
       </w:pPr>
@@ -2978,18 +2483,6 @@
       </w:r>
     </w:p>
     <w:p>
-      <w:pPr>
-        <w:pStyle w:val="LectureBullet"/>
-      </w:pPr>
-      <w:r/>
-      <w:r>
-        <w:rPr>
-          <w:sz w:val="19"/>
-        </w:rPr>
-        <w:t>【教师动作｜不发言】 按页面分钟区间报时：14—20、20—28、28—36、36—42；最后5分钟强制写下一步动作。</w:t>
-      </w:r>
-    </w:p>
-    <w:p>
       <w:pPr/>
       <w:r>
         <w:rPr>
@@ -3047,31 +2540,6 @@
       </w:r>
     </w:p>
     <w:p>
-      <w:pPr/>
-      <w:r>
-        <w:rPr>
-          <w:b/>
-        </w:rPr>
-        <w:t>【互动与应答预案】</w:t>
-      </w:r>
-    </w:p>
-    <w:p>
-      <w:pPr>
-        <w:pStyle w:val="LectureBullet"/>
-      </w:pPr>
-      <w:r>
-        <w:t>• 巡视时问：“这块面料为什么选它？它挡什么？”只说“质感好”的当场补性能理由。</w:t>
-      </w:r>
-    </w:p>
-    <w:p>
-      <w:pPr>
-        <w:pStyle w:val="LectureBullet"/>
-      </w:pPr>
-      <w:r>
-        <w:t>• 风险审查阶段问：“过热算不算风险？”提醒学生秋冬也有过热问题，尤其是室内。</w:t>
-      </w:r>
-    </w:p>
-    <w:p>
       <w:pPr>
         <w:pStyle w:val="LectureBullet"/>
       </w:pPr>
@@ -3100,18 +2568,6 @@
       </w:r>
     </w:p>
     <w:p>
-      <w:pPr>
-        <w:pStyle w:val="LectureBullet"/>
-      </w:pPr>
-      <w:r/>
-      <w:r>
-        <w:rPr>
-          <w:sz w:val="19"/>
-        </w:rPr>
-        <w:t>【教师动作｜不发言】 念四类与四条不合格；提醒“评审者只有60秒”。</w:t>
-      </w:r>
-    </w:p>
-    <w:p>
       <w:pPr/>
       <w:r>
         <w:rPr>
@@ -3161,23 +2617,6 @@
       </w:r>
     </w:p>
     <w:p>
-      <w:pPr/>
-      <w:r>
-        <w:rPr>
-          <w:b/>
-        </w:rPr>
-        <w:t>【互动与应答预案】</w:t>
-      </w:r>
-    </w:p>
-    <w:p>
-      <w:pPr>
-        <w:pStyle w:val="LectureBullet"/>
-      </w:pPr>
-      <w:r>
-        <w:t>• 快速抽查两份板面，当场按四条判断合格与否。</w:t>
-      </w:r>
-    </w:p>
-    <w:p>
       <w:pPr>
         <w:pStyle w:val="LectureBullet"/>
       </w:pPr>
@@ -3206,18 +2645,6 @@
       </w:r>
     </w:p>
     <w:p>
-      <w:pPr>
-        <w:pStyle w:val="LectureBullet"/>
-      </w:pPr>
-      <w:r/>
-      <w:r>
-        <w:rPr>
-          <w:sz w:val="19"/>
-        </w:rPr>
-        <w:t>【教师动作｜不发言】 四段各念一句“本周指向”；开始前重申禁止语。</w:t>
-      </w:r>
-    </w:p>
-    <w:p>
       <w:pPr/>
       <w:r>
         <w:rPr>
@@ -3267,23 +2694,6 @@
       </w:r>
     </w:p>
     <w:p>
-      <w:pPr/>
-      <w:r>
-        <w:rPr>
-          <w:b/>
-        </w:rPr>
-        <w:t>【互动与应答预案】</w:t>
-      </w:r>
-    </w:p>
-    <w:p>
-      <w:pPr>
-        <w:pStyle w:val="LectureBullet"/>
-      </w:pPr>
-      <w:r>
-        <w:t>• 听到“整体偏厚”时立即介入：“哪一档？哪一号？厚在哪一层？”</w:t>
-      </w:r>
-    </w:p>
-    <w:p>
       <w:pPr>
         <w:pStyle w:val="LectureBullet"/>
       </w:pPr>
@@ -3312,18 +2722,6 @@
       </w:r>
     </w:p>
     <w:p>
-      <w:pPr>
-        <w:pStyle w:val="LectureBullet"/>
-      </w:pPr>
-      <w:r/>
-      <w:r>
-        <w:rPr>
-          <w:sz w:val="19"/>
-        </w:rPr>
-        <w:t>【教师动作｜不发言】 念五项与权重；指出本周有两项各占25%。</w:t>
-      </w:r>
-    </w:p>
-    <w:p>
       <w:pPr/>
       <w:r>
         <w:rPr>
@@ -3409,18 +2807,6 @@
       </w:r>
     </w:p>
     <w:p>
-      <w:pPr>
-        <w:pStyle w:val="LectureBullet"/>
-      </w:pPr>
-      <w:r/>
-      <w:r>
-        <w:rPr>
-          <w:sz w:val="19"/>
-        </w:rPr>
-        <w:t>【教师动作｜不发言】 逐项念带什么、准备什么、写什么；强调材料必须从本周提交物中取用。</w:t>
-      </w:r>
-    </w:p>
-    <w:p>
       <w:pPr/>
       <w:r>
         <w:rPr>
@@ -3470,23 +2856,6 @@
       </w:r>
     </w:p>
     <w:p>
-      <w:pPr/>
-      <w:r>
-        <w:rPr>
-          <w:b/>
-        </w:rPr>
-        <w:t>【互动与应答预案】</w:t>
-      </w:r>
-    </w:p>
-    <w:p>
-      <w:pPr>
-        <w:pStyle w:val="LectureBullet"/>
-      </w:pPr>
-      <w:r>
-        <w:t>• 提醒学生：面料小样至少A5大小，太小看不出垂坠。</w:t>
-      </w:r>
-    </w:p>
-    <w:p>
       <w:pPr>
         <w:pStyle w:val="LectureBullet"/>
       </w:pPr>
@@ -3512,18 +2881,6 @@
       </w:pPr>
       <w:r>
         <w:t>建议时间：1.5分钟　｜　课堂功能：本周收束与四条结论</w:t>
-      </w:r>
-    </w:p>
-    <w:p>
-      <w:pPr>
-        <w:pStyle w:val="LectureBullet"/>
-      </w:pPr>
-      <w:r/>
-      <w:r>
-        <w:rPr>
-          <w:sz w:val="19"/>
-        </w:rPr>
-        <w:t>【教师动作｜不发言】 投影句式，等待全班写完再下课；念四条结论。</w:t>
       </w:r>
     </w:p>
     <w:p>

--- a/docs/jiangao/《女装设计III》第10周_中国大陆课堂完整讲稿_中文.docx
+++ b/docs/jiangao/《女装设计III》第10周_中国大陆课堂完整讲稿_中文.docx
@@ -777,14 +777,6 @@
         <w:pStyle w:val="LectureBullet"/>
       </w:pPr>
       <w:r>
-        <w:t>• 教师：28分钟计时器两次、外套长度对照尺（短夹克／臀下／小腿／踝长）、叠穿剖面空白模板（身体—内层—中层—外层四条线）、变量矩阵空白表。</w:t>
-      </w:r>
-    </w:p>
-    <w:p>
-      <w:pPr>
-        <w:pStyle w:val="LectureBullet"/>
-      </w:pPr>
-      <w:r>
         <w:t>• 课堂资料：三组秀场并列图（Jil Sander长度分级、Xu Zhi重量递增、Calvin Klein形态分级）只作原理观察，不代表品牌官方版型说明。</w:t>
       </w:r>
     </w:p>
@@ -848,15 +840,6 @@
       </w:r>
     </w:p>
     <w:p>
-      <w:pPr/>
-      <w:r>
-        <w:rPr>
-          <w:b/>
-        </w:rPr>
-        <w:t>【教师讲稿｜可直接发言】</w:t>
-      </w:r>
-    </w:p>
-    <w:p>
       <w:pPr>
         <w:pStyle w:val="SpokenText"/>
       </w:pPr>
@@ -933,15 +916,6 @@
       </w:r>
     </w:p>
     <w:p>
-      <w:pPr/>
-      <w:r>
-        <w:rPr>
-          <w:b/>
-        </w:rPr>
-        <w:t>【教师讲稿｜可直接发言】</w:t>
-      </w:r>
-    </w:p>
-    <w:p>
       <w:pPr>
         <w:pStyle w:val="SpokenText"/>
       </w:pPr>
@@ -986,15 +960,6 @@
       </w:r>
     </w:p>
     <w:p>
-      <w:pPr/>
-      <w:r>
-        <w:rPr>
-          <w:b/>
-        </w:rPr>
-        <w:t>【教师讲稿｜可直接发言】</w:t>
-      </w:r>
-    </w:p>
-    <w:p>
       <w:pPr>
         <w:pStyle w:val="SpokenText"/>
       </w:pPr>
@@ -1071,15 +1036,6 @@
       </w:r>
     </w:p>
     <w:p>
-      <w:pPr/>
-      <w:r>
-        <w:rPr>
-          <w:b/>
-        </w:rPr>
-        <w:t>【教师讲稿｜可直接发言】</w:t>
-      </w:r>
-    </w:p>
-    <w:p>
       <w:pPr>
         <w:pStyle w:val="SpokenText"/>
       </w:pPr>
@@ -1164,15 +1120,6 @@
       </w:r>
     </w:p>
     <w:p>
-      <w:pPr/>
-      <w:r>
-        <w:rPr>
-          <w:b/>
-        </w:rPr>
-        <w:t>【教师讲稿｜可直接发言】</w:t>
-      </w:r>
-    </w:p>
-    <w:p>
       <w:pPr>
         <w:pStyle w:val="SpokenText"/>
       </w:pPr>
@@ -1249,15 +1196,6 @@
       </w:r>
     </w:p>
     <w:p>
-      <w:pPr/>
-      <w:r>
-        <w:rPr>
-          <w:b/>
-        </w:rPr>
-        <w:t>【教师讲稿｜可直接发言】</w:t>
-      </w:r>
-    </w:p>
-    <w:p>
       <w:pPr>
         <w:pStyle w:val="SpokenText"/>
       </w:pPr>
@@ -1334,15 +1272,6 @@
       </w:r>
     </w:p>
     <w:p>
-      <w:pPr/>
-      <w:r>
-        <w:rPr>
-          <w:b/>
-        </w:rPr>
-        <w:t>【教师讲稿｜可直接发言】</w:t>
-      </w:r>
-    </w:p>
-    <w:p>
       <w:pPr>
         <w:pStyle w:val="SpokenText"/>
       </w:pPr>
@@ -1419,15 +1348,6 @@
       </w:r>
     </w:p>
     <w:p>
-      <w:pPr/>
-      <w:r>
-        <w:rPr>
-          <w:b/>
-        </w:rPr>
-        <w:t>【教师讲稿｜可直接发言】</w:t>
-      </w:r>
-    </w:p>
-    <w:p>
       <w:pPr>
         <w:pStyle w:val="SpokenText"/>
       </w:pPr>
@@ -1496,15 +1416,6 @@
       </w:r>
     </w:p>
     <w:p>
-      <w:pPr/>
-      <w:r>
-        <w:rPr>
-          <w:b/>
-        </w:rPr>
-        <w:t>【教师讲稿｜可直接发言】</w:t>
-      </w:r>
-    </w:p>
-    <w:p>
       <w:pPr>
         <w:pStyle w:val="SpokenText"/>
       </w:pPr>
@@ -1573,15 +1484,6 @@
       </w:r>
     </w:p>
     <w:p>
-      <w:pPr/>
-      <w:r>
-        <w:rPr>
-          <w:b/>
-        </w:rPr>
-        <w:t>【教师讲稿｜可直接发言】</w:t>
-      </w:r>
-    </w:p>
-    <w:p>
       <w:pPr>
         <w:pStyle w:val="SpokenText"/>
       </w:pPr>
@@ -1642,15 +1544,6 @@
       </w:r>
     </w:p>
     <w:p>
-      <w:pPr/>
-      <w:r>
-        <w:rPr>
-          <w:b/>
-        </w:rPr>
-        <w:t>【教师讲稿｜可直接发言】</w:t>
-      </w:r>
-    </w:p>
-    <w:p>
       <w:pPr>
         <w:pStyle w:val="SpokenText"/>
       </w:pPr>
@@ -1727,15 +1620,6 @@
       </w:r>
     </w:p>
     <w:p>
-      <w:pPr/>
-      <w:r>
-        <w:rPr>
-          <w:b/>
-        </w:rPr>
-        <w:t>【教师讲稿｜可直接发言】</w:t>
-      </w:r>
-    </w:p>
-    <w:p>
       <w:pPr>
         <w:pStyle w:val="SpokenText"/>
       </w:pPr>
@@ -1824,15 +1708,6 @@
       </w:r>
     </w:p>
     <w:p>
-      <w:pPr/>
-      <w:r>
-        <w:rPr>
-          <w:b/>
-        </w:rPr>
-        <w:t xml:space="preserve">【教师讲稿｜可直接发言】</w:t>
-      </w:r>
-    </w:p>
-    <w:p>
       <w:pPr>
         <w:pStyle w:val="SpokenText"/>
       </w:pPr>
@@ -1905,15 +1780,6 @@
       </w:r>
     </w:p>
     <w:p>
-      <w:pPr/>
-      <w:r>
-        <w:rPr>
-          <w:b/>
-        </w:rPr>
-        <w:t xml:space="preserve">【教师讲稿｜可直接发言】</w:t>
-      </w:r>
-    </w:p>
-    <w:p>
       <w:pPr>
         <w:pStyle w:val="SpokenText"/>
       </w:pPr>
@@ -1975,15 +1841,6 @@
       </w:pPr>
       <w:r>
         <w:t>建议时间：28分钟　｜　课堂功能：四阶段实操（张力·外套主线·剖面·三档草图）</w:t>
-      </w:r>
-    </w:p>
-    <w:p>
-      <w:pPr/>
-      <w:r>
-        <w:rPr>
-          <w:b/>
-        </w:rPr>
-        <w:t>【教师讲稿｜可直接发言】</w:t>
       </w:r>
     </w:p>
     <w:p>
@@ -2098,15 +1955,6 @@
       </w:r>
     </w:p>
     <w:p>
-      <w:pPr/>
-      <w:r>
-        <w:rPr>
-          <w:b/>
-        </w:rPr>
-        <w:t>【教师讲稿｜可直接发言】</w:t>
-      </w:r>
-    </w:p>
-    <w:p>
       <w:pPr>
         <w:pStyle w:val="SpokenText"/>
       </w:pPr>
@@ -2151,15 +1999,6 @@
       </w:r>
     </w:p>
     <w:p>
-      <w:pPr/>
-      <w:r>
-        <w:rPr>
-          <w:b/>
-        </w:rPr>
-        <w:t>【教师讲稿｜可直接发言】</w:t>
-      </w:r>
-    </w:p>
-    <w:p>
       <w:pPr>
         <w:pStyle w:val="SpokenText"/>
       </w:pPr>
@@ -2236,15 +2075,6 @@
       </w:r>
     </w:p>
     <w:p>
-      <w:pPr/>
-      <w:r>
-        <w:rPr>
-          <w:b/>
-        </w:rPr>
-        <w:t>【教师讲稿｜可直接发言】</w:t>
-      </w:r>
-    </w:p>
-    <w:p>
       <w:pPr>
         <w:pStyle w:val="SpokenText"/>
       </w:pPr>
@@ -2313,15 +2143,6 @@
       </w:r>
     </w:p>
     <w:p>
-      <w:pPr/>
-      <w:r>
-        <w:rPr>
-          <w:b/>
-        </w:rPr>
-        <w:t>【教师讲稿｜可直接发言】</w:t>
-      </w:r>
-    </w:p>
-    <w:p>
       <w:pPr>
         <w:pStyle w:val="SpokenText"/>
       </w:pPr>
@@ -2390,15 +2211,6 @@
       </w:r>
     </w:p>
     <w:p>
-      <w:pPr/>
-      <w:r>
-        <w:rPr>
-          <w:b/>
-        </w:rPr>
-        <w:t>【教师讲稿｜可直接发言】</w:t>
-      </w:r>
-    </w:p>
-    <w:p>
       <w:pPr>
         <w:pStyle w:val="SpokenText"/>
       </w:pPr>
@@ -2483,15 +2295,6 @@
       </w:r>
     </w:p>
     <w:p>
-      <w:pPr/>
-      <w:r>
-        <w:rPr>
-          <w:b/>
-        </w:rPr>
-        <w:t>【教师讲稿｜可直接发言】</w:t>
-      </w:r>
-    </w:p>
-    <w:p>
       <w:pPr>
         <w:pStyle w:val="SpokenText"/>
       </w:pPr>
@@ -2568,15 +2371,6 @@
       </w:r>
     </w:p>
     <w:p>
-      <w:pPr/>
-      <w:r>
-        <w:rPr>
-          <w:b/>
-        </w:rPr>
-        <w:t>【教师讲稿｜可直接发言】</w:t>
-      </w:r>
-    </w:p>
-    <w:p>
       <w:pPr>
         <w:pStyle w:val="SpokenText"/>
       </w:pPr>
@@ -2645,15 +2439,6 @@
       </w:r>
     </w:p>
     <w:p>
-      <w:pPr/>
-      <w:r>
-        <w:rPr>
-          <w:b/>
-        </w:rPr>
-        <w:t>【教师讲稿｜可直接发言】</w:t>
-      </w:r>
-    </w:p>
-    <w:p>
       <w:pPr>
         <w:pStyle w:val="SpokenText"/>
       </w:pPr>
@@ -2722,15 +2507,6 @@
       </w:r>
     </w:p>
     <w:p>
-      <w:pPr/>
-      <w:r>
-        <w:rPr>
-          <w:b/>
-        </w:rPr>
-        <w:t>【教师讲稿｜可直接发言】</w:t>
-      </w:r>
-    </w:p>
-    <w:p>
       <w:pPr>
         <w:pStyle w:val="SpokenText"/>
       </w:pPr>
@@ -2807,15 +2583,6 @@
       </w:r>
     </w:p>
     <w:p>
-      <w:pPr/>
-      <w:r>
-        <w:rPr>
-          <w:b/>
-        </w:rPr>
-        <w:t>【教师讲稿｜可直接发言】</w:t>
-      </w:r>
-    </w:p>
-    <w:p>
       <w:pPr>
         <w:pStyle w:val="SpokenText"/>
       </w:pPr>
@@ -2884,15 +2651,6 @@
       </w:r>
     </w:p>
     <w:p>
-      <w:pPr/>
-      <w:r>
-        <w:rPr>
-          <w:b/>
-        </w:rPr>
-        <w:t>【教师讲稿｜可直接发言】</w:t>
-      </w:r>
-    </w:p>
-    <w:p>
       <w:pPr>
         <w:pStyle w:val="SpokenText"/>
       </w:pPr>
@@ -2971,137 +2729,6 @@
       </w:pPr>
       <w:r>
         <w:t>• 学生课后自查时，把本周的“色彩与材料计划”对应到期末的“整体造型美感”与“趋势性与元素”两项。</w:t>
-      </w:r>
-    </w:p>
-    <w:p>
-      <w:pPr/>
-      <w:r>
-        <w:rPr>
-          <w:b/>
-        </w:rPr>
-        <w:t>【二｜计时口令（可直接照念）】</w:t>
-      </w:r>
-    </w:p>
-    <w:p>
-      <w:pPr>
-        <w:pStyle w:val="LectureBullet"/>
-      </w:pPr>
-      <w:r>
-        <w:t>• 第1课时实操：“二十八分钟。前六分钟只写概念张力——两个对立词，不是两个近义词。”／“还剩六分钟，三档外套草图，不画装饰。”</w:t>
-      </w:r>
-    </w:p>
-    <w:p>
-      <w:pPr>
-        <w:pStyle w:val="LectureBullet"/>
-      </w:pPr>
-      <w:r>
-        <w:t>• 第2课时实操：“二十八分钟。前六分钟做三种配色方案，三种都要做。”／“还剩六分钟，标出风险并提出一项修正。没有风险说明的品类，下周不做样片。”</w:t>
-      </w:r>
-    </w:p>
-    <w:p>
-      <w:pPr>
-        <w:pStyle w:val="LectureBullet"/>
-      </w:pPr>
-      <w:r>
-        <w:t>• 讲评：“证据、判断、动作。请指出是外套主线上的哪一档。”</w:t>
-      </w:r>
-    </w:p>
-    <w:p>
-      <w:pPr/>
-      <w:r>
-        <w:rPr>
-          <w:b/>
-        </w:rPr>
-        <w:t>【三｜常见误解与标准回应】</w:t>
-      </w:r>
-    </w:p>
-    <w:p>
-      <w:pPr>
-        <w:pStyle w:val="LectureBullet"/>
-      </w:pPr>
-      <w:r>
-        <w:t>• “秋冬就是深色加厚吧” → “那五套看起来会一样重。深色显轻、浅色显重——同样克重换个颜色，视觉重心就移位。”</w:t>
-      </w:r>
-    </w:p>
-    <w:p>
-      <w:pPr>
-        <w:pStyle w:val="LectureBullet"/>
-      </w:pPr>
-      <w:r>
-        <w:t>• “五套都做长大衣可以吗” → “不行。短、中、长各一套，剩下两套做叠穿与色彩面积的对照。”</w:t>
-      </w:r>
-    </w:p>
-    <w:p>
-      <w:pPr>
-        <w:pStyle w:val="LectureBullet"/>
-      </w:pPr>
-      <w:r>
-        <w:t>• “层数越多越暖和吧” → “每加一层，肩、袖窿与下摆的活动余量同时下降。先量袖窿，再加层。”</w:t>
-      </w:r>
-    </w:p>
-    <w:p>
-      <w:pPr>
-        <w:pStyle w:val="LectureBullet"/>
-      </w:pPr>
-      <w:r>
-        <w:t>• “颜色多一点更丰富” → “靠明度差拉开三者，不是靠增加颜色数量。加第三色之前，先说它占百分之几。”</w:t>
-      </w:r>
-    </w:p>
-    <w:p>
-      <w:pPr>
-        <w:pStyle w:val="LectureBullet"/>
-      </w:pPr>
-      <w:r>
-        <w:t>• “材料我先选好看的” → “先写它挡什么、重多少。没有写出性能理由的材料，不进入配色测试。”</w:t>
-      </w:r>
-    </w:p>
-    <w:p>
-      <w:pPr>
-        <w:pStyle w:val="LectureBullet"/>
-      </w:pPr>
-      <w:r>
-        <w:t>• “无外套那一套是不是可以省掉” → “不能。脱掉外套还成立，才证明叠穿系统成立。”</w:t>
-      </w:r>
-    </w:p>
-    <w:p>
-      <w:pPr/>
-      <w:r>
-        <w:rPr>
-          <w:b/>
-        </w:rPr>
-        <w:t>【四｜中国大陆课堂中的跨文化表达提醒】</w:t>
-      </w:r>
-    </w:p>
-    <w:p>
-      <w:pPr>
-        <w:pStyle w:val="LectureBullet"/>
-      </w:pPr>
-      <w:r>
-        <w:t>• 比较三位设计师时只问原理与代价，不问“哪一种更东方”；案例含上海时装周与欧美品牌，避免用地域给设计水平排序。</w:t>
-      </w:r>
-    </w:p>
-    <w:p>
-      <w:pPr>
-        <w:pStyle w:val="LectureBullet"/>
-      </w:pPr>
-      <w:r>
-        <w:t>• 教材证据须完整报出版社与页码：于芳《服装设计基础与创意实践》（中国纺织出版社，2023）第71页；Steven Faerm《The Fashion Design Course》第52页。</w:t>
-      </w:r>
-    </w:p>
-    <w:p>
-      <w:pPr>
-        <w:pStyle w:val="LectureBullet"/>
-      </w:pPr>
-      <w:r>
-        <w:t>• 讲气候条件时使用可核对的说法（室内外温差、供暖或空调条件），不要用“你们这里的冬天”这类外部视角表述。</w:t>
-      </w:r>
-    </w:p>
-    <w:p>
-      <w:pPr>
-        <w:pStyle w:val="LectureBullet"/>
-      </w:pPr>
-      <w:r>
-        <w:t>• 英文术语（Outerwear Spine、Layering Allowance、CMF Plan、Thermal Function）首次出现时中英各说一次，之后只用中文。</w:t>
       </w:r>
     </w:p>
     <w:p>

--- a/docs/jiangao/《女装设计III》第10周_中国大陆课堂完整讲稿_中文.docx
+++ b/docs/jiangao/《女装设计III》第10周_中国大陆课堂完整讲稿_中文.docx
@@ -165,6 +165,14 @@
       </w:pPr>
       <w:r>
         <w:t>还有一句：这周定下来的重量，期末改起来代价最大。因为重量一变，纸样、材料、成本全都要重来。</w:t>
+      </w:r>
+    </w:p>
+    <w:p>
+      <w:pPr>
+        <w:pStyle w:val="SpokenText"/>
+      </w:pPr>
+      <w:r>
+        <w:t xml:space="preserve">今天会反复出现三个词：“外套主线、剖面、色彩故事”。剖面是把衣服横切一刀去看——外层和内层之间还剩多少空间，能不能塞得下里面那件。秋冬的重量就是在这里决定的。</w:t>
       </w:r>
     </w:p>
     <w:p>

--- a/docs/jiangao/《女装设计III》第10周_中国大陆课堂完整讲稿_中文.docx
+++ b/docs/jiangao/《女装设计III》第10周_中国大陆课堂完整讲稿_中文.docx
@@ -2347,7 +2347,7 @@
         <w:pStyle w:val="SpokenText"/>
       </w:pPr>
       <w:r>
-        <w:t>交接第11周：概念张力、外套主线和CMF骨架，是材料和坯样验证的输入。没有风险说明的品类，下周不做样片。</w:t>
+        <w:t>交接第11周：概念张力、外套主线和CMF骨架，是材料和款式图验证的输入。没有风险说明的品类，下周不做样片。</w:t>
       </w:r>
     </w:p>
     <w:p>
